--- a/PMV_Punto_Participa.docx
+++ b/PMV_Punto_Participa.docx
@@ -629,7 +629,7 @@
     </w:p>
     <w:sdt>
       <w:sdtPr>
-        <w:id w:val="278501121"/>
+        <w:id w:val="2028261478"/>
         <w:docPartObj>
           <w:docPartGallery w:val="Table of Contents"/>
           <w:docPartUnique w:val="1"/>
@@ -4130,12 +4130,12 @@
           <wp:inline distB="0" distT="0" distL="0" distR="0">
             <wp:extent cx="5655291" cy="3156441"/>
             <wp:effectExtent b="0" l="0" r="0" t="0"/>
-            <wp:docPr id="1782133802" name="image3.jpg"/>
+            <wp:docPr id="1782133802" name="image2.jpg"/>
             <a:graphic>
               <a:graphicData uri="http://schemas.openxmlformats.org/drawingml/2006/picture">
                 <pic:pic>
                   <pic:nvPicPr>
-                    <pic:cNvPr id="0" name="image3.jpg"/>
+                    <pic:cNvPr id="0" name="image2.jpg"/>
                     <pic:cNvPicPr preferRelativeResize="0"/>
                   </pic:nvPicPr>
                   <pic:blipFill>
@@ -6716,7 +6716,7 @@
                 <w:rFonts w:ascii="Arial" w:cs="Arial" w:eastAsia="Arial" w:hAnsi="Arial"/>
                 <w:rtl w:val="0"/>
               </w:rPr>
-              <w:t xml:space="preserve">c</w:t>
+              <w:t xml:space="preserve">Épica 001 – Registro de asistencia </w:t>
             </w:r>
           </w:p>
         </w:tc>
@@ -7314,7 +7314,7 @@
                 <w:rFonts w:ascii="Arial" w:cs="Arial" w:eastAsia="Arial" w:hAnsi="Arial"/>
                 <w:rtl w:val="0"/>
               </w:rPr>
-              <w:t xml:space="preserve">Épica 001 – Registro de asistencia </w:t>
+              <w:t xml:space="preserve">001 – Registro de asistencia </w:t>
             </w:r>
           </w:p>
         </w:tc>
@@ -7362,8 +7362,10 @@
             </w:pPr>
             <w:r>
               <w:rPr>
-                <w:rtl w:val="0"/>
-              </w:rPr>
+                <w:rFonts w:ascii="Arial" w:cs="Arial" w:eastAsia="Arial" w:hAnsi="Arial"/>
+                <w:rtl w:val="0"/>
+              </w:rPr>
+              <w:t xml:space="preserve">X</w:t>
             </w:r>
           </w:p>
         </w:tc>
@@ -7491,52 +7493,7 @@
                 <w:rFonts w:ascii="Arial" w:cs="Arial" w:eastAsia="Arial" w:hAnsi="Arial"/>
                 <w:rtl w:val="0"/>
               </w:rPr>
-              <w:t xml:space="preserve">Épica 002 – Gestión de cupos e inscripciones </w:t>
-            </w:r>
-          </w:p>
-        </w:tc>
-        <w:tc>
-          <w:tcPr/>
-          <w:p>
-            <w:pPr>
-              <w:rPr>
-                <w:rFonts w:ascii="Arial" w:cs="Arial" w:eastAsia="Arial" w:hAnsi="Arial"/>
-              </w:rPr>
-            </w:pPr>
-            <w:r>
-              <w:rPr>
-                <w:rtl w:val="0"/>
-              </w:rPr>
-            </w:r>
-          </w:p>
-        </w:tc>
-        <w:tc>
-          <w:tcPr/>
-          <w:p>
-            <w:pPr>
-              <w:rPr>
-                <w:rFonts w:ascii="Arial" w:cs="Arial" w:eastAsia="Arial" w:hAnsi="Arial"/>
-              </w:rPr>
-            </w:pPr>
-            <w:r>
-              <w:rPr>
-                <w:rtl w:val="0"/>
-              </w:rPr>
-            </w:r>
-          </w:p>
-        </w:tc>
-        <w:tc>
-          <w:tcPr/>
-          <w:p>
-            <w:pPr>
-              <w:rPr>
-                <w:rFonts w:ascii="Arial" w:cs="Arial" w:eastAsia="Arial" w:hAnsi="Arial"/>
-              </w:rPr>
-            </w:pPr>
-            <w:r>
-              <w:rPr>
-                <w:rtl w:val="0"/>
-              </w:rPr>
+              <w:t xml:space="preserve">004 – Usuarios y roles </w:t>
             </w:r>
           </w:p>
         </w:tc>
@@ -7584,10 +7541,53 @@
             </w:pPr>
             <w:r>
               <w:rPr>
-                <w:rFonts w:ascii="Arial" w:cs="Arial" w:eastAsia="Arial" w:hAnsi="Arial"/>
-                <w:rtl w:val="0"/>
-              </w:rPr>
-              <w:t xml:space="preserve">X</w:t>
+                <w:rtl w:val="0"/>
+              </w:rPr>
+            </w:r>
+          </w:p>
+        </w:tc>
+        <w:tc>
+          <w:tcPr/>
+          <w:p>
+            <w:pPr>
+              <w:rPr>
+                <w:rFonts w:ascii="Arial" w:cs="Arial" w:eastAsia="Arial" w:hAnsi="Arial"/>
+              </w:rPr>
+            </w:pPr>
+            <w:r>
+              <w:rPr>
+                <w:rtl w:val="0"/>
+              </w:rPr>
+            </w:r>
+          </w:p>
+        </w:tc>
+        <w:tc>
+          <w:tcPr/>
+          <w:p>
+            <w:pPr>
+              <w:rPr>
+                <w:rFonts w:ascii="Arial" w:cs="Arial" w:eastAsia="Arial" w:hAnsi="Arial"/>
+              </w:rPr>
+            </w:pPr>
+            <w:r>
+              <w:rPr>
+                <w:rtl w:val="0"/>
+              </w:rPr>
+            </w:r>
+          </w:p>
+        </w:tc>
+        <w:tc>
+          <w:tcPr/>
+          <w:p>
+            <w:pPr>
+              <w:rPr>
+                <w:rFonts w:ascii="Arial" w:cs="Arial" w:eastAsia="Arial" w:hAnsi="Arial"/>
+              </w:rPr>
+            </w:pPr>
+            <w:r>
+              <w:rPr>
+                <w:rtl w:val="0"/>
+              </w:rPr>
             </w:r>
           </w:p>
         </w:tc>
@@ -7670,67 +7670,7 @@
                 <w:rFonts w:ascii="Arial" w:cs="Arial" w:eastAsia="Arial" w:hAnsi="Arial"/>
                 <w:rtl w:val="0"/>
               </w:rPr>
-              <w:t xml:space="preserve">Épica 003 – Invitaciones por correo </w:t>
-            </w:r>
-          </w:p>
-        </w:tc>
-        <w:tc>
-          <w:tcPr/>
-          <w:p>
-            <w:pPr>
-              <w:rPr>
-                <w:rFonts w:ascii="Arial" w:cs="Arial" w:eastAsia="Arial" w:hAnsi="Arial"/>
-              </w:rPr>
-            </w:pPr>
-            <w:r>
-              <w:rPr>
-                <w:rtl w:val="0"/>
-              </w:rPr>
-            </w:r>
-          </w:p>
-        </w:tc>
-        <w:tc>
-          <w:tcPr/>
-          <w:p>
-            <w:pPr>
-              <w:rPr>
-                <w:rFonts w:ascii="Arial" w:cs="Arial" w:eastAsia="Arial" w:hAnsi="Arial"/>
-              </w:rPr>
-            </w:pPr>
-            <w:r>
-              <w:rPr>
-                <w:rtl w:val="0"/>
-              </w:rPr>
-            </w:r>
-          </w:p>
-        </w:tc>
-        <w:tc>
-          <w:tcPr/>
-          <w:p>
-            <w:pPr>
-              <w:rPr>
-                <w:rFonts w:ascii="Arial" w:cs="Arial" w:eastAsia="Arial" w:hAnsi="Arial"/>
-              </w:rPr>
-            </w:pPr>
-            <w:r>
-              <w:rPr>
-                <w:rtl w:val="0"/>
-              </w:rPr>
-            </w:r>
-          </w:p>
-        </w:tc>
-        <w:tc>
-          <w:tcPr/>
-          <w:p>
-            <w:pPr>
-              <w:rPr>
-                <w:rFonts w:ascii="Arial" w:cs="Arial" w:eastAsia="Arial" w:hAnsi="Arial"/>
-              </w:rPr>
-            </w:pPr>
-            <w:r>
-              <w:rPr>
-                <w:rtl w:val="0"/>
-              </w:rPr>
+              <w:t xml:space="preserve">006 – Gestión de actividades </w:t>
             </w:r>
           </w:p>
         </w:tc>
@@ -7765,6 +7705,68 @@
                 <w:rtl w:val="0"/>
               </w:rPr>
               <w:t xml:space="preserve">X</w:t>
+            </w:r>
+          </w:p>
+        </w:tc>
+        <w:tc>
+          <w:tcPr/>
+          <w:p>
+            <w:pPr>
+              <w:rPr>
+                <w:rFonts w:ascii="Arial" w:cs="Arial" w:eastAsia="Arial" w:hAnsi="Arial"/>
+              </w:rPr>
+            </w:pPr>
+            <w:r>
+              <w:rPr>
+                <w:rFonts w:ascii="Arial" w:cs="Arial" w:eastAsia="Arial" w:hAnsi="Arial"/>
+                <w:rtl w:val="0"/>
+              </w:rPr>
+              <w:t xml:space="preserve">X</w:t>
+            </w:r>
+          </w:p>
+        </w:tc>
+        <w:tc>
+          <w:tcPr/>
+          <w:p>
+            <w:pPr>
+              <w:rPr>
+                <w:rFonts w:ascii="Arial" w:cs="Arial" w:eastAsia="Arial" w:hAnsi="Arial"/>
+              </w:rPr>
+            </w:pPr>
+            <w:r>
+              <w:rPr>
+                <w:rtl w:val="0"/>
+              </w:rPr>
+            </w:r>
+          </w:p>
+        </w:tc>
+        <w:tc>
+          <w:tcPr/>
+          <w:p>
+            <w:pPr>
+              <w:rPr>
+                <w:rFonts w:ascii="Arial" w:cs="Arial" w:eastAsia="Arial" w:hAnsi="Arial"/>
+              </w:rPr>
+            </w:pPr>
+            <w:r>
+              <w:rPr>
+                <w:rtl w:val="0"/>
+              </w:rPr>
+            </w:r>
+          </w:p>
+        </w:tc>
+        <w:tc>
+          <w:tcPr/>
+          <w:p>
+            <w:pPr>
+              <w:rPr>
+                <w:rFonts w:ascii="Arial" w:cs="Arial" w:eastAsia="Arial" w:hAnsi="Arial"/>
+              </w:rPr>
+            </w:pPr>
+            <w:r>
+              <w:rPr>
+                <w:rtl w:val="0"/>
+              </w:rPr>
             </w:r>
           </w:p>
         </w:tc>
@@ -7847,7 +7849,52 @@
                 <w:rFonts w:ascii="Arial" w:cs="Arial" w:eastAsia="Arial" w:hAnsi="Arial"/>
                 <w:rtl w:val="0"/>
               </w:rPr>
-              <w:t xml:space="preserve">Épica 004 – Usuarios y roles </w:t>
+              <w:t xml:space="preserve">002 – Cupos e inscripciones </w:t>
+            </w:r>
+          </w:p>
+        </w:tc>
+        <w:tc>
+          <w:tcPr/>
+          <w:p>
+            <w:pPr>
+              <w:rPr>
+                <w:rFonts w:ascii="Arial" w:cs="Arial" w:eastAsia="Arial" w:hAnsi="Arial"/>
+              </w:rPr>
+            </w:pPr>
+            <w:r>
+              <w:rPr>
+                <w:rtl w:val="0"/>
+              </w:rPr>
+            </w:r>
+          </w:p>
+        </w:tc>
+        <w:tc>
+          <w:tcPr/>
+          <w:p>
+            <w:pPr>
+              <w:rPr>
+                <w:rFonts w:ascii="Arial" w:cs="Arial" w:eastAsia="Arial" w:hAnsi="Arial"/>
+              </w:rPr>
+            </w:pPr>
+            <w:r>
+              <w:rPr>
+                <w:rtl w:val="0"/>
+              </w:rPr>
+            </w:r>
+          </w:p>
+        </w:tc>
+        <w:tc>
+          <w:tcPr/>
+          <w:p>
+            <w:pPr>
+              <w:rPr>
+                <w:rFonts w:ascii="Arial" w:cs="Arial" w:eastAsia="Arial" w:hAnsi="Arial"/>
+              </w:rPr>
+            </w:pPr>
+            <w:r>
+              <w:rPr>
+                <w:rtl w:val="0"/>
+              </w:rPr>
             </w:r>
           </w:p>
         </w:tc>
@@ -7882,51 +7929,6 @@
                 <w:rtl w:val="0"/>
               </w:rPr>
               <w:t xml:space="preserve">X</w:t>
-            </w:r>
-          </w:p>
-        </w:tc>
-        <w:tc>
-          <w:tcPr/>
-          <w:p>
-            <w:pPr>
-              <w:rPr>
-                <w:rFonts w:ascii="Arial" w:cs="Arial" w:eastAsia="Arial" w:hAnsi="Arial"/>
-              </w:rPr>
-            </w:pPr>
-            <w:r>
-              <w:rPr>
-                <w:rtl w:val="0"/>
-              </w:rPr>
-            </w:r>
-          </w:p>
-        </w:tc>
-        <w:tc>
-          <w:tcPr/>
-          <w:p>
-            <w:pPr>
-              <w:rPr>
-                <w:rFonts w:ascii="Arial" w:cs="Arial" w:eastAsia="Arial" w:hAnsi="Arial"/>
-              </w:rPr>
-            </w:pPr>
-            <w:r>
-              <w:rPr>
-                <w:rtl w:val="0"/>
-              </w:rPr>
-            </w:r>
-          </w:p>
-        </w:tc>
-        <w:tc>
-          <w:tcPr/>
-          <w:p>
-            <w:pPr>
-              <w:rPr>
-                <w:rFonts w:ascii="Arial" w:cs="Arial" w:eastAsia="Arial" w:hAnsi="Arial"/>
-              </w:rPr>
-            </w:pPr>
-            <w:r>
-              <w:rPr>
-                <w:rtl w:val="0"/>
-              </w:rPr>
             </w:r>
           </w:p>
         </w:tc>
@@ -8024,37 +8026,7 @@
                 <w:rFonts w:ascii="Arial" w:cs="Arial" w:eastAsia="Arial" w:hAnsi="Arial"/>
                 <w:rtl w:val="0"/>
               </w:rPr>
-              <w:t xml:space="preserve">Épica 005 – Reportes y métricas </w:t>
-            </w:r>
-          </w:p>
-        </w:tc>
-        <w:tc>
-          <w:tcPr/>
-          <w:p>
-            <w:pPr>
-              <w:rPr>
-                <w:rFonts w:ascii="Arial" w:cs="Arial" w:eastAsia="Arial" w:hAnsi="Arial"/>
-              </w:rPr>
-            </w:pPr>
-            <w:r>
-              <w:rPr>
-                <w:rtl w:val="0"/>
-              </w:rPr>
-            </w:r>
-          </w:p>
-        </w:tc>
-        <w:tc>
-          <w:tcPr/>
-          <w:p>
-            <w:pPr>
-              <w:rPr>
-                <w:rFonts w:ascii="Arial" w:cs="Arial" w:eastAsia="Arial" w:hAnsi="Arial"/>
-              </w:rPr>
-            </w:pPr>
-            <w:r>
-              <w:rPr>
-                <w:rtl w:val="0"/>
-              </w:rPr>
+              <w:t xml:space="preserve">003 – Invitaciones por correo </w:t>
             </w:r>
           </w:p>
         </w:tc>
@@ -8145,44 +8117,68 @@
             </w:pPr>
             <w:r>
               <w:rPr>
-                <w:rFonts w:ascii="Arial" w:cs="Arial" w:eastAsia="Arial" w:hAnsi="Arial"/>
-                <w:rtl w:val="0"/>
-              </w:rPr>
-              <w:t xml:space="preserve">X</w:t>
-            </w:r>
-          </w:p>
-        </w:tc>
-        <w:tc>
-          <w:tcPr/>
-          <w:p>
-            <w:pPr>
-              <w:rPr>
-                <w:rFonts w:ascii="Arial" w:cs="Arial" w:eastAsia="Arial" w:hAnsi="Arial"/>
-              </w:rPr>
-            </w:pPr>
-            <w:r>
-              <w:rPr>
-                <w:rFonts w:ascii="Arial" w:cs="Arial" w:eastAsia="Arial" w:hAnsi="Arial"/>
-                <w:rtl w:val="0"/>
-              </w:rPr>
-              <w:t xml:space="preserve">X</w:t>
-            </w:r>
-          </w:p>
-        </w:tc>
-        <w:tc>
-          <w:tcPr/>
-          <w:p>
-            <w:pPr>
-              <w:rPr>
-                <w:rFonts w:ascii="Arial" w:cs="Arial" w:eastAsia="Arial" w:hAnsi="Arial"/>
-              </w:rPr>
-            </w:pPr>
-            <w:r>
-              <w:rPr>
-                <w:rFonts w:ascii="Arial" w:cs="Arial" w:eastAsia="Arial" w:hAnsi="Arial"/>
-                <w:rtl w:val="0"/>
-              </w:rPr>
-              <w:t xml:space="preserve">X</w:t>
+                <w:rtl w:val="0"/>
+              </w:rPr>
+            </w:r>
+          </w:p>
+        </w:tc>
+        <w:tc>
+          <w:tcPr/>
+          <w:p>
+            <w:pPr>
+              <w:rPr>
+                <w:rFonts w:ascii="Arial" w:cs="Arial" w:eastAsia="Arial" w:hAnsi="Arial"/>
+              </w:rPr>
+            </w:pPr>
+            <w:r>
+              <w:rPr>
+                <w:rtl w:val="0"/>
+              </w:rPr>
+            </w:r>
+          </w:p>
+        </w:tc>
+        <w:tc>
+          <w:tcPr/>
+          <w:p>
+            <w:pPr>
+              <w:rPr>
+                <w:rFonts w:ascii="Arial" w:cs="Arial" w:eastAsia="Arial" w:hAnsi="Arial"/>
+              </w:rPr>
+            </w:pPr>
+            <w:r>
+              <w:rPr>
+                <w:rtl w:val="0"/>
+              </w:rPr>
+            </w:r>
+          </w:p>
+        </w:tc>
+        <w:tc>
+          <w:tcPr/>
+          <w:p>
+            <w:pPr>
+              <w:rPr>
+                <w:rFonts w:ascii="Arial" w:cs="Arial" w:eastAsia="Arial" w:hAnsi="Arial"/>
+              </w:rPr>
+            </w:pPr>
+            <w:r>
+              <w:rPr>
+                <w:rtl w:val="0"/>
+              </w:rPr>
+            </w:r>
+          </w:p>
+        </w:tc>
+        <w:tc>
+          <w:tcPr/>
+          <w:p>
+            <w:pPr>
+              <w:rPr>
+                <w:rFonts w:ascii="Arial" w:cs="Arial" w:eastAsia="Arial" w:hAnsi="Arial"/>
+              </w:rPr>
+            </w:pPr>
+            <w:r>
+              <w:rPr>
+                <w:rtl w:val="0"/>
+              </w:rPr>
             </w:r>
           </w:p>
         </w:tc>
@@ -8205,7 +8201,82 @@
                 <w:rFonts w:ascii="Arial" w:cs="Arial" w:eastAsia="Arial" w:hAnsi="Arial"/>
                 <w:rtl w:val="0"/>
               </w:rPr>
-              <w:t xml:space="preserve">Épica 006 – Gestión de actividades </w:t>
+              <w:t xml:space="preserve">007 – Auditoría y trazabilidad </w:t>
+            </w:r>
+          </w:p>
+        </w:tc>
+        <w:tc>
+          <w:tcPr/>
+          <w:p>
+            <w:pPr>
+              <w:rPr>
+                <w:rFonts w:ascii="Arial" w:cs="Arial" w:eastAsia="Arial" w:hAnsi="Arial"/>
+              </w:rPr>
+            </w:pPr>
+            <w:r>
+              <w:rPr>
+                <w:rtl w:val="0"/>
+              </w:rPr>
+            </w:r>
+          </w:p>
+        </w:tc>
+        <w:tc>
+          <w:tcPr/>
+          <w:p>
+            <w:pPr>
+              <w:rPr>
+                <w:rFonts w:ascii="Arial" w:cs="Arial" w:eastAsia="Arial" w:hAnsi="Arial"/>
+              </w:rPr>
+            </w:pPr>
+            <w:r>
+              <w:rPr>
+                <w:rtl w:val="0"/>
+              </w:rPr>
+            </w:r>
+          </w:p>
+        </w:tc>
+        <w:tc>
+          <w:tcPr/>
+          <w:p>
+            <w:pPr>
+              <w:rPr>
+                <w:rFonts w:ascii="Arial" w:cs="Arial" w:eastAsia="Arial" w:hAnsi="Arial"/>
+              </w:rPr>
+            </w:pPr>
+            <w:r>
+              <w:rPr>
+                <w:rtl w:val="0"/>
+              </w:rPr>
+            </w:r>
+          </w:p>
+        </w:tc>
+        <w:tc>
+          <w:tcPr/>
+          <w:p>
+            <w:pPr>
+              <w:rPr>
+                <w:rFonts w:ascii="Arial" w:cs="Arial" w:eastAsia="Arial" w:hAnsi="Arial"/>
+              </w:rPr>
+            </w:pPr>
+            <w:r>
+              <w:rPr>
+                <w:rtl w:val="0"/>
+              </w:rPr>
+            </w:r>
+          </w:p>
+        </w:tc>
+        <w:tc>
+          <w:tcPr/>
+          <w:p>
+            <w:pPr>
+              <w:rPr>
+                <w:rFonts w:ascii="Arial" w:cs="Arial" w:eastAsia="Arial" w:hAnsi="Arial"/>
+              </w:rPr>
+            </w:pPr>
+            <w:r>
+              <w:rPr>
+                <w:rtl w:val="0"/>
+              </w:rPr>
             </w:r>
           </w:p>
         </w:tc>
@@ -8240,81 +8311,6 @@
                 <w:rtl w:val="0"/>
               </w:rPr>
               <w:t xml:space="preserve">X</w:t>
-            </w:r>
-          </w:p>
-        </w:tc>
-        <w:tc>
-          <w:tcPr/>
-          <w:p>
-            <w:pPr>
-              <w:rPr>
-                <w:rFonts w:ascii="Arial" w:cs="Arial" w:eastAsia="Arial" w:hAnsi="Arial"/>
-              </w:rPr>
-            </w:pPr>
-            <w:r>
-              <w:rPr>
-                <w:rtl w:val="0"/>
-              </w:rPr>
-            </w:r>
-          </w:p>
-        </w:tc>
-        <w:tc>
-          <w:tcPr/>
-          <w:p>
-            <w:pPr>
-              <w:rPr>
-                <w:rFonts w:ascii="Arial" w:cs="Arial" w:eastAsia="Arial" w:hAnsi="Arial"/>
-              </w:rPr>
-            </w:pPr>
-            <w:r>
-              <w:rPr>
-                <w:rtl w:val="0"/>
-              </w:rPr>
-            </w:r>
-          </w:p>
-        </w:tc>
-        <w:tc>
-          <w:tcPr/>
-          <w:p>
-            <w:pPr>
-              <w:rPr>
-                <w:rFonts w:ascii="Arial" w:cs="Arial" w:eastAsia="Arial" w:hAnsi="Arial"/>
-              </w:rPr>
-            </w:pPr>
-            <w:r>
-              <w:rPr>
-                <w:rtl w:val="0"/>
-              </w:rPr>
-            </w:r>
-          </w:p>
-        </w:tc>
-        <w:tc>
-          <w:tcPr/>
-          <w:p>
-            <w:pPr>
-              <w:rPr>
-                <w:rFonts w:ascii="Arial" w:cs="Arial" w:eastAsia="Arial" w:hAnsi="Arial"/>
-              </w:rPr>
-            </w:pPr>
-            <w:r>
-              <w:rPr>
-                <w:rtl w:val="0"/>
-              </w:rPr>
-            </w:r>
-          </w:p>
-        </w:tc>
-        <w:tc>
-          <w:tcPr/>
-          <w:p>
-            <w:pPr>
-              <w:rPr>
-                <w:rFonts w:ascii="Arial" w:cs="Arial" w:eastAsia="Arial" w:hAnsi="Arial"/>
-              </w:rPr>
-            </w:pPr>
-            <w:r>
-              <w:rPr>
-                <w:rtl w:val="0"/>
-              </w:rPr>
             </w:r>
           </w:p>
         </w:tc>
@@ -8382,7 +8378,22 @@
                 <w:rFonts w:ascii="Arial" w:cs="Arial" w:eastAsia="Arial" w:hAnsi="Arial"/>
                 <w:rtl w:val="0"/>
               </w:rPr>
-              <w:t xml:space="preserve">Épica 007 – Auditoría y trazabilidad </w:t>
+              <w:t xml:space="preserve">005 – Reportes y métricas </w:t>
+            </w:r>
+          </w:p>
+        </w:tc>
+        <w:tc>
+          <w:tcPr/>
+          <w:p>
+            <w:pPr>
+              <w:rPr>
+                <w:rFonts w:ascii="Arial" w:cs="Arial" w:eastAsia="Arial" w:hAnsi="Arial"/>
+              </w:rPr>
+            </w:pPr>
+            <w:r>
+              <w:rPr>
+                <w:rtl w:val="0"/>
+              </w:rPr>
             </w:r>
           </w:p>
         </w:tc>
@@ -8505,23 +8516,10 @@
             </w:pPr>
             <w:r>
               <w:rPr>
-                <w:rtl w:val="0"/>
-              </w:rPr>
-            </w:r>
-          </w:p>
-        </w:tc>
-        <w:tc>
-          <w:tcPr/>
-          <w:p>
-            <w:pPr>
-              <w:rPr>
-                <w:rFonts w:ascii="Arial" w:cs="Arial" w:eastAsia="Arial" w:hAnsi="Arial"/>
-              </w:rPr>
-            </w:pPr>
-            <w:r>
-              <w:rPr>
-                <w:rtl w:val="0"/>
-              </w:rPr>
+                <w:rFonts w:ascii="Arial" w:cs="Arial" w:eastAsia="Arial" w:hAnsi="Arial"/>
+                <w:rtl w:val="0"/>
+              </w:rPr>
+              <w:t xml:space="preserve">X</w:t>
             </w:r>
           </w:p>
         </w:tc>
@@ -8559,7 +8557,7 @@
                 <w:rFonts w:ascii="Arial" w:cs="Arial" w:eastAsia="Arial" w:hAnsi="Arial"/>
                 <w:rtl w:val="0"/>
               </w:rPr>
-              <w:t xml:space="preserve">Épica 008 – Respaldo y continuidad de datos </w:t>
+              <w:t xml:space="preserve">008 – Respaldo y continuidad </w:t>
             </w:r>
           </w:p>
         </w:tc>
@@ -8697,6 +8695,179 @@
                 <w:rtl w:val="0"/>
               </w:rPr>
               <w:t xml:space="preserve">X</w:t>
+            </w:r>
+          </w:p>
+        </w:tc>
+        <w:tc>
+          <w:tcPr/>
+          <w:p>
+            <w:pPr>
+              <w:rPr>
+                <w:rFonts w:ascii="Arial" w:cs="Arial" w:eastAsia="Arial" w:hAnsi="Arial"/>
+              </w:rPr>
+            </w:pPr>
+            <w:r>
+              <w:rPr>
+                <w:rtl w:val="0"/>
+              </w:rPr>
+            </w:r>
+          </w:p>
+        </w:tc>
+      </w:tr>
+      <w:tr>
+        <w:trPr>
+          <w:cantSplit w:val="0"/>
+          <w:tblHeader w:val="0"/>
+        </w:trPr>
+        <w:tc>
+          <w:tcPr/>
+          <w:p>
+            <w:pPr>
+              <w:rPr>
+                <w:rFonts w:ascii="Arial" w:cs="Arial" w:eastAsia="Arial" w:hAnsi="Arial"/>
+              </w:rPr>
+            </w:pPr>
+            <w:r>
+              <w:rPr>
+                <w:rFonts w:ascii="Arial" w:cs="Arial" w:eastAsia="Arial" w:hAnsi="Arial"/>
+                <w:rtl w:val="0"/>
+              </w:rPr>
+              <w:t xml:space="preserve">integración y pruebas finales </w:t>
+            </w:r>
+          </w:p>
+        </w:tc>
+        <w:tc>
+          <w:tcPr/>
+          <w:p>
+            <w:pPr>
+              <w:rPr>
+                <w:rFonts w:ascii="Arial" w:cs="Arial" w:eastAsia="Arial" w:hAnsi="Arial"/>
+              </w:rPr>
+            </w:pPr>
+            <w:r>
+              <w:rPr>
+                <w:rtl w:val="0"/>
+              </w:rPr>
+            </w:r>
+          </w:p>
+        </w:tc>
+        <w:tc>
+          <w:tcPr/>
+          <w:p>
+            <w:pPr>
+              <w:rPr>
+                <w:rFonts w:ascii="Arial" w:cs="Arial" w:eastAsia="Arial" w:hAnsi="Arial"/>
+              </w:rPr>
+            </w:pPr>
+            <w:r>
+              <w:rPr>
+                <w:rtl w:val="0"/>
+              </w:rPr>
+            </w:r>
+          </w:p>
+        </w:tc>
+        <w:tc>
+          <w:tcPr/>
+          <w:p>
+            <w:pPr>
+              <w:rPr>
+                <w:rFonts w:ascii="Arial" w:cs="Arial" w:eastAsia="Arial" w:hAnsi="Arial"/>
+              </w:rPr>
+            </w:pPr>
+            <w:r>
+              <w:rPr>
+                <w:rtl w:val="0"/>
+              </w:rPr>
+            </w:r>
+          </w:p>
+        </w:tc>
+        <w:tc>
+          <w:tcPr/>
+          <w:p>
+            <w:pPr>
+              <w:rPr>
+                <w:rFonts w:ascii="Arial" w:cs="Arial" w:eastAsia="Arial" w:hAnsi="Arial"/>
+              </w:rPr>
+            </w:pPr>
+            <w:r>
+              <w:rPr>
+                <w:rtl w:val="0"/>
+              </w:rPr>
+            </w:r>
+          </w:p>
+        </w:tc>
+        <w:tc>
+          <w:tcPr/>
+          <w:p>
+            <w:pPr>
+              <w:rPr>
+                <w:rFonts w:ascii="Arial" w:cs="Arial" w:eastAsia="Arial" w:hAnsi="Arial"/>
+              </w:rPr>
+            </w:pPr>
+            <w:r>
+              <w:rPr>
+                <w:rtl w:val="0"/>
+              </w:rPr>
+            </w:r>
+          </w:p>
+        </w:tc>
+        <w:tc>
+          <w:tcPr/>
+          <w:p>
+            <w:pPr>
+              <w:rPr>
+                <w:rFonts w:ascii="Arial" w:cs="Arial" w:eastAsia="Arial" w:hAnsi="Arial"/>
+              </w:rPr>
+            </w:pPr>
+            <w:r>
+              <w:rPr>
+                <w:rtl w:val="0"/>
+              </w:rPr>
+            </w:r>
+          </w:p>
+        </w:tc>
+        <w:tc>
+          <w:tcPr/>
+          <w:p>
+            <w:pPr>
+              <w:rPr>
+                <w:rFonts w:ascii="Arial" w:cs="Arial" w:eastAsia="Arial" w:hAnsi="Arial"/>
+              </w:rPr>
+            </w:pPr>
+            <w:r>
+              <w:rPr>
+                <w:rtl w:val="0"/>
+              </w:rPr>
+            </w:r>
+          </w:p>
+        </w:tc>
+        <w:tc>
+          <w:tcPr/>
+          <w:p>
+            <w:pPr>
+              <w:rPr>
+                <w:rFonts w:ascii="Arial" w:cs="Arial" w:eastAsia="Arial" w:hAnsi="Arial"/>
+              </w:rPr>
+            </w:pPr>
+            <w:r>
+              <w:rPr>
+                <w:rtl w:val="0"/>
+              </w:rPr>
+            </w:r>
+          </w:p>
+        </w:tc>
+        <w:tc>
+          <w:tcPr/>
+          <w:p>
+            <w:pPr>
+              <w:rPr>
+                <w:rFonts w:ascii="Arial" w:cs="Arial" w:eastAsia="Arial" w:hAnsi="Arial"/>
+              </w:rPr>
+            </w:pPr>
+            <w:r>
+              <w:rPr>
+                <w:rtl w:val="0"/>
+              </w:rPr>
             </w:r>
           </w:p>
         </w:tc>
@@ -9114,12 +9285,12 @@
         <wp:inline distB="0" distT="0" distL="0" distR="0">
           <wp:extent cx="3057756" cy="673742"/>
           <wp:effectExtent b="0" l="0" r="0" t="0"/>
-          <wp:docPr id="1782133803" name="image2.png"/>
+          <wp:docPr id="1782133803" name="image3.png"/>
           <a:graphic>
             <a:graphicData uri="http://schemas.openxmlformats.org/drawingml/2006/picture">
               <pic:pic>
                 <pic:nvPicPr>
-                  <pic:cNvPr id="0" name="image2.png"/>
+                  <pic:cNvPr id="0" name="image3.png"/>
                   <pic:cNvPicPr preferRelativeResize="0"/>
                 </pic:nvPicPr>
                 <pic:blipFill>

--- a/PMV_Punto_Participa.docx
+++ b/PMV_Punto_Participa.docx
@@ -629,7 +629,7 @@
     </w:p>
     <w:sdt>
       <w:sdtPr>
-        <w:id w:val="2028261478"/>
+        <w:id w:val="-1680347864"/>
         <w:docPartObj>
           <w:docPartGallery w:val="Table of Contents"/>
           <w:docPartUnique w:val="1"/>
@@ -638,30 +638,22 @@
       <w:sdtContent>
         <w:p>
           <w:pPr>
-            <w:keepNext w:val="0"/>
-            <w:keepLines w:val="0"/>
-            <w:pageBreakBefore w:val="0"/>
-            <w:widowControl w:val="1"/>
-            <w:pBdr>
-              <w:top w:space="0" w:sz="0" w:val="nil"/>
-              <w:left w:space="0" w:sz="0" w:val="nil"/>
-              <w:bottom w:space="0" w:sz="0" w:val="nil"/>
-              <w:right w:space="0" w:sz="0" w:val="nil"/>
-              <w:between w:space="0" w:sz="0" w:val="nil"/>
-            </w:pBdr>
-            <w:shd w:fill="auto" w:val="clear"/>
+            <w:widowControl w:val="0"/>
             <w:tabs>
-              <w:tab w:val="left" w:leader="none" w:pos="440"/>
-              <w:tab w:val="right" w:leader="none" w:pos="8828"/>
+              <w:tab w:val="right" w:leader="none" w:pos="12000"/>
             </w:tabs>
-            <w:spacing w:after="120" w:before="120" w:line="276" w:lineRule="auto"/>
-            <w:ind w:left="0" w:right="0" w:firstLine="0"/>
-            <w:jc w:val="left"/>
+            <w:spacing w:after="0" w:before="60" w:line="240" w:lineRule="auto"/>
             <w:rPr>
               <w:rFonts w:ascii="Arial" w:cs="Arial" w:eastAsia="Arial" w:hAnsi="Arial"/>
+              <w:b w:val="1"/>
+              <w:bCs w:val="1"/>
+              <w:i w:val="0"/>
+              <w:iCs w:val="0"/>
               <w:smallCaps w:val="0"/>
               <w:strike w:val="0"/>
               <w:color w:val="000000"/>
+              <w:sz w:val="22"/>
+              <w:szCs w:val="22"/>
               <w:u w:val="none"/>
               <w:shd w:fill="auto" w:val="clear"/>
               <w:vertAlign w:val="baseline"/>
@@ -672,61 +664,29 @@
             <w:instrText xml:space="preserve"> TOC \h \u \z \t "Heading 1,1,Heading 2,2,Heading 3,3,"</w:instrText>
             <w:fldChar w:fldCharType="separate"/>
           </w:r>
-          <w:hyperlink w:anchor="_heading=h.yoo33sry66rs">
-            <w:r>
-              <w:rPr>
-                <w:rFonts w:ascii="Arial" w:cs="Arial" w:eastAsia="Arial" w:hAnsi="Arial"/>
-                <w:smallCaps w:val="1"/>
+          <w:hyperlink w:anchor="_heading=">
+            <w:r>
+              <w:rPr>
+                <w:rFonts w:ascii="Arial" w:cs="Arial" w:eastAsia="Arial" w:hAnsi="Arial"/>
+                <w:b w:val="0"/>
+                <w:bCs w:val="0"/>
+                <w:i w:val="0"/>
+                <w:iCs w:val="0"/>
+                <w:smallCaps w:val="0"/>
                 <w:strike w:val="0"/>
                 <w:color w:val="000000"/>
-                <w:sz w:val="20"/>
-                <w:szCs w:val="20"/>
+                <w:sz w:val="22"/>
+                <w:szCs w:val="22"/>
                 <w:u w:val="none"/>
                 <w:shd w:fill="auto" w:val="clear"/>
                 <w:vertAlign w:val="baseline"/>
                 <w:rtl w:val="0"/>
               </w:rPr>
-              <w:t xml:space="preserve">2</w:t>
+              <w:t xml:space="preserve">2 Ficha del documento</w:t>
+              <w:tab/>
+              <w:t xml:space="preserve">4</w:t>
             </w:r>
           </w:hyperlink>
-          <w:hyperlink w:anchor="_heading=h.yoo33sry66rs">
-            <w:r>
-              <w:rPr>
-                <w:rFonts w:ascii="Arial" w:cs="Arial" w:eastAsia="Arial" w:hAnsi="Arial"/>
-                <w:smallCaps w:val="0"/>
-                <w:strike w:val="0"/>
-                <w:color w:val="000000"/>
-                <w:u w:val="none"/>
-                <w:shd w:fill="auto" w:val="clear"/>
-                <w:vertAlign w:val="baseline"/>
-                <w:rtl w:val="0"/>
-              </w:rPr>
-              <w:tab/>
-            </w:r>
-          </w:hyperlink>
-          <w:r>
-            <w:fldChar w:fldCharType="begin"/>
-            <w:instrText xml:space="preserve"> PAGEREF _heading=h.yoo33sry66rs \h </w:instrText>
-            <w:fldChar w:fldCharType="separate"/>
-          </w:r>
-          <w:r>
-            <w:rPr>
-              <w:rFonts w:ascii="Arial" w:cs="Arial" w:eastAsia="Arial" w:hAnsi="Arial"/>
-              <w:smallCaps w:val="1"/>
-              <w:strike w:val="0"/>
-              <w:color w:val="000000"/>
-              <w:u w:val="none"/>
-              <w:shd w:fill="auto" w:val="clear"/>
-              <w:vertAlign w:val="baseline"/>
-              <w:rtl w:val="0"/>
-            </w:rPr>
-            <w:t xml:space="preserve">Ficha del documento</w:t>
-            <w:tab/>
-            <w:t xml:space="preserve">1</w:t>
-          </w:r>
-          <w:r>
-            <w:fldChar w:fldCharType="end"/>
-          </w:r>
           <w:r>
             <w:rPr>
               <w:rtl w:val="0"/>
@@ -735,30 +695,22 @@
         </w:p>
         <w:p>
           <w:pPr>
-            <w:keepNext w:val="0"/>
-            <w:keepLines w:val="0"/>
-            <w:pageBreakBefore w:val="0"/>
-            <w:widowControl w:val="1"/>
-            <w:pBdr>
-              <w:top w:space="0" w:sz="0" w:val="nil"/>
-              <w:left w:space="0" w:sz="0" w:val="nil"/>
-              <w:bottom w:space="0" w:sz="0" w:val="nil"/>
-              <w:right w:space="0" w:sz="0" w:val="nil"/>
-              <w:between w:space="0" w:sz="0" w:val="nil"/>
-            </w:pBdr>
-            <w:shd w:fill="auto" w:val="clear"/>
+            <w:widowControl w:val="0"/>
             <w:tabs>
-              <w:tab w:val="left" w:leader="none" w:pos="440"/>
-              <w:tab w:val="right" w:leader="none" w:pos="8828"/>
+              <w:tab w:val="right" w:leader="none" w:pos="12000"/>
             </w:tabs>
-            <w:spacing w:after="120" w:before="120" w:line="276" w:lineRule="auto"/>
-            <w:ind w:left="0" w:right="0" w:firstLine="0"/>
-            <w:jc w:val="left"/>
+            <w:spacing w:after="0" w:before="60" w:line="240" w:lineRule="auto"/>
             <w:rPr>
               <w:rFonts w:ascii="Arial" w:cs="Arial" w:eastAsia="Arial" w:hAnsi="Arial"/>
+              <w:b w:val="1"/>
+              <w:bCs w:val="1"/>
+              <w:i w:val="0"/>
+              <w:iCs w:val="0"/>
               <w:smallCaps w:val="0"/>
               <w:strike w:val="0"/>
               <w:color w:val="000000"/>
+              <w:sz w:val="22"/>
+              <w:szCs w:val="22"/>
               <w:u w:val="none"/>
               <w:shd w:fill="auto" w:val="clear"/>
               <w:vertAlign w:val="baseline"/>
@@ -768,55 +720,25 @@
             <w:r>
               <w:rPr>
                 <w:rFonts w:ascii="Arial" w:cs="Arial" w:eastAsia="Arial" w:hAnsi="Arial"/>
+                <w:b w:val="0"/>
+                <w:bCs w:val="0"/>
+                <w:i w:val="0"/>
+                <w:iCs w:val="0"/>
                 <w:smallCaps w:val="1"/>
                 <w:strike w:val="0"/>
                 <w:color w:val="000000"/>
+                <w:sz w:val="22"/>
+                <w:szCs w:val="22"/>
                 <w:u w:val="none"/>
                 <w:shd w:fill="auto" w:val="clear"/>
                 <w:vertAlign w:val="baseline"/>
                 <w:rtl w:val="0"/>
               </w:rPr>
-              <w:t xml:space="preserve">3</w:t>
+              <w:t xml:space="preserve">3 Integrantes:</w:t>
+              <w:tab/>
+              <w:t xml:space="preserve">4</w:t>
             </w:r>
           </w:hyperlink>
-          <w:hyperlink w:anchor="_heading=h.tetz2xuscajs">
-            <w:r>
-              <w:rPr>
-                <w:rFonts w:ascii="Arial" w:cs="Arial" w:eastAsia="Arial" w:hAnsi="Arial"/>
-                <w:smallCaps w:val="0"/>
-                <w:strike w:val="0"/>
-                <w:color w:val="000000"/>
-                <w:u w:val="none"/>
-                <w:shd w:fill="auto" w:val="clear"/>
-                <w:vertAlign w:val="baseline"/>
-                <w:rtl w:val="0"/>
-              </w:rPr>
-              <w:tab/>
-            </w:r>
-          </w:hyperlink>
-          <w:r>
-            <w:fldChar w:fldCharType="begin"/>
-            <w:instrText xml:space="preserve"> PAGEREF _heading=h.tetz2xuscajs \h </w:instrText>
-            <w:fldChar w:fldCharType="separate"/>
-          </w:r>
-          <w:r>
-            <w:rPr>
-              <w:rFonts w:ascii="Arial" w:cs="Arial" w:eastAsia="Arial" w:hAnsi="Arial"/>
-              <w:smallCaps w:val="1"/>
-              <w:strike w:val="0"/>
-              <w:color w:val="000000"/>
-              <w:u w:val="none"/>
-              <w:shd w:fill="auto" w:val="clear"/>
-              <w:vertAlign w:val="baseline"/>
-              <w:rtl w:val="0"/>
-            </w:rPr>
-            <w:t xml:space="preserve">Integrantes:</w:t>
-            <w:tab/>
-            <w:t xml:space="preserve">1</w:t>
-          </w:r>
-          <w:r>
-            <w:fldChar w:fldCharType="end"/>
-          </w:r>
           <w:r>
             <w:rPr>
               <w:rtl w:val="0"/>
@@ -825,30 +747,22 @@
         </w:p>
         <w:p>
           <w:pPr>
-            <w:keepNext w:val="0"/>
-            <w:keepLines w:val="0"/>
-            <w:pageBreakBefore w:val="0"/>
-            <w:widowControl w:val="1"/>
-            <w:pBdr>
-              <w:top w:space="0" w:sz="0" w:val="nil"/>
-              <w:left w:space="0" w:sz="0" w:val="nil"/>
-              <w:bottom w:space="0" w:sz="0" w:val="nil"/>
-              <w:right w:space="0" w:sz="0" w:val="nil"/>
-              <w:between w:space="0" w:sz="0" w:val="nil"/>
-            </w:pBdr>
-            <w:shd w:fill="auto" w:val="clear"/>
+            <w:widowControl w:val="0"/>
             <w:tabs>
-              <w:tab w:val="left" w:leader="none" w:pos="440"/>
-              <w:tab w:val="right" w:leader="none" w:pos="8828"/>
+              <w:tab w:val="right" w:leader="none" w:pos="12000"/>
             </w:tabs>
-            <w:spacing w:after="120" w:before="120" w:line="276" w:lineRule="auto"/>
-            <w:ind w:left="0" w:right="0" w:firstLine="0"/>
-            <w:jc w:val="left"/>
+            <w:spacing w:after="0" w:before="60" w:line="240" w:lineRule="auto"/>
             <w:rPr>
               <w:rFonts w:ascii="Arial" w:cs="Arial" w:eastAsia="Arial" w:hAnsi="Arial"/>
+              <w:b w:val="1"/>
+              <w:bCs w:val="1"/>
+              <w:i w:val="0"/>
+              <w:iCs w:val="0"/>
               <w:smallCaps w:val="0"/>
               <w:strike w:val="0"/>
               <w:color w:val="000000"/>
+              <w:sz w:val="22"/>
+              <w:szCs w:val="22"/>
               <w:u w:val="none"/>
               <w:shd w:fill="auto" w:val="clear"/>
               <w:vertAlign w:val="baseline"/>
@@ -858,55 +772,25 @@
             <w:r>
               <w:rPr>
                 <w:rFonts w:ascii="Arial" w:cs="Arial" w:eastAsia="Arial" w:hAnsi="Arial"/>
+                <w:b w:val="0"/>
+                <w:bCs w:val="0"/>
+                <w:i w:val="0"/>
+                <w:iCs w:val="0"/>
                 <w:smallCaps w:val="1"/>
                 <w:strike w:val="0"/>
                 <w:color w:val="000000"/>
+                <w:sz w:val="22"/>
+                <w:szCs w:val="22"/>
                 <w:u w:val="none"/>
                 <w:shd w:fill="auto" w:val="clear"/>
                 <w:vertAlign w:val="baseline"/>
                 <w:rtl w:val="0"/>
               </w:rPr>
-              <w:t xml:space="preserve">4</w:t>
+              <w:t xml:space="preserve">4 Visión del proyecto</w:t>
+              <w:tab/>
+              <w:t xml:space="preserve">5</w:t>
             </w:r>
           </w:hyperlink>
-          <w:hyperlink w:anchor="_heading=h.wg828d43wsmw">
-            <w:r>
-              <w:rPr>
-                <w:rFonts w:ascii="Arial" w:cs="Arial" w:eastAsia="Arial" w:hAnsi="Arial"/>
-                <w:smallCaps w:val="0"/>
-                <w:strike w:val="0"/>
-                <w:color w:val="000000"/>
-                <w:u w:val="none"/>
-                <w:shd w:fill="auto" w:val="clear"/>
-                <w:vertAlign w:val="baseline"/>
-                <w:rtl w:val="0"/>
-              </w:rPr>
-              <w:tab/>
-            </w:r>
-          </w:hyperlink>
-          <w:r>
-            <w:fldChar w:fldCharType="begin"/>
-            <w:instrText xml:space="preserve"> PAGEREF _heading=h.wg828d43wsmw \h </w:instrText>
-            <w:fldChar w:fldCharType="separate"/>
-          </w:r>
-          <w:r>
-            <w:rPr>
-              <w:rFonts w:ascii="Arial" w:cs="Arial" w:eastAsia="Arial" w:hAnsi="Arial"/>
-              <w:smallCaps w:val="1"/>
-              <w:strike w:val="0"/>
-              <w:color w:val="000000"/>
-              <w:u w:val="none"/>
-              <w:shd w:fill="auto" w:val="clear"/>
-              <w:vertAlign w:val="baseline"/>
-              <w:rtl w:val="0"/>
-            </w:rPr>
-            <w:t xml:space="preserve">Visión del proyecto</w:t>
-            <w:tab/>
-            <w:t xml:space="preserve">1</w:t>
-          </w:r>
-          <w:r>
-            <w:fldChar w:fldCharType="end"/>
-          </w:r>
           <w:r>
             <w:rPr>
               <w:rtl w:val="0"/>
@@ -915,30 +799,23 @@
         </w:p>
         <w:p>
           <w:pPr>
-            <w:keepNext w:val="0"/>
-            <w:keepLines w:val="0"/>
-            <w:pageBreakBefore w:val="0"/>
-            <w:widowControl w:val="1"/>
-            <w:pBdr>
-              <w:top w:space="0" w:sz="0" w:val="nil"/>
-              <w:left w:space="0" w:sz="0" w:val="nil"/>
-              <w:bottom w:space="0" w:sz="0" w:val="nil"/>
-              <w:right w:space="0" w:sz="0" w:val="nil"/>
-              <w:between w:space="0" w:sz="0" w:val="nil"/>
-            </w:pBdr>
-            <w:shd w:fill="auto" w:val="clear"/>
+            <w:widowControl w:val="0"/>
             <w:tabs>
-              <w:tab w:val="left" w:leader="none" w:pos="880"/>
-              <w:tab w:val="right" w:leader="none" w:pos="8828"/>
+              <w:tab w:val="right" w:leader="none" w:pos="12000"/>
             </w:tabs>
-            <w:spacing w:after="0" w:before="0" w:line="276" w:lineRule="auto"/>
-            <w:ind w:left="220" w:right="0" w:firstLine="0"/>
-            <w:jc w:val="left"/>
+            <w:spacing w:after="0" w:before="60" w:line="240" w:lineRule="auto"/>
+            <w:ind w:left="360" w:firstLine="0"/>
             <w:rPr>
               <w:rFonts w:ascii="Arial" w:cs="Arial" w:eastAsia="Arial" w:hAnsi="Arial"/>
+              <w:b w:val="0"/>
+              <w:bCs w:val="0"/>
+              <w:i w:val="0"/>
+              <w:iCs w:val="0"/>
               <w:smallCaps w:val="0"/>
               <w:strike w:val="0"/>
               <w:color w:val="000000"/>
+              <w:sz w:val="22"/>
+              <w:szCs w:val="22"/>
               <w:u w:val="none"/>
               <w:shd w:fill="auto" w:val="clear"/>
               <w:vertAlign w:val="baseline"/>
@@ -948,55 +825,25 @@
             <w:r>
               <w:rPr>
                 <w:rFonts w:ascii="Arial" w:cs="Arial" w:eastAsia="Arial" w:hAnsi="Arial"/>
+                <w:b w:val="0"/>
+                <w:bCs w:val="0"/>
+                <w:i w:val="0"/>
+                <w:iCs w:val="0"/>
                 <w:smallCaps w:val="1"/>
                 <w:strike w:val="0"/>
                 <w:color w:val="000000"/>
+                <w:sz w:val="22"/>
+                <w:szCs w:val="22"/>
                 <w:u w:val="none"/>
                 <w:shd w:fill="auto" w:val="clear"/>
                 <w:vertAlign w:val="baseline"/>
                 <w:rtl w:val="0"/>
               </w:rPr>
-              <w:t xml:space="preserve">4.1</w:t>
+              <w:t xml:space="preserve">4.1 Breve descripción del proyecto</w:t>
+              <w:tab/>
+              <w:t xml:space="preserve">5</w:t>
             </w:r>
           </w:hyperlink>
-          <w:hyperlink w:anchor="_heading=h.g2xv3uk87y5w">
-            <w:r>
-              <w:rPr>
-                <w:rFonts w:ascii="Arial" w:cs="Arial" w:eastAsia="Arial" w:hAnsi="Arial"/>
-                <w:smallCaps w:val="0"/>
-                <w:strike w:val="0"/>
-                <w:color w:val="000000"/>
-                <w:u w:val="none"/>
-                <w:shd w:fill="auto" w:val="clear"/>
-                <w:vertAlign w:val="baseline"/>
-                <w:rtl w:val="0"/>
-              </w:rPr>
-              <w:tab/>
-            </w:r>
-          </w:hyperlink>
-          <w:r>
-            <w:fldChar w:fldCharType="begin"/>
-            <w:instrText xml:space="preserve"> PAGEREF _heading=h.g2xv3uk87y5w \h </w:instrText>
-            <w:fldChar w:fldCharType="separate"/>
-          </w:r>
-          <w:r>
-            <w:rPr>
-              <w:rFonts w:ascii="Arial" w:cs="Arial" w:eastAsia="Arial" w:hAnsi="Arial"/>
-              <w:smallCaps w:val="1"/>
-              <w:strike w:val="0"/>
-              <w:color w:val="000000"/>
-              <w:u w:val="none"/>
-              <w:shd w:fill="auto" w:val="clear"/>
-              <w:vertAlign w:val="baseline"/>
-              <w:rtl w:val="0"/>
-            </w:rPr>
-            <w:t xml:space="preserve">Breve descripción del proyecto</w:t>
-            <w:tab/>
-            <w:t xml:space="preserve">1</w:t>
-          </w:r>
-          <w:r>
-            <w:fldChar w:fldCharType="end"/>
-          </w:r>
           <w:r>
             <w:rPr>
               <w:rtl w:val="0"/>
@@ -1005,30 +852,23 @@
         </w:p>
         <w:p>
           <w:pPr>
-            <w:keepNext w:val="0"/>
-            <w:keepLines w:val="0"/>
-            <w:pageBreakBefore w:val="0"/>
-            <w:widowControl w:val="1"/>
-            <w:pBdr>
-              <w:top w:space="0" w:sz="0" w:val="nil"/>
-              <w:left w:space="0" w:sz="0" w:val="nil"/>
-              <w:bottom w:space="0" w:sz="0" w:val="nil"/>
-              <w:right w:space="0" w:sz="0" w:val="nil"/>
-              <w:between w:space="0" w:sz="0" w:val="nil"/>
-            </w:pBdr>
-            <w:shd w:fill="auto" w:val="clear"/>
+            <w:widowControl w:val="0"/>
             <w:tabs>
-              <w:tab w:val="left" w:leader="none" w:pos="880"/>
-              <w:tab w:val="right" w:leader="none" w:pos="8828"/>
+              <w:tab w:val="right" w:leader="none" w:pos="12000"/>
             </w:tabs>
-            <w:spacing w:after="0" w:before="0" w:line="276" w:lineRule="auto"/>
-            <w:ind w:left="220" w:right="0" w:firstLine="0"/>
-            <w:jc w:val="left"/>
+            <w:spacing w:after="0" w:before="60" w:line="240" w:lineRule="auto"/>
+            <w:ind w:left="360" w:firstLine="0"/>
             <w:rPr>
               <w:rFonts w:ascii="Arial" w:cs="Arial" w:eastAsia="Arial" w:hAnsi="Arial"/>
+              <w:b w:val="0"/>
+              <w:bCs w:val="0"/>
+              <w:i w:val="0"/>
+              <w:iCs w:val="0"/>
               <w:smallCaps w:val="0"/>
               <w:strike w:val="0"/>
               <w:color w:val="000000"/>
+              <w:sz w:val="22"/>
+              <w:szCs w:val="22"/>
               <w:u w:val="none"/>
               <w:shd w:fill="auto" w:val="clear"/>
               <w:vertAlign w:val="baseline"/>
@@ -1038,55 +878,25 @@
             <w:r>
               <w:rPr>
                 <w:rFonts w:ascii="Arial" w:cs="Arial" w:eastAsia="Arial" w:hAnsi="Arial"/>
+                <w:b w:val="0"/>
+                <w:bCs w:val="0"/>
+                <w:i w:val="0"/>
+                <w:iCs w:val="0"/>
                 <w:smallCaps w:val="1"/>
                 <w:strike w:val="0"/>
                 <w:color w:val="000000"/>
+                <w:sz w:val="22"/>
+                <w:szCs w:val="22"/>
                 <w:u w:val="none"/>
                 <w:shd w:fill="auto" w:val="clear"/>
                 <w:vertAlign w:val="baseline"/>
                 <w:rtl w:val="0"/>
               </w:rPr>
-              <w:t xml:space="preserve">4.2</w:t>
+              <w:t xml:space="preserve">4.2 Vincular el proyecto al perfil de egreso</w:t>
+              <w:tab/>
+              <w:t xml:space="preserve">5</w:t>
             </w:r>
           </w:hyperlink>
-          <w:hyperlink w:anchor="_heading=h.45jp5kpe0zps">
-            <w:r>
-              <w:rPr>
-                <w:rFonts w:ascii="Arial" w:cs="Arial" w:eastAsia="Arial" w:hAnsi="Arial"/>
-                <w:smallCaps w:val="0"/>
-                <w:strike w:val="0"/>
-                <w:color w:val="000000"/>
-                <w:u w:val="none"/>
-                <w:shd w:fill="auto" w:val="clear"/>
-                <w:vertAlign w:val="baseline"/>
-                <w:rtl w:val="0"/>
-              </w:rPr>
-              <w:tab/>
-            </w:r>
-          </w:hyperlink>
-          <w:r>
-            <w:fldChar w:fldCharType="begin"/>
-            <w:instrText xml:space="preserve"> PAGEREF _heading=h.45jp5kpe0zps \h </w:instrText>
-            <w:fldChar w:fldCharType="separate"/>
-          </w:r>
-          <w:r>
-            <w:rPr>
-              <w:rFonts w:ascii="Arial" w:cs="Arial" w:eastAsia="Arial" w:hAnsi="Arial"/>
-              <w:smallCaps w:val="1"/>
-              <w:strike w:val="0"/>
-              <w:color w:val="000000"/>
-              <w:u w:val="none"/>
-              <w:shd w:fill="auto" w:val="clear"/>
-              <w:vertAlign w:val="baseline"/>
-              <w:rtl w:val="0"/>
-            </w:rPr>
-            <w:t xml:space="preserve">Vincular el proyecto al perfil de egreso</w:t>
-            <w:tab/>
-            <w:t xml:space="preserve">1</w:t>
-          </w:r>
-          <w:r>
-            <w:fldChar w:fldCharType="end"/>
-          </w:r>
           <w:r>
             <w:rPr>
               <w:rtl w:val="0"/>
@@ -1095,30 +905,23 @@
         </w:p>
         <w:p>
           <w:pPr>
-            <w:keepNext w:val="0"/>
-            <w:keepLines w:val="0"/>
-            <w:pageBreakBefore w:val="0"/>
-            <w:widowControl w:val="1"/>
-            <w:pBdr>
-              <w:top w:space="0" w:sz="0" w:val="nil"/>
-              <w:left w:space="0" w:sz="0" w:val="nil"/>
-              <w:bottom w:space="0" w:sz="0" w:val="nil"/>
-              <w:right w:space="0" w:sz="0" w:val="nil"/>
-              <w:between w:space="0" w:sz="0" w:val="nil"/>
-            </w:pBdr>
-            <w:shd w:fill="auto" w:val="clear"/>
+            <w:widowControl w:val="0"/>
             <w:tabs>
-              <w:tab w:val="left" w:leader="none" w:pos="880"/>
-              <w:tab w:val="right" w:leader="none" w:pos="8828"/>
+              <w:tab w:val="right" w:leader="none" w:pos="12000"/>
             </w:tabs>
-            <w:spacing w:after="0" w:before="0" w:line="276" w:lineRule="auto"/>
-            <w:ind w:left="220" w:right="0" w:firstLine="0"/>
-            <w:jc w:val="left"/>
+            <w:spacing w:after="0" w:before="60" w:line="240" w:lineRule="auto"/>
+            <w:ind w:left="360" w:firstLine="0"/>
             <w:rPr>
               <w:rFonts w:ascii="Arial" w:cs="Arial" w:eastAsia="Arial" w:hAnsi="Arial"/>
+              <w:b w:val="0"/>
+              <w:bCs w:val="0"/>
+              <w:i w:val="0"/>
+              <w:iCs w:val="0"/>
               <w:smallCaps w:val="0"/>
               <w:strike w:val="0"/>
               <w:color w:val="000000"/>
+              <w:sz w:val="22"/>
+              <w:szCs w:val="22"/>
               <w:u w:val="none"/>
               <w:shd w:fill="auto" w:val="clear"/>
               <w:vertAlign w:val="baseline"/>
@@ -1128,55 +931,25 @@
             <w:r>
               <w:rPr>
                 <w:rFonts w:ascii="Arial" w:cs="Arial" w:eastAsia="Arial" w:hAnsi="Arial"/>
+                <w:b w:val="0"/>
+                <w:bCs w:val="0"/>
+                <w:i w:val="0"/>
+                <w:iCs w:val="0"/>
                 <w:smallCaps w:val="1"/>
                 <w:strike w:val="0"/>
                 <w:color w:val="000000"/>
+                <w:sz w:val="22"/>
+                <w:szCs w:val="22"/>
                 <w:u w:val="none"/>
                 <w:shd w:fill="auto" w:val="clear"/>
                 <w:vertAlign w:val="baseline"/>
                 <w:rtl w:val="0"/>
               </w:rPr>
-              <w:t xml:space="preserve">4.3</w:t>
+              <w:t xml:space="preserve">4.3 Vincular el proyecto a las aspiraciones personales</w:t>
+              <w:tab/>
+              <w:t xml:space="preserve">6</w:t>
             </w:r>
           </w:hyperlink>
-          <w:hyperlink w:anchor="_heading=h.lpb4xu1cbsyu">
-            <w:r>
-              <w:rPr>
-                <w:rFonts w:ascii="Arial" w:cs="Arial" w:eastAsia="Arial" w:hAnsi="Arial"/>
-                <w:smallCaps w:val="0"/>
-                <w:strike w:val="0"/>
-                <w:color w:val="000000"/>
-                <w:u w:val="none"/>
-                <w:shd w:fill="auto" w:val="clear"/>
-                <w:vertAlign w:val="baseline"/>
-                <w:rtl w:val="0"/>
-              </w:rPr>
-              <w:tab/>
-            </w:r>
-          </w:hyperlink>
-          <w:r>
-            <w:fldChar w:fldCharType="begin"/>
-            <w:instrText xml:space="preserve"> PAGEREF _heading=h.lpb4xu1cbsyu \h </w:instrText>
-            <w:fldChar w:fldCharType="separate"/>
-          </w:r>
-          <w:r>
-            <w:rPr>
-              <w:rFonts w:ascii="Arial" w:cs="Arial" w:eastAsia="Arial" w:hAnsi="Arial"/>
-              <w:smallCaps w:val="1"/>
-              <w:strike w:val="0"/>
-              <w:color w:val="000000"/>
-              <w:u w:val="none"/>
-              <w:shd w:fill="auto" w:val="clear"/>
-              <w:vertAlign w:val="baseline"/>
-              <w:rtl w:val="0"/>
-            </w:rPr>
-            <w:t xml:space="preserve">Vincular el proyecto a las aspiraciones personales</w:t>
-            <w:tab/>
-            <w:t xml:space="preserve">1</w:t>
-          </w:r>
-          <w:r>
-            <w:fldChar w:fldCharType="end"/>
-          </w:r>
           <w:r>
             <w:rPr>
               <w:rtl w:val="0"/>
@@ -1185,30 +958,22 @@
         </w:p>
         <w:p>
           <w:pPr>
-            <w:keepNext w:val="0"/>
-            <w:keepLines w:val="0"/>
-            <w:pageBreakBefore w:val="0"/>
-            <w:widowControl w:val="1"/>
-            <w:pBdr>
-              <w:top w:space="0" w:sz="0" w:val="nil"/>
-              <w:left w:space="0" w:sz="0" w:val="nil"/>
-              <w:bottom w:space="0" w:sz="0" w:val="nil"/>
-              <w:right w:space="0" w:sz="0" w:val="nil"/>
-              <w:between w:space="0" w:sz="0" w:val="nil"/>
-            </w:pBdr>
-            <w:shd w:fill="auto" w:val="clear"/>
+            <w:widowControl w:val="0"/>
             <w:tabs>
-              <w:tab w:val="left" w:leader="none" w:pos="440"/>
-              <w:tab w:val="right" w:leader="none" w:pos="8828"/>
+              <w:tab w:val="right" w:leader="none" w:pos="12000"/>
             </w:tabs>
-            <w:spacing w:after="120" w:before="120" w:line="276" w:lineRule="auto"/>
-            <w:ind w:left="0" w:right="0" w:firstLine="0"/>
-            <w:jc w:val="left"/>
+            <w:spacing w:after="0" w:before="60" w:line="240" w:lineRule="auto"/>
             <w:rPr>
               <w:rFonts w:ascii="Arial" w:cs="Arial" w:eastAsia="Arial" w:hAnsi="Arial"/>
+              <w:b w:val="1"/>
+              <w:bCs w:val="1"/>
+              <w:i w:val="0"/>
+              <w:iCs w:val="0"/>
               <w:smallCaps w:val="0"/>
               <w:strike w:val="0"/>
               <w:color w:val="000000"/>
+              <w:sz w:val="22"/>
+              <w:szCs w:val="22"/>
               <w:u w:val="none"/>
               <w:shd w:fill="auto" w:val="clear"/>
               <w:vertAlign w:val="baseline"/>
@@ -1218,55 +983,25 @@
             <w:r>
               <w:rPr>
                 <w:rFonts w:ascii="Arial" w:cs="Arial" w:eastAsia="Arial" w:hAnsi="Arial"/>
+                <w:b w:val="0"/>
+                <w:bCs w:val="0"/>
+                <w:i w:val="0"/>
+                <w:iCs w:val="0"/>
                 <w:smallCaps w:val="1"/>
                 <w:strike w:val="0"/>
                 <w:color w:val="000000"/>
+                <w:sz w:val="22"/>
+                <w:szCs w:val="22"/>
                 <w:u w:val="none"/>
                 <w:shd w:fill="auto" w:val="clear"/>
                 <w:vertAlign w:val="baseline"/>
                 <w:rtl w:val="0"/>
               </w:rPr>
-              <w:t xml:space="preserve">5</w:t>
+              <w:t xml:space="preserve">5 Producto Mínimo Viable</w:t>
+              <w:tab/>
+              <w:t xml:space="preserve">7</w:t>
             </w:r>
           </w:hyperlink>
-          <w:hyperlink w:anchor="_heading=h.3rtj0rrx5qvy">
-            <w:r>
-              <w:rPr>
-                <w:rFonts w:ascii="Arial" w:cs="Arial" w:eastAsia="Arial" w:hAnsi="Arial"/>
-                <w:smallCaps w:val="0"/>
-                <w:strike w:val="0"/>
-                <w:color w:val="000000"/>
-                <w:u w:val="none"/>
-                <w:shd w:fill="auto" w:val="clear"/>
-                <w:vertAlign w:val="baseline"/>
-                <w:rtl w:val="0"/>
-              </w:rPr>
-              <w:tab/>
-            </w:r>
-          </w:hyperlink>
-          <w:r>
-            <w:fldChar w:fldCharType="begin"/>
-            <w:instrText xml:space="preserve"> PAGEREF _heading=h.3rtj0rrx5qvy \h </w:instrText>
-            <w:fldChar w:fldCharType="separate"/>
-          </w:r>
-          <w:r>
-            <w:rPr>
-              <w:rFonts w:ascii="Arial" w:cs="Arial" w:eastAsia="Arial" w:hAnsi="Arial"/>
-              <w:smallCaps w:val="1"/>
-              <w:strike w:val="0"/>
-              <w:color w:val="000000"/>
-              <w:u w:val="none"/>
-              <w:shd w:fill="auto" w:val="clear"/>
-              <w:vertAlign w:val="baseline"/>
-              <w:rtl w:val="0"/>
-            </w:rPr>
-            <w:t xml:space="preserve">Producto Mínimo Viable</w:t>
-            <w:tab/>
-            <w:t xml:space="preserve">1</w:t>
-          </w:r>
-          <w:r>
-            <w:fldChar w:fldCharType="end"/>
-          </w:r>
           <w:r>
             <w:rPr>
               <w:rtl w:val="0"/>
@@ -1275,30 +1010,23 @@
         </w:p>
         <w:p>
           <w:pPr>
-            <w:keepNext w:val="0"/>
-            <w:keepLines w:val="0"/>
-            <w:pageBreakBefore w:val="0"/>
-            <w:widowControl w:val="1"/>
-            <w:pBdr>
-              <w:top w:space="0" w:sz="0" w:val="nil"/>
-              <w:left w:space="0" w:sz="0" w:val="nil"/>
-              <w:bottom w:space="0" w:sz="0" w:val="nil"/>
-              <w:right w:space="0" w:sz="0" w:val="nil"/>
-              <w:between w:space="0" w:sz="0" w:val="nil"/>
-            </w:pBdr>
-            <w:shd w:fill="auto" w:val="clear"/>
+            <w:widowControl w:val="0"/>
             <w:tabs>
-              <w:tab w:val="left" w:leader="none" w:pos="880"/>
-              <w:tab w:val="right" w:leader="none" w:pos="8828"/>
+              <w:tab w:val="right" w:leader="none" w:pos="12000"/>
             </w:tabs>
-            <w:spacing w:after="0" w:before="0" w:line="276" w:lineRule="auto"/>
-            <w:ind w:left="220" w:right="0" w:firstLine="0"/>
-            <w:jc w:val="left"/>
+            <w:spacing w:after="0" w:before="60" w:line="240" w:lineRule="auto"/>
+            <w:ind w:left="360" w:firstLine="0"/>
             <w:rPr>
               <w:rFonts w:ascii="Arial" w:cs="Arial" w:eastAsia="Arial" w:hAnsi="Arial"/>
+              <w:b w:val="0"/>
+              <w:bCs w:val="0"/>
+              <w:i w:val="0"/>
+              <w:iCs w:val="0"/>
               <w:smallCaps w:val="0"/>
               <w:strike w:val="0"/>
               <w:color w:val="000000"/>
+              <w:sz w:val="22"/>
+              <w:szCs w:val="22"/>
               <w:u w:val="none"/>
               <w:shd w:fill="auto" w:val="clear"/>
               <w:vertAlign w:val="baseline"/>
@@ -1308,55 +1036,25 @@
             <w:r>
               <w:rPr>
                 <w:rFonts w:ascii="Arial" w:cs="Arial" w:eastAsia="Arial" w:hAnsi="Arial"/>
+                <w:b w:val="0"/>
+                <w:bCs w:val="0"/>
+                <w:i w:val="0"/>
+                <w:iCs w:val="0"/>
                 <w:smallCaps w:val="1"/>
                 <w:strike w:val="0"/>
                 <w:color w:val="000000"/>
+                <w:sz w:val="22"/>
+                <w:szCs w:val="22"/>
                 <w:u w:val="none"/>
                 <w:shd w:fill="auto" w:val="clear"/>
                 <w:vertAlign w:val="baseline"/>
                 <w:rtl w:val="0"/>
               </w:rPr>
-              <w:t xml:space="preserve">5.1</w:t>
+              <w:t xml:space="preserve">5.1 Relato del PMV</w:t>
+              <w:tab/>
+              <w:t xml:space="preserve">7</w:t>
             </w:r>
           </w:hyperlink>
-          <w:hyperlink w:anchor="_heading=h.yj6dd9ejwcl0">
-            <w:r>
-              <w:rPr>
-                <w:rFonts w:ascii="Arial" w:cs="Arial" w:eastAsia="Arial" w:hAnsi="Arial"/>
-                <w:smallCaps w:val="0"/>
-                <w:strike w:val="0"/>
-                <w:color w:val="000000"/>
-                <w:u w:val="none"/>
-                <w:shd w:fill="auto" w:val="clear"/>
-                <w:vertAlign w:val="baseline"/>
-                <w:rtl w:val="0"/>
-              </w:rPr>
-              <w:tab/>
-            </w:r>
-          </w:hyperlink>
-          <w:r>
-            <w:fldChar w:fldCharType="begin"/>
-            <w:instrText xml:space="preserve"> PAGEREF _heading=h.yj6dd9ejwcl0 \h </w:instrText>
-            <w:fldChar w:fldCharType="separate"/>
-          </w:r>
-          <w:r>
-            <w:rPr>
-              <w:rFonts w:ascii="Arial" w:cs="Arial" w:eastAsia="Arial" w:hAnsi="Arial"/>
-              <w:smallCaps w:val="1"/>
-              <w:strike w:val="0"/>
-              <w:color w:val="000000"/>
-              <w:u w:val="none"/>
-              <w:shd w:fill="auto" w:val="clear"/>
-              <w:vertAlign w:val="baseline"/>
-              <w:rtl w:val="0"/>
-            </w:rPr>
-            <w:t xml:space="preserve">Relato del PMV</w:t>
-            <w:tab/>
-            <w:t xml:space="preserve">1</w:t>
-          </w:r>
-          <w:r>
-            <w:fldChar w:fldCharType="end"/>
-          </w:r>
           <w:r>
             <w:rPr>
               <w:rtl w:val="0"/>
@@ -1365,109 +1063,51 @@
         </w:p>
         <w:p>
           <w:pPr>
-            <w:keepNext w:val="0"/>
-            <w:keepLines w:val="0"/>
-            <w:pageBreakBefore w:val="0"/>
-            <w:widowControl w:val="1"/>
-            <w:pBdr>
-              <w:top w:space="0" w:sz="0" w:val="nil"/>
-              <w:left w:space="0" w:sz="0" w:val="nil"/>
-              <w:bottom w:space="0" w:sz="0" w:val="nil"/>
-              <w:right w:space="0" w:sz="0" w:val="nil"/>
-              <w:between w:space="0" w:sz="0" w:val="nil"/>
-            </w:pBdr>
-            <w:shd w:fill="auto" w:val="clear"/>
+            <w:widowControl w:val="0"/>
             <w:tabs>
-              <w:tab w:val="left" w:leader="none" w:pos="880"/>
-              <w:tab w:val="right" w:leader="none" w:pos="8828"/>
+              <w:tab w:val="right" w:leader="none" w:pos="12000"/>
             </w:tabs>
-            <w:spacing w:after="0" w:before="0" w:line="276" w:lineRule="auto"/>
-            <w:ind w:left="220" w:right="0" w:firstLine="0"/>
-            <w:jc w:val="left"/>
+            <w:spacing w:after="0" w:before="60" w:line="240" w:lineRule="auto"/>
+            <w:ind w:left="360" w:firstLine="0"/>
             <w:rPr>
               <w:rFonts w:ascii="Arial" w:cs="Arial" w:eastAsia="Arial" w:hAnsi="Arial"/>
+              <w:b w:val="0"/>
+              <w:bCs w:val="0"/>
+              <w:i w:val="0"/>
+              <w:iCs w:val="0"/>
               <w:smallCaps w:val="0"/>
               <w:strike w:val="0"/>
               <w:color w:val="000000"/>
+              <w:sz w:val="22"/>
+              <w:szCs w:val="22"/>
               <w:u w:val="none"/>
               <w:shd w:fill="auto" w:val="clear"/>
               <w:vertAlign w:val="baseline"/>
             </w:rPr>
           </w:pPr>
-          <w:hyperlink w:anchor="_heading=h.i1cmskz8czg7">
-            <w:r>
-              <w:rPr>
-                <w:rFonts w:ascii="Arial" w:cs="Arial" w:eastAsia="Arial" w:hAnsi="Arial"/>
-                <w:smallCaps w:val="1"/>
+          <w:hyperlink w:anchor="_heading=">
+            <w:r>
+              <w:rPr>
+                <w:rFonts w:ascii="Arial" w:cs="Arial" w:eastAsia="Arial" w:hAnsi="Arial"/>
+                <w:b w:val="0"/>
+                <w:bCs w:val="0"/>
+                <w:i w:val="0"/>
+                <w:iCs w:val="0"/>
+                <w:smallCaps w:val="0"/>
                 <w:strike w:val="0"/>
                 <w:color w:val="000000"/>
+                <w:sz w:val="22"/>
+                <w:szCs w:val="22"/>
                 <w:u w:val="none"/>
                 <w:shd w:fill="auto" w:val="clear"/>
                 <w:vertAlign w:val="baseline"/>
                 <w:rtl w:val="0"/>
               </w:rPr>
-              <w:t xml:space="preserve">5.2</w:t>
+              <w:t xml:space="preserve">5.2 Proyección Futura (Fuera del alcance del PMV)</w:t>
+              <w:tab/>
+              <w:t xml:space="preserve">8</w:t>
             </w:r>
           </w:hyperlink>
-          <w:hyperlink w:anchor="_heading=h.i1cmskz8czg7">
-            <w:r>
-              <w:rPr>
-                <w:rFonts w:ascii="Arial" w:cs="Arial" w:eastAsia="Arial" w:hAnsi="Arial"/>
-                <w:smallCaps w:val="0"/>
-                <w:strike w:val="0"/>
-                <w:color w:val="000000"/>
-                <w:u w:val="none"/>
-                <w:shd w:fill="auto" w:val="clear"/>
-                <w:vertAlign w:val="baseline"/>
-                <w:rtl w:val="0"/>
-              </w:rPr>
-              <w:tab/>
-            </w:r>
-          </w:hyperlink>
-          <w:r>
-            <w:fldChar w:fldCharType="begin"/>
-            <w:instrText xml:space="preserve"> PAGEREF _heading=h.i1cmskz8czg7 \h </w:instrText>
-            <w:fldChar w:fldCharType="separate"/>
-          </w:r>
-          <w:r>
-            <w:rPr>
-              <w:rFonts w:ascii="Arial" w:cs="Arial" w:eastAsia="Arial" w:hAnsi="Arial"/>
-              <w:smallCaps w:val="1"/>
-              <w:strike w:val="0"/>
-              <w:color w:val="000000"/>
-              <w:u w:val="none"/>
-              <w:shd w:fill="auto" w:val="clear"/>
-              <w:vertAlign w:val="baseline"/>
-              <w:rtl w:val="0"/>
-            </w:rPr>
-            <w:t xml:space="preserve">Story</w:t>
-          </w:r>
-          <w:r>
-            <w:rPr>
-              <w:rFonts w:ascii="Arial" w:cs="Arial" w:eastAsia="Arial" w:hAnsi="Arial"/>
-              <w:smallCaps w:val="1"/>
-              <w:rtl w:val="0"/>
-            </w:rPr>
-            <w:t xml:space="preserve">b</w:t>
-          </w:r>
-          <w:r>
-            <w:rPr>
-              <w:rFonts w:ascii="Arial" w:cs="Arial" w:eastAsia="Arial" w:hAnsi="Arial"/>
-              <w:smallCaps w:val="1"/>
-              <w:strike w:val="0"/>
-              <w:color w:val="000000"/>
-              <w:u w:val="none"/>
-              <w:shd w:fill="auto" w:val="clear"/>
-              <w:vertAlign w:val="baseline"/>
-              <w:rtl w:val="0"/>
-            </w:rPr>
-            <w:t xml:space="preserve">oard del PMV</w:t>
-            <w:tab/>
-            <w:t xml:space="preserve">1</w:t>
-          </w:r>
-          <w:r>
-            <w:fldChar w:fldCharType="end"/>
-          </w:r>
           <w:r>
             <w:rPr>
               <w:rtl w:val="0"/>
@@ -1476,88 +1116,51 @@
         </w:p>
         <w:p>
           <w:pPr>
-            <w:keepNext w:val="0"/>
-            <w:keepLines w:val="0"/>
-            <w:pageBreakBefore w:val="0"/>
-            <w:widowControl w:val="1"/>
-            <w:pBdr>
-              <w:top w:space="0" w:sz="0" w:val="nil"/>
-              <w:left w:space="0" w:sz="0" w:val="nil"/>
-              <w:bottom w:space="0" w:sz="0" w:val="nil"/>
-              <w:right w:space="0" w:sz="0" w:val="nil"/>
-              <w:between w:space="0" w:sz="0" w:val="nil"/>
-            </w:pBdr>
-            <w:shd w:fill="auto" w:val="clear"/>
+            <w:widowControl w:val="0"/>
             <w:tabs>
-              <w:tab w:val="left" w:leader="none" w:pos="440"/>
-              <w:tab w:val="right" w:leader="none" w:pos="8828"/>
+              <w:tab w:val="right" w:leader="none" w:pos="12000"/>
             </w:tabs>
-            <w:spacing w:after="120" w:before="120" w:line="276" w:lineRule="auto"/>
-            <w:ind w:left="0" w:right="0" w:firstLine="0"/>
-            <w:jc w:val="left"/>
+            <w:spacing w:after="0" w:before="60" w:line="240" w:lineRule="auto"/>
+            <w:ind w:left="360" w:firstLine="0"/>
             <w:rPr>
               <w:rFonts w:ascii="Arial" w:cs="Arial" w:eastAsia="Arial" w:hAnsi="Arial"/>
+              <w:b w:val="0"/>
+              <w:bCs w:val="0"/>
+              <w:i w:val="0"/>
+              <w:iCs w:val="0"/>
               <w:smallCaps w:val="0"/>
               <w:strike w:val="0"/>
               <w:color w:val="000000"/>
+              <w:sz w:val="22"/>
+              <w:szCs w:val="22"/>
               <w:u w:val="none"/>
               <w:shd w:fill="auto" w:val="clear"/>
               <w:vertAlign w:val="baseline"/>
             </w:rPr>
           </w:pPr>
-          <w:hyperlink w:anchor="_heading=h.tkonfggupwiq">
-            <w:r>
-              <w:rPr>
-                <w:rFonts w:ascii="Arial" w:cs="Arial" w:eastAsia="Arial" w:hAnsi="Arial"/>
+          <w:hyperlink w:anchor="_heading=h.i1cmskz8czg7">
+            <w:r>
+              <w:rPr>
+                <w:rFonts w:ascii="Arial" w:cs="Arial" w:eastAsia="Arial" w:hAnsi="Arial"/>
+                <w:b w:val="0"/>
+                <w:bCs w:val="0"/>
+                <w:i w:val="0"/>
+                <w:iCs w:val="0"/>
                 <w:smallCaps w:val="1"/>
                 <w:strike w:val="0"/>
                 <w:color w:val="000000"/>
+                <w:sz w:val="22"/>
+                <w:szCs w:val="22"/>
                 <w:u w:val="none"/>
                 <w:shd w:fill="auto" w:val="clear"/>
                 <w:vertAlign w:val="baseline"/>
                 <w:rtl w:val="0"/>
               </w:rPr>
-              <w:t xml:space="preserve">6</w:t>
+              <w:t xml:space="preserve">5.3 Storyboard del PMV</w:t>
+              <w:tab/>
+              <w:t xml:space="preserve">9</w:t>
             </w:r>
           </w:hyperlink>
-          <w:hyperlink w:anchor="_heading=h.tkonfggupwiq">
-            <w:r>
-              <w:rPr>
-                <w:rFonts w:ascii="Arial" w:cs="Arial" w:eastAsia="Arial" w:hAnsi="Arial"/>
-                <w:smallCaps w:val="0"/>
-                <w:strike w:val="0"/>
-                <w:color w:val="000000"/>
-                <w:u w:val="none"/>
-                <w:shd w:fill="auto" w:val="clear"/>
-                <w:vertAlign w:val="baseline"/>
-                <w:rtl w:val="0"/>
-              </w:rPr>
-              <w:tab/>
-            </w:r>
-          </w:hyperlink>
-          <w:r>
-            <w:fldChar w:fldCharType="begin"/>
-            <w:instrText xml:space="preserve"> PAGEREF _heading=h.tkonfggupwiq \h </w:instrText>
-            <w:fldChar w:fldCharType="separate"/>
-          </w:r>
-          <w:r>
-            <w:rPr>
-              <w:rFonts w:ascii="Arial" w:cs="Arial" w:eastAsia="Arial" w:hAnsi="Arial"/>
-              <w:smallCaps w:val="1"/>
-              <w:strike w:val="0"/>
-              <w:color w:val="000000"/>
-              <w:u w:val="none"/>
-              <w:shd w:fill="auto" w:val="clear"/>
-              <w:vertAlign w:val="baseline"/>
-              <w:rtl w:val="0"/>
-            </w:rPr>
-            <w:t xml:space="preserve">Épicas</w:t>
-            <w:tab/>
-            <w:t xml:space="preserve">1</w:t>
-          </w:r>
-          <w:r>
-            <w:fldChar w:fldCharType="end"/>
-          </w:r>
           <w:r>
             <w:rPr>
               <w:rtl w:val="0"/>
@@ -1566,88 +1169,50 @@
         </w:p>
         <w:p>
           <w:pPr>
-            <w:keepNext w:val="0"/>
-            <w:keepLines w:val="0"/>
-            <w:pageBreakBefore w:val="0"/>
-            <w:widowControl w:val="1"/>
-            <w:pBdr>
-              <w:top w:space="0" w:sz="0" w:val="nil"/>
-              <w:left w:space="0" w:sz="0" w:val="nil"/>
-              <w:bottom w:space="0" w:sz="0" w:val="nil"/>
-              <w:right w:space="0" w:sz="0" w:val="nil"/>
-              <w:between w:space="0" w:sz="0" w:val="nil"/>
-            </w:pBdr>
-            <w:shd w:fill="auto" w:val="clear"/>
+            <w:widowControl w:val="0"/>
             <w:tabs>
-              <w:tab w:val="left" w:leader="none" w:pos="880"/>
-              <w:tab w:val="right" w:leader="none" w:pos="8828"/>
+              <w:tab w:val="right" w:leader="none" w:pos="12000"/>
             </w:tabs>
-            <w:spacing w:after="0" w:before="0" w:line="276" w:lineRule="auto"/>
-            <w:ind w:left="220" w:right="0" w:firstLine="0"/>
-            <w:jc w:val="left"/>
+            <w:spacing w:after="0" w:before="60" w:line="240" w:lineRule="auto"/>
             <w:rPr>
               <w:rFonts w:ascii="Arial" w:cs="Arial" w:eastAsia="Arial" w:hAnsi="Arial"/>
+              <w:b w:val="1"/>
+              <w:bCs w:val="1"/>
+              <w:i w:val="0"/>
+              <w:iCs w:val="0"/>
               <w:smallCaps w:val="0"/>
               <w:strike w:val="0"/>
               <w:color w:val="000000"/>
+              <w:sz w:val="22"/>
+              <w:szCs w:val="22"/>
               <w:u w:val="none"/>
               <w:shd w:fill="auto" w:val="clear"/>
               <w:vertAlign w:val="baseline"/>
             </w:rPr>
           </w:pPr>
-          <w:hyperlink w:anchor="_heading=h.b3caswl0l4x8">
-            <w:r>
-              <w:rPr>
-                <w:rFonts w:ascii="Arial" w:cs="Arial" w:eastAsia="Arial" w:hAnsi="Arial"/>
+          <w:hyperlink w:anchor="_heading=h.tkonfggupwiq">
+            <w:r>
+              <w:rPr>
+                <w:rFonts w:ascii="Arial" w:cs="Arial" w:eastAsia="Arial" w:hAnsi="Arial"/>
+                <w:b w:val="0"/>
+                <w:bCs w:val="0"/>
+                <w:i w:val="0"/>
+                <w:iCs w:val="0"/>
                 <w:smallCaps w:val="1"/>
                 <w:strike w:val="0"/>
                 <w:color w:val="000000"/>
+                <w:sz w:val="22"/>
+                <w:szCs w:val="22"/>
                 <w:u w:val="none"/>
                 <w:shd w:fill="auto" w:val="clear"/>
                 <w:vertAlign w:val="baseline"/>
                 <w:rtl w:val="0"/>
               </w:rPr>
-              <w:t xml:space="preserve">6.1</w:t>
+              <w:t xml:space="preserve">6 Épicas</w:t>
+              <w:tab/>
+              <w:t xml:space="preserve">10</w:t>
             </w:r>
           </w:hyperlink>
-          <w:hyperlink w:anchor="_heading=h.b3caswl0l4x8">
-            <w:r>
-              <w:rPr>
-                <w:rFonts w:ascii="Arial" w:cs="Arial" w:eastAsia="Arial" w:hAnsi="Arial"/>
-                <w:smallCaps w:val="0"/>
-                <w:strike w:val="0"/>
-                <w:color w:val="000000"/>
-                <w:u w:val="none"/>
-                <w:shd w:fill="auto" w:val="clear"/>
-                <w:vertAlign w:val="baseline"/>
-                <w:rtl w:val="0"/>
-              </w:rPr>
-              <w:tab/>
-            </w:r>
-          </w:hyperlink>
-          <w:r>
-            <w:fldChar w:fldCharType="begin"/>
-            <w:instrText xml:space="preserve"> PAGEREF _heading=h.b3caswl0l4x8 \h </w:instrText>
-            <w:fldChar w:fldCharType="separate"/>
-          </w:r>
-          <w:r>
-            <w:rPr>
-              <w:rFonts w:ascii="Arial" w:cs="Arial" w:eastAsia="Arial" w:hAnsi="Arial"/>
-              <w:smallCaps w:val="1"/>
-              <w:strike w:val="0"/>
-              <w:color w:val="000000"/>
-              <w:u w:val="none"/>
-              <w:shd w:fill="auto" w:val="clear"/>
-              <w:vertAlign w:val="baseline"/>
-              <w:rtl w:val="0"/>
-            </w:rPr>
-            <w:t xml:space="preserve">Épica 001</w:t>
-            <w:tab/>
-            <w:t xml:space="preserve">1</w:t>
-          </w:r>
-          <w:r>
-            <w:fldChar w:fldCharType="end"/>
-          </w:r>
           <w:r>
             <w:rPr>
               <w:rtl w:val="0"/>
@@ -1656,88 +1221,51 @@
         </w:p>
         <w:p>
           <w:pPr>
-            <w:keepNext w:val="0"/>
-            <w:keepLines w:val="0"/>
-            <w:pageBreakBefore w:val="0"/>
-            <w:widowControl w:val="1"/>
-            <w:pBdr>
-              <w:top w:space="0" w:sz="0" w:val="nil"/>
-              <w:left w:space="0" w:sz="0" w:val="nil"/>
-              <w:bottom w:space="0" w:sz="0" w:val="nil"/>
-              <w:right w:space="0" w:sz="0" w:val="nil"/>
-              <w:between w:space="0" w:sz="0" w:val="nil"/>
-            </w:pBdr>
-            <w:shd w:fill="auto" w:val="clear"/>
+            <w:widowControl w:val="0"/>
             <w:tabs>
-              <w:tab w:val="left" w:leader="none" w:pos="1320"/>
-              <w:tab w:val="right" w:leader="none" w:pos="8828"/>
+              <w:tab w:val="right" w:leader="none" w:pos="12000"/>
             </w:tabs>
-            <w:spacing w:after="0" w:before="0" w:line="276" w:lineRule="auto"/>
-            <w:ind w:left="440" w:right="0" w:firstLine="0"/>
-            <w:jc w:val="left"/>
+            <w:spacing w:after="0" w:before="60" w:line="240" w:lineRule="auto"/>
+            <w:ind w:left="360" w:firstLine="0"/>
             <w:rPr>
               <w:rFonts w:ascii="Arial" w:cs="Arial" w:eastAsia="Arial" w:hAnsi="Arial"/>
+              <w:b w:val="0"/>
+              <w:bCs w:val="0"/>
+              <w:i w:val="0"/>
+              <w:iCs w:val="0"/>
               <w:smallCaps w:val="0"/>
               <w:strike w:val="0"/>
               <w:color w:val="000000"/>
+              <w:sz w:val="22"/>
+              <w:szCs w:val="22"/>
               <w:u w:val="none"/>
               <w:shd w:fill="auto" w:val="clear"/>
               <w:vertAlign w:val="baseline"/>
             </w:rPr>
           </w:pPr>
-          <w:hyperlink w:anchor="_heading=h.eciv1mhwsov">
-            <w:r>
-              <w:rPr>
-                <w:rFonts w:ascii="Arial" w:cs="Arial" w:eastAsia="Arial" w:hAnsi="Arial"/>
-                <w:smallCaps w:val="0"/>
+          <w:hyperlink w:anchor="_heading=h.b3caswl0l4x8">
+            <w:r>
+              <w:rPr>
+                <w:rFonts w:ascii="Arial" w:cs="Arial" w:eastAsia="Arial" w:hAnsi="Arial"/>
+                <w:b w:val="0"/>
+                <w:bCs w:val="0"/>
+                <w:i w:val="0"/>
+                <w:iCs w:val="0"/>
+                <w:smallCaps w:val="1"/>
                 <w:strike w:val="0"/>
                 <w:color w:val="000000"/>
+                <w:sz w:val="22"/>
+                <w:szCs w:val="22"/>
                 <w:u w:val="none"/>
                 <w:shd w:fill="auto" w:val="clear"/>
                 <w:vertAlign w:val="baseline"/>
                 <w:rtl w:val="0"/>
               </w:rPr>
-              <w:t xml:space="preserve">6.1.1</w:t>
+              <w:t xml:space="preserve">6.1 Épica 001  – Registro de asistencia</w:t>
+              <w:tab/>
+              <w:t xml:space="preserve">10</w:t>
             </w:r>
           </w:hyperlink>
-          <w:hyperlink w:anchor="_heading=h.eciv1mhwsov">
-            <w:r>
-              <w:rPr>
-                <w:rFonts w:ascii="Arial" w:cs="Arial" w:eastAsia="Arial" w:hAnsi="Arial"/>
-                <w:smallCaps w:val="0"/>
-                <w:strike w:val="0"/>
-                <w:color w:val="000000"/>
-                <w:u w:val="none"/>
-                <w:shd w:fill="auto" w:val="clear"/>
-                <w:vertAlign w:val="baseline"/>
-                <w:rtl w:val="0"/>
-              </w:rPr>
-              <w:tab/>
-            </w:r>
-          </w:hyperlink>
-          <w:r>
-            <w:fldChar w:fldCharType="begin"/>
-            <w:instrText xml:space="preserve"> PAGEREF _heading=h.eciv1mhwsov \h </w:instrText>
-            <w:fldChar w:fldCharType="separate"/>
-          </w:r>
-          <w:r>
-            <w:rPr>
-              <w:rFonts w:ascii="Arial" w:cs="Arial" w:eastAsia="Arial" w:hAnsi="Arial"/>
-              <w:smallCaps w:val="0"/>
-              <w:strike w:val="0"/>
-              <w:color w:val="000000"/>
-              <w:u w:val="none"/>
-              <w:shd w:fill="auto" w:val="clear"/>
-              <w:vertAlign w:val="baseline"/>
-              <w:rtl w:val="0"/>
-            </w:rPr>
-            <w:t xml:space="preserve">Definición</w:t>
-            <w:tab/>
-            <w:t xml:space="preserve">1</w:t>
-          </w:r>
-          <w:r>
-            <w:fldChar w:fldCharType="end"/>
-          </w:r>
           <w:r>
             <w:rPr>
               <w:rtl w:val="0"/>
@@ -1746,88 +1274,51 @@
         </w:p>
         <w:p>
           <w:pPr>
-            <w:keepNext w:val="0"/>
-            <w:keepLines w:val="0"/>
-            <w:pageBreakBefore w:val="0"/>
-            <w:widowControl w:val="1"/>
-            <w:pBdr>
-              <w:top w:space="0" w:sz="0" w:val="nil"/>
-              <w:left w:space="0" w:sz="0" w:val="nil"/>
-              <w:bottom w:space="0" w:sz="0" w:val="nil"/>
-              <w:right w:space="0" w:sz="0" w:val="nil"/>
-              <w:between w:space="0" w:sz="0" w:val="nil"/>
-            </w:pBdr>
-            <w:shd w:fill="auto" w:val="clear"/>
+            <w:widowControl w:val="0"/>
             <w:tabs>
-              <w:tab w:val="left" w:leader="none" w:pos="1320"/>
-              <w:tab w:val="right" w:leader="none" w:pos="8828"/>
+              <w:tab w:val="right" w:leader="none" w:pos="12000"/>
             </w:tabs>
-            <w:spacing w:after="0" w:before="0" w:line="276" w:lineRule="auto"/>
-            <w:ind w:left="440" w:right="0" w:firstLine="0"/>
-            <w:jc w:val="left"/>
+            <w:spacing w:after="0" w:before="60" w:line="240" w:lineRule="auto"/>
+            <w:ind w:left="720" w:firstLine="0"/>
             <w:rPr>
               <w:rFonts w:ascii="Arial" w:cs="Arial" w:eastAsia="Arial" w:hAnsi="Arial"/>
+              <w:b w:val="0"/>
+              <w:bCs w:val="0"/>
+              <w:i w:val="0"/>
+              <w:iCs w:val="0"/>
               <w:smallCaps w:val="0"/>
               <w:strike w:val="0"/>
               <w:color w:val="000000"/>
+              <w:sz w:val="22"/>
+              <w:szCs w:val="22"/>
               <w:u w:val="none"/>
               <w:shd w:fill="auto" w:val="clear"/>
               <w:vertAlign w:val="baseline"/>
             </w:rPr>
           </w:pPr>
-          <w:hyperlink w:anchor="_heading=h.dnww3qbh3b4v">
-            <w:r>
-              <w:rPr>
-                <w:rFonts w:ascii="Arial" w:cs="Arial" w:eastAsia="Arial" w:hAnsi="Arial"/>
+          <w:hyperlink w:anchor="_heading=h.eciv1mhwsov">
+            <w:r>
+              <w:rPr>
+                <w:rFonts w:ascii="Arial" w:cs="Arial" w:eastAsia="Arial" w:hAnsi="Arial"/>
+                <w:b w:val="0"/>
+                <w:bCs w:val="0"/>
+                <w:i w:val="0"/>
+                <w:iCs w:val="0"/>
                 <w:smallCaps w:val="0"/>
                 <w:strike w:val="0"/>
                 <w:color w:val="000000"/>
+                <w:sz w:val="22"/>
+                <w:szCs w:val="22"/>
                 <w:u w:val="none"/>
                 <w:shd w:fill="auto" w:val="clear"/>
                 <w:vertAlign w:val="baseline"/>
                 <w:rtl w:val="0"/>
               </w:rPr>
-              <w:t xml:space="preserve">6.1.2</w:t>
+              <w:t xml:space="preserve">6.1.1 Definición</w:t>
+              <w:tab/>
+              <w:t xml:space="preserve">10</w:t>
             </w:r>
           </w:hyperlink>
-          <w:hyperlink w:anchor="_heading=h.dnww3qbh3b4v">
-            <w:r>
-              <w:rPr>
-                <w:rFonts w:ascii="Arial" w:cs="Arial" w:eastAsia="Arial" w:hAnsi="Arial"/>
-                <w:smallCaps w:val="0"/>
-                <w:strike w:val="0"/>
-                <w:color w:val="000000"/>
-                <w:u w:val="none"/>
-                <w:shd w:fill="auto" w:val="clear"/>
-                <w:vertAlign w:val="baseline"/>
-                <w:rtl w:val="0"/>
-              </w:rPr>
-              <w:tab/>
-            </w:r>
-          </w:hyperlink>
-          <w:r>
-            <w:fldChar w:fldCharType="begin"/>
-            <w:instrText xml:space="preserve"> PAGEREF _heading=h.dnww3qbh3b4v \h </w:instrText>
-            <w:fldChar w:fldCharType="separate"/>
-          </w:r>
-          <w:r>
-            <w:rPr>
-              <w:rFonts w:ascii="Arial" w:cs="Arial" w:eastAsia="Arial" w:hAnsi="Arial"/>
-              <w:smallCaps w:val="0"/>
-              <w:strike w:val="0"/>
-              <w:color w:val="000000"/>
-              <w:u w:val="none"/>
-              <w:shd w:fill="auto" w:val="clear"/>
-              <w:vertAlign w:val="baseline"/>
-              <w:rtl w:val="0"/>
-            </w:rPr>
-            <w:t xml:space="preserve">Criterios de Aceptación</w:t>
-            <w:tab/>
-            <w:t xml:space="preserve">1</w:t>
-          </w:r>
-          <w:r>
-            <w:fldChar w:fldCharType="end"/>
-          </w:r>
           <w:r>
             <w:rPr>
               <w:rtl w:val="0"/>
@@ -1836,88 +1327,51 @@
         </w:p>
         <w:p>
           <w:pPr>
-            <w:keepNext w:val="0"/>
-            <w:keepLines w:val="0"/>
-            <w:pageBreakBefore w:val="0"/>
-            <w:widowControl w:val="1"/>
-            <w:pBdr>
-              <w:top w:space="0" w:sz="0" w:val="nil"/>
-              <w:left w:space="0" w:sz="0" w:val="nil"/>
-              <w:bottom w:space="0" w:sz="0" w:val="nil"/>
-              <w:right w:space="0" w:sz="0" w:val="nil"/>
-              <w:between w:space="0" w:sz="0" w:val="nil"/>
-            </w:pBdr>
-            <w:shd w:fill="auto" w:val="clear"/>
+            <w:widowControl w:val="0"/>
             <w:tabs>
-              <w:tab w:val="left" w:leader="none" w:pos="880"/>
-              <w:tab w:val="right" w:leader="none" w:pos="8828"/>
+              <w:tab w:val="right" w:leader="none" w:pos="12000"/>
             </w:tabs>
-            <w:spacing w:after="0" w:before="0" w:line="276" w:lineRule="auto"/>
-            <w:ind w:left="220" w:right="0" w:firstLine="0"/>
-            <w:jc w:val="left"/>
+            <w:spacing w:after="0" w:before="60" w:line="240" w:lineRule="auto"/>
+            <w:ind w:left="720" w:firstLine="0"/>
             <w:rPr>
               <w:rFonts w:ascii="Arial" w:cs="Arial" w:eastAsia="Arial" w:hAnsi="Arial"/>
+              <w:b w:val="0"/>
+              <w:bCs w:val="0"/>
+              <w:i w:val="0"/>
+              <w:iCs w:val="0"/>
               <w:smallCaps w:val="0"/>
               <w:strike w:val="0"/>
               <w:color w:val="000000"/>
+              <w:sz w:val="22"/>
+              <w:szCs w:val="22"/>
               <w:u w:val="none"/>
               <w:shd w:fill="auto" w:val="clear"/>
               <w:vertAlign w:val="baseline"/>
             </w:rPr>
           </w:pPr>
-          <w:hyperlink w:anchor="_heading=h.5js0i42alrsa">
-            <w:r>
-              <w:rPr>
-                <w:rFonts w:ascii="Arial" w:cs="Arial" w:eastAsia="Arial" w:hAnsi="Arial"/>
-                <w:smallCaps w:val="1"/>
+          <w:hyperlink w:anchor="_heading=h.dnww3qbh3b4v">
+            <w:r>
+              <w:rPr>
+                <w:rFonts w:ascii="Arial" w:cs="Arial" w:eastAsia="Arial" w:hAnsi="Arial"/>
+                <w:b w:val="0"/>
+                <w:bCs w:val="0"/>
+                <w:i w:val="0"/>
+                <w:iCs w:val="0"/>
+                <w:smallCaps w:val="0"/>
                 <w:strike w:val="0"/>
                 <w:color w:val="000000"/>
+                <w:sz w:val="22"/>
+                <w:szCs w:val="22"/>
                 <w:u w:val="none"/>
                 <w:shd w:fill="auto" w:val="clear"/>
                 <w:vertAlign w:val="baseline"/>
                 <w:rtl w:val="0"/>
               </w:rPr>
-              <w:t xml:space="preserve">6.2</w:t>
+              <w:t xml:space="preserve">6.1.2 Criterios de Aceptación</w:t>
+              <w:tab/>
+              <w:t xml:space="preserve">10</w:t>
             </w:r>
           </w:hyperlink>
-          <w:hyperlink w:anchor="_heading=h.5js0i42alrsa">
-            <w:r>
-              <w:rPr>
-                <w:rFonts w:ascii="Arial" w:cs="Arial" w:eastAsia="Arial" w:hAnsi="Arial"/>
-                <w:smallCaps w:val="0"/>
-                <w:strike w:val="0"/>
-                <w:color w:val="000000"/>
-                <w:u w:val="none"/>
-                <w:shd w:fill="auto" w:val="clear"/>
-                <w:vertAlign w:val="baseline"/>
-                <w:rtl w:val="0"/>
-              </w:rPr>
-              <w:tab/>
-            </w:r>
-          </w:hyperlink>
-          <w:r>
-            <w:fldChar w:fldCharType="begin"/>
-            <w:instrText xml:space="preserve"> PAGEREF _heading=h.5js0i42alrsa \h </w:instrText>
-            <w:fldChar w:fldCharType="separate"/>
-          </w:r>
-          <w:r>
-            <w:rPr>
-              <w:rFonts w:ascii="Arial" w:cs="Arial" w:eastAsia="Arial" w:hAnsi="Arial"/>
-              <w:smallCaps w:val="1"/>
-              <w:strike w:val="0"/>
-              <w:color w:val="000000"/>
-              <w:u w:val="none"/>
-              <w:shd w:fill="auto" w:val="clear"/>
-              <w:vertAlign w:val="baseline"/>
-              <w:rtl w:val="0"/>
-            </w:rPr>
-            <w:t xml:space="preserve">Épica 002</w:t>
-            <w:tab/>
-            <w:t xml:space="preserve">1</w:t>
-          </w:r>
-          <w:r>
-            <w:fldChar w:fldCharType="end"/>
-          </w:r>
           <w:r>
             <w:rPr>
               <w:rtl w:val="0"/>
@@ -1926,88 +1380,51 @@
         </w:p>
         <w:p>
           <w:pPr>
-            <w:keepNext w:val="0"/>
-            <w:keepLines w:val="0"/>
-            <w:pageBreakBefore w:val="0"/>
-            <w:widowControl w:val="1"/>
-            <w:pBdr>
-              <w:top w:space="0" w:sz="0" w:val="nil"/>
-              <w:left w:space="0" w:sz="0" w:val="nil"/>
-              <w:bottom w:space="0" w:sz="0" w:val="nil"/>
-              <w:right w:space="0" w:sz="0" w:val="nil"/>
-              <w:between w:space="0" w:sz="0" w:val="nil"/>
-            </w:pBdr>
-            <w:shd w:fill="auto" w:val="clear"/>
+            <w:widowControl w:val="0"/>
             <w:tabs>
-              <w:tab w:val="left" w:leader="none" w:pos="1320"/>
-              <w:tab w:val="right" w:leader="none" w:pos="8828"/>
+              <w:tab w:val="right" w:leader="none" w:pos="12000"/>
             </w:tabs>
-            <w:spacing w:after="0" w:before="0" w:line="276" w:lineRule="auto"/>
-            <w:ind w:left="440" w:right="0" w:firstLine="0"/>
-            <w:jc w:val="left"/>
+            <w:spacing w:after="0" w:before="60" w:line="240" w:lineRule="auto"/>
+            <w:ind w:left="360" w:firstLine="0"/>
             <w:rPr>
               <w:rFonts w:ascii="Arial" w:cs="Arial" w:eastAsia="Arial" w:hAnsi="Arial"/>
+              <w:b w:val="0"/>
+              <w:bCs w:val="0"/>
+              <w:i w:val="0"/>
+              <w:iCs w:val="0"/>
               <w:smallCaps w:val="0"/>
               <w:strike w:val="0"/>
               <w:color w:val="000000"/>
+              <w:sz w:val="22"/>
+              <w:szCs w:val="22"/>
               <w:u w:val="none"/>
               <w:shd w:fill="auto" w:val="clear"/>
               <w:vertAlign w:val="baseline"/>
             </w:rPr>
           </w:pPr>
-          <w:hyperlink w:anchor="_heading=h.yu3a41ads15t">
-            <w:r>
-              <w:rPr>
-                <w:rFonts w:ascii="Arial" w:cs="Arial" w:eastAsia="Arial" w:hAnsi="Arial"/>
-                <w:smallCaps w:val="0"/>
+          <w:hyperlink w:anchor="_heading=h.5js0i42alrsa">
+            <w:r>
+              <w:rPr>
+                <w:rFonts w:ascii="Arial" w:cs="Arial" w:eastAsia="Arial" w:hAnsi="Arial"/>
+                <w:b w:val="0"/>
+                <w:bCs w:val="0"/>
+                <w:i w:val="0"/>
+                <w:iCs w:val="0"/>
+                <w:smallCaps w:val="1"/>
                 <w:strike w:val="0"/>
                 <w:color w:val="000000"/>
+                <w:sz w:val="22"/>
+                <w:szCs w:val="22"/>
                 <w:u w:val="none"/>
                 <w:shd w:fill="auto" w:val="clear"/>
                 <w:vertAlign w:val="baseline"/>
                 <w:rtl w:val="0"/>
               </w:rPr>
-              <w:t xml:space="preserve">6.2.1</w:t>
+              <w:t xml:space="preserve">6.2 Épica 002  – Gestión de cupos e inscripciones</w:t>
+              <w:tab/>
+              <w:t xml:space="preserve">10</w:t>
             </w:r>
           </w:hyperlink>
-          <w:hyperlink w:anchor="_heading=h.yu3a41ads15t">
-            <w:r>
-              <w:rPr>
-                <w:rFonts w:ascii="Arial" w:cs="Arial" w:eastAsia="Arial" w:hAnsi="Arial"/>
-                <w:smallCaps w:val="0"/>
-                <w:strike w:val="0"/>
-                <w:color w:val="000000"/>
-                <w:u w:val="none"/>
-                <w:shd w:fill="auto" w:val="clear"/>
-                <w:vertAlign w:val="baseline"/>
-                <w:rtl w:val="0"/>
-              </w:rPr>
-              <w:tab/>
-            </w:r>
-          </w:hyperlink>
-          <w:r>
-            <w:fldChar w:fldCharType="begin"/>
-            <w:instrText xml:space="preserve"> PAGEREF _heading=h.yu3a41ads15t \h </w:instrText>
-            <w:fldChar w:fldCharType="separate"/>
-          </w:r>
-          <w:r>
-            <w:rPr>
-              <w:rFonts w:ascii="Arial" w:cs="Arial" w:eastAsia="Arial" w:hAnsi="Arial"/>
-              <w:smallCaps w:val="0"/>
-              <w:strike w:val="0"/>
-              <w:color w:val="000000"/>
-              <w:u w:val="none"/>
-              <w:shd w:fill="auto" w:val="clear"/>
-              <w:vertAlign w:val="baseline"/>
-              <w:rtl w:val="0"/>
-            </w:rPr>
-            <w:t xml:space="preserve">Definición</w:t>
-            <w:tab/>
-            <w:t xml:space="preserve">1</w:t>
-          </w:r>
-          <w:r>
-            <w:fldChar w:fldCharType="end"/>
-          </w:r>
           <w:r>
             <w:rPr>
               <w:rtl w:val="0"/>
@@ -2016,88 +1433,51 @@
         </w:p>
         <w:p>
           <w:pPr>
-            <w:keepNext w:val="0"/>
-            <w:keepLines w:val="0"/>
-            <w:pageBreakBefore w:val="0"/>
-            <w:widowControl w:val="1"/>
-            <w:pBdr>
-              <w:top w:space="0" w:sz="0" w:val="nil"/>
-              <w:left w:space="0" w:sz="0" w:val="nil"/>
-              <w:bottom w:space="0" w:sz="0" w:val="nil"/>
-              <w:right w:space="0" w:sz="0" w:val="nil"/>
-              <w:between w:space="0" w:sz="0" w:val="nil"/>
-            </w:pBdr>
-            <w:shd w:fill="auto" w:val="clear"/>
+            <w:widowControl w:val="0"/>
             <w:tabs>
-              <w:tab w:val="left" w:leader="none" w:pos="1320"/>
-              <w:tab w:val="right" w:leader="none" w:pos="8828"/>
+              <w:tab w:val="right" w:leader="none" w:pos="12000"/>
             </w:tabs>
-            <w:spacing w:after="0" w:before="0" w:line="276" w:lineRule="auto"/>
-            <w:ind w:left="440" w:right="0" w:firstLine="0"/>
-            <w:jc w:val="left"/>
+            <w:spacing w:after="0" w:before="60" w:line="240" w:lineRule="auto"/>
+            <w:ind w:left="720" w:firstLine="0"/>
             <w:rPr>
               <w:rFonts w:ascii="Arial" w:cs="Arial" w:eastAsia="Arial" w:hAnsi="Arial"/>
+              <w:b w:val="0"/>
+              <w:bCs w:val="0"/>
+              <w:i w:val="0"/>
+              <w:iCs w:val="0"/>
               <w:smallCaps w:val="0"/>
               <w:strike w:val="0"/>
               <w:color w:val="000000"/>
+              <w:sz w:val="22"/>
+              <w:szCs w:val="22"/>
               <w:u w:val="none"/>
               <w:shd w:fill="auto" w:val="clear"/>
               <w:vertAlign w:val="baseline"/>
             </w:rPr>
           </w:pPr>
-          <w:hyperlink w:anchor="_heading=h.8ekwvay9vwve">
-            <w:r>
-              <w:rPr>
-                <w:rFonts w:ascii="Arial" w:cs="Arial" w:eastAsia="Arial" w:hAnsi="Arial"/>
+          <w:hyperlink w:anchor="_heading=h.yu3a41ads15t">
+            <w:r>
+              <w:rPr>
+                <w:rFonts w:ascii="Arial" w:cs="Arial" w:eastAsia="Arial" w:hAnsi="Arial"/>
+                <w:b w:val="0"/>
+                <w:bCs w:val="0"/>
+                <w:i w:val="0"/>
+                <w:iCs w:val="0"/>
                 <w:smallCaps w:val="0"/>
                 <w:strike w:val="0"/>
                 <w:color w:val="000000"/>
+                <w:sz w:val="22"/>
+                <w:szCs w:val="22"/>
                 <w:u w:val="none"/>
                 <w:shd w:fill="auto" w:val="clear"/>
                 <w:vertAlign w:val="baseline"/>
                 <w:rtl w:val="0"/>
               </w:rPr>
-              <w:t xml:space="preserve">6.2.2</w:t>
+              <w:t xml:space="preserve">6.2.1 Definición</w:t>
+              <w:tab/>
+              <w:t xml:space="preserve">10</w:t>
             </w:r>
           </w:hyperlink>
-          <w:hyperlink w:anchor="_heading=h.8ekwvay9vwve">
-            <w:r>
-              <w:rPr>
-                <w:rFonts w:ascii="Arial" w:cs="Arial" w:eastAsia="Arial" w:hAnsi="Arial"/>
-                <w:smallCaps w:val="0"/>
-                <w:strike w:val="0"/>
-                <w:color w:val="000000"/>
-                <w:u w:val="none"/>
-                <w:shd w:fill="auto" w:val="clear"/>
-                <w:vertAlign w:val="baseline"/>
-                <w:rtl w:val="0"/>
-              </w:rPr>
-              <w:tab/>
-            </w:r>
-          </w:hyperlink>
-          <w:r>
-            <w:fldChar w:fldCharType="begin"/>
-            <w:instrText xml:space="preserve"> PAGEREF _heading=h.8ekwvay9vwve \h </w:instrText>
-            <w:fldChar w:fldCharType="separate"/>
-          </w:r>
-          <w:r>
-            <w:rPr>
-              <w:rFonts w:ascii="Arial" w:cs="Arial" w:eastAsia="Arial" w:hAnsi="Arial"/>
-              <w:smallCaps w:val="0"/>
-              <w:strike w:val="0"/>
-              <w:color w:val="000000"/>
-              <w:u w:val="none"/>
-              <w:shd w:fill="auto" w:val="clear"/>
-              <w:vertAlign w:val="baseline"/>
-              <w:rtl w:val="0"/>
-            </w:rPr>
-            <w:t xml:space="preserve">Criterios de Aceptación</w:t>
-            <w:tab/>
-            <w:t xml:space="preserve">1</w:t>
-          </w:r>
-          <w:r>
-            <w:fldChar w:fldCharType="end"/>
-          </w:r>
           <w:r>
             <w:rPr>
               <w:rtl w:val="0"/>
@@ -2106,88 +1486,51 @@
         </w:p>
         <w:p>
           <w:pPr>
-            <w:keepNext w:val="0"/>
-            <w:keepLines w:val="0"/>
-            <w:pageBreakBefore w:val="0"/>
-            <w:widowControl w:val="1"/>
-            <w:pBdr>
-              <w:top w:space="0" w:sz="0" w:val="nil"/>
-              <w:left w:space="0" w:sz="0" w:val="nil"/>
-              <w:bottom w:space="0" w:sz="0" w:val="nil"/>
-              <w:right w:space="0" w:sz="0" w:val="nil"/>
-              <w:between w:space="0" w:sz="0" w:val="nil"/>
-            </w:pBdr>
-            <w:shd w:fill="auto" w:val="clear"/>
+            <w:widowControl w:val="0"/>
             <w:tabs>
-              <w:tab w:val="left" w:leader="none" w:pos="440"/>
-              <w:tab w:val="right" w:leader="none" w:pos="8828"/>
+              <w:tab w:val="right" w:leader="none" w:pos="12000"/>
             </w:tabs>
-            <w:spacing w:after="120" w:before="120" w:line="276" w:lineRule="auto"/>
-            <w:ind w:left="0" w:right="0" w:firstLine="0"/>
-            <w:jc w:val="left"/>
+            <w:spacing w:after="0" w:before="60" w:line="240" w:lineRule="auto"/>
+            <w:ind w:left="720" w:firstLine="0"/>
             <w:rPr>
               <w:rFonts w:ascii="Arial" w:cs="Arial" w:eastAsia="Arial" w:hAnsi="Arial"/>
+              <w:b w:val="0"/>
+              <w:bCs w:val="0"/>
+              <w:i w:val="0"/>
+              <w:iCs w:val="0"/>
               <w:smallCaps w:val="0"/>
               <w:strike w:val="0"/>
               <w:color w:val="000000"/>
+              <w:sz w:val="22"/>
+              <w:szCs w:val="22"/>
               <w:u w:val="none"/>
               <w:shd w:fill="auto" w:val="clear"/>
               <w:vertAlign w:val="baseline"/>
             </w:rPr>
           </w:pPr>
-          <w:hyperlink w:anchor="_heading=h.v4db79ksyorm">
-            <w:r>
-              <w:rPr>
-                <w:rFonts w:ascii="Arial" w:cs="Arial" w:eastAsia="Arial" w:hAnsi="Arial"/>
-                <w:smallCaps w:val="1"/>
+          <w:hyperlink w:anchor="_heading=h.8ekwvay9vwve">
+            <w:r>
+              <w:rPr>
+                <w:rFonts w:ascii="Arial" w:cs="Arial" w:eastAsia="Arial" w:hAnsi="Arial"/>
+                <w:b w:val="0"/>
+                <w:bCs w:val="0"/>
+                <w:i w:val="0"/>
+                <w:iCs w:val="0"/>
+                <w:smallCaps w:val="0"/>
                 <w:strike w:val="0"/>
                 <w:color w:val="000000"/>
+                <w:sz w:val="22"/>
+                <w:szCs w:val="22"/>
                 <w:u w:val="none"/>
                 <w:shd w:fill="auto" w:val="clear"/>
                 <w:vertAlign w:val="baseline"/>
                 <w:rtl w:val="0"/>
               </w:rPr>
-              <w:t xml:space="preserve">7</w:t>
+              <w:t xml:space="preserve">6.2.2 Criterios de Aceptación</w:t>
+              <w:tab/>
+              <w:t xml:space="preserve">10</w:t>
             </w:r>
           </w:hyperlink>
-          <w:hyperlink w:anchor="_heading=h.v4db79ksyorm">
-            <w:r>
-              <w:rPr>
-                <w:rFonts w:ascii="Arial" w:cs="Arial" w:eastAsia="Arial" w:hAnsi="Arial"/>
-                <w:smallCaps w:val="0"/>
-                <w:strike w:val="0"/>
-                <w:color w:val="000000"/>
-                <w:u w:val="none"/>
-                <w:shd w:fill="auto" w:val="clear"/>
-                <w:vertAlign w:val="baseline"/>
-                <w:rtl w:val="0"/>
-              </w:rPr>
-              <w:tab/>
-            </w:r>
-          </w:hyperlink>
-          <w:r>
-            <w:fldChar w:fldCharType="begin"/>
-            <w:instrText xml:space="preserve"> PAGEREF _heading=h.v4db79ksyorm \h </w:instrText>
-            <w:fldChar w:fldCharType="separate"/>
-          </w:r>
-          <w:r>
-            <w:rPr>
-              <w:rFonts w:ascii="Arial" w:cs="Arial" w:eastAsia="Arial" w:hAnsi="Arial"/>
-              <w:smallCaps w:val="1"/>
-              <w:strike w:val="0"/>
-              <w:color w:val="000000"/>
-              <w:u w:val="none"/>
-              <w:shd w:fill="auto" w:val="clear"/>
-              <w:vertAlign w:val="baseline"/>
-              <w:rtl w:val="0"/>
-            </w:rPr>
-            <w:t xml:space="preserve">Plan de Trabajo – Sobre Poker Planning</w:t>
-            <w:tab/>
-            <w:t xml:space="preserve">1</w:t>
-          </w:r>
-          <w:r>
-            <w:fldChar w:fldCharType="end"/>
-          </w:r>
           <w:r>
             <w:rPr>
               <w:rtl w:val="0"/>
@@ -2196,88 +1539,51 @@
         </w:p>
         <w:p>
           <w:pPr>
-            <w:keepNext w:val="0"/>
-            <w:keepLines w:val="0"/>
-            <w:pageBreakBefore w:val="0"/>
-            <w:widowControl w:val="1"/>
-            <w:pBdr>
-              <w:top w:space="0" w:sz="0" w:val="nil"/>
-              <w:left w:space="0" w:sz="0" w:val="nil"/>
-              <w:bottom w:space="0" w:sz="0" w:val="nil"/>
-              <w:right w:space="0" w:sz="0" w:val="nil"/>
-              <w:between w:space="0" w:sz="0" w:val="nil"/>
-            </w:pBdr>
-            <w:shd w:fill="auto" w:val="clear"/>
+            <w:widowControl w:val="0"/>
             <w:tabs>
-              <w:tab w:val="left" w:leader="none" w:pos="880"/>
-              <w:tab w:val="right" w:leader="none" w:pos="8828"/>
+              <w:tab w:val="right" w:leader="none" w:pos="12000"/>
             </w:tabs>
-            <w:spacing w:after="0" w:before="0" w:line="276" w:lineRule="auto"/>
-            <w:ind w:left="220" w:right="0" w:firstLine="0"/>
-            <w:jc w:val="left"/>
+            <w:spacing w:after="0" w:before="60" w:line="240" w:lineRule="auto"/>
+            <w:ind w:left="360" w:firstLine="0"/>
             <w:rPr>
               <w:rFonts w:ascii="Arial" w:cs="Arial" w:eastAsia="Arial" w:hAnsi="Arial"/>
+              <w:b w:val="0"/>
+              <w:bCs w:val="0"/>
+              <w:i w:val="0"/>
+              <w:iCs w:val="0"/>
               <w:smallCaps w:val="0"/>
               <w:strike w:val="0"/>
               <w:color w:val="000000"/>
+              <w:sz w:val="22"/>
+              <w:szCs w:val="22"/>
               <w:u w:val="none"/>
               <w:shd w:fill="auto" w:val="clear"/>
               <w:vertAlign w:val="baseline"/>
             </w:rPr>
           </w:pPr>
-          <w:hyperlink w:anchor="_heading=h.erq4iuoeictw">
-            <w:r>
-              <w:rPr>
-                <w:rFonts w:ascii="Arial" w:cs="Arial" w:eastAsia="Arial" w:hAnsi="Arial"/>
-                <w:smallCaps w:val="1"/>
+          <w:hyperlink w:anchor="_heading=">
+            <w:r>
+              <w:rPr>
+                <w:rFonts w:ascii="Arial" w:cs="Arial" w:eastAsia="Arial" w:hAnsi="Arial"/>
+                <w:b w:val="0"/>
+                <w:bCs w:val="0"/>
+                <w:i w:val="0"/>
+                <w:iCs w:val="0"/>
+                <w:smallCaps w:val="0"/>
                 <w:strike w:val="0"/>
                 <w:color w:val="000000"/>
+                <w:sz w:val="22"/>
+                <w:szCs w:val="22"/>
                 <w:u w:val="none"/>
                 <w:shd w:fill="auto" w:val="clear"/>
                 <w:vertAlign w:val="baseline"/>
                 <w:rtl w:val="0"/>
               </w:rPr>
-              <w:t xml:space="preserve">7.1</w:t>
+              <w:t xml:space="preserve">6.3 Épica 003 – Invitaciones por correo</w:t>
+              <w:tab/>
+              <w:t xml:space="preserve">11</w:t>
             </w:r>
           </w:hyperlink>
-          <w:hyperlink w:anchor="_heading=h.erq4iuoeictw">
-            <w:r>
-              <w:rPr>
-                <w:rFonts w:ascii="Arial" w:cs="Arial" w:eastAsia="Arial" w:hAnsi="Arial"/>
-                <w:smallCaps w:val="0"/>
-                <w:strike w:val="0"/>
-                <w:color w:val="000000"/>
-                <w:u w:val="none"/>
-                <w:shd w:fill="auto" w:val="clear"/>
-                <w:vertAlign w:val="baseline"/>
-                <w:rtl w:val="0"/>
-              </w:rPr>
-              <w:tab/>
-            </w:r>
-          </w:hyperlink>
-          <w:r>
-            <w:fldChar w:fldCharType="begin"/>
-            <w:instrText xml:space="preserve"> PAGEREF _heading=h.erq4iuoeictw \h </w:instrText>
-            <w:fldChar w:fldCharType="separate"/>
-          </w:r>
-          <w:r>
-            <w:rPr>
-              <w:rFonts w:ascii="Arial" w:cs="Arial" w:eastAsia="Arial" w:hAnsi="Arial"/>
-              <w:smallCaps w:val="1"/>
-              <w:strike w:val="0"/>
-              <w:color w:val="000000"/>
-              <w:u w:val="none"/>
-              <w:shd w:fill="auto" w:val="clear"/>
-              <w:vertAlign w:val="baseline"/>
-              <w:rtl w:val="0"/>
-            </w:rPr>
-            <w:t xml:space="preserve">Dimensionamiento Épicas</w:t>
-            <w:tab/>
-            <w:t xml:space="preserve">1</w:t>
-          </w:r>
-          <w:r>
-            <w:fldChar w:fldCharType="end"/>
-          </w:r>
           <w:r>
             <w:rPr>
               <w:rtl w:val="0"/>
@@ -2286,88 +1592,51 @@
         </w:p>
         <w:p>
           <w:pPr>
-            <w:keepNext w:val="0"/>
-            <w:keepLines w:val="0"/>
-            <w:pageBreakBefore w:val="0"/>
-            <w:widowControl w:val="1"/>
-            <w:pBdr>
-              <w:top w:space="0" w:sz="0" w:val="nil"/>
-              <w:left w:space="0" w:sz="0" w:val="nil"/>
-              <w:bottom w:space="0" w:sz="0" w:val="nil"/>
-              <w:right w:space="0" w:sz="0" w:val="nil"/>
-              <w:between w:space="0" w:sz="0" w:val="nil"/>
-            </w:pBdr>
-            <w:shd w:fill="auto" w:val="clear"/>
+            <w:widowControl w:val="0"/>
             <w:tabs>
-              <w:tab w:val="left" w:leader="none" w:pos="880"/>
-              <w:tab w:val="right" w:leader="none" w:pos="8828"/>
+              <w:tab w:val="right" w:leader="none" w:pos="12000"/>
             </w:tabs>
-            <w:spacing w:after="0" w:before="0" w:line="276" w:lineRule="auto"/>
-            <w:ind w:left="220" w:right="0" w:firstLine="0"/>
-            <w:jc w:val="left"/>
+            <w:spacing w:after="0" w:before="60" w:line="240" w:lineRule="auto"/>
+            <w:ind w:left="720" w:firstLine="0"/>
             <w:rPr>
               <w:rFonts w:ascii="Arial" w:cs="Arial" w:eastAsia="Arial" w:hAnsi="Arial"/>
+              <w:b w:val="0"/>
+              <w:bCs w:val="0"/>
+              <w:i w:val="0"/>
+              <w:iCs w:val="0"/>
               <w:smallCaps w:val="0"/>
               <w:strike w:val="0"/>
               <w:color w:val="000000"/>
+              <w:sz w:val="22"/>
+              <w:szCs w:val="22"/>
               <w:u w:val="none"/>
               <w:shd w:fill="auto" w:val="clear"/>
               <w:vertAlign w:val="baseline"/>
             </w:rPr>
           </w:pPr>
-          <w:hyperlink w:anchor="_heading=h.rzeyq58l22hl">
-            <w:r>
-              <w:rPr>
-                <w:rFonts w:ascii="Arial" w:cs="Arial" w:eastAsia="Arial" w:hAnsi="Arial"/>
-                <w:smallCaps w:val="1"/>
+          <w:hyperlink w:anchor="_heading=">
+            <w:r>
+              <w:rPr>
+                <w:rFonts w:ascii="Arial" w:cs="Arial" w:eastAsia="Arial" w:hAnsi="Arial"/>
+                <w:b w:val="0"/>
+                <w:bCs w:val="0"/>
+                <w:i w:val="0"/>
+                <w:iCs w:val="0"/>
+                <w:smallCaps w:val="0"/>
                 <w:strike w:val="0"/>
                 <w:color w:val="000000"/>
+                <w:sz w:val="22"/>
+                <w:szCs w:val="22"/>
                 <w:u w:val="none"/>
                 <w:shd w:fill="auto" w:val="clear"/>
                 <w:vertAlign w:val="baseline"/>
                 <w:rtl w:val="0"/>
               </w:rPr>
-              <w:t xml:space="preserve">7.2</w:t>
+              <w:t xml:space="preserve">6.3.1 Definición</w:t>
+              <w:tab/>
+              <w:t xml:space="preserve">11</w:t>
             </w:r>
           </w:hyperlink>
-          <w:hyperlink w:anchor="_heading=h.rzeyq58l22hl">
-            <w:r>
-              <w:rPr>
-                <w:rFonts w:ascii="Arial" w:cs="Arial" w:eastAsia="Arial" w:hAnsi="Arial"/>
-                <w:smallCaps w:val="0"/>
-                <w:strike w:val="0"/>
-                <w:color w:val="000000"/>
-                <w:u w:val="none"/>
-                <w:shd w:fill="auto" w:val="clear"/>
-                <w:vertAlign w:val="baseline"/>
-                <w:rtl w:val="0"/>
-              </w:rPr>
-              <w:tab/>
-            </w:r>
-          </w:hyperlink>
-          <w:r>
-            <w:fldChar w:fldCharType="begin"/>
-            <w:instrText xml:space="preserve"> PAGEREF _heading=h.rzeyq58l22hl \h </w:instrText>
-            <w:fldChar w:fldCharType="separate"/>
-          </w:r>
-          <w:r>
-            <w:rPr>
-              <w:rFonts w:ascii="Arial" w:cs="Arial" w:eastAsia="Arial" w:hAnsi="Arial"/>
-              <w:smallCaps w:val="1"/>
-              <w:strike w:val="0"/>
-              <w:color w:val="000000"/>
-              <w:u w:val="none"/>
-              <w:shd w:fill="auto" w:val="clear"/>
-              <w:vertAlign w:val="baseline"/>
-              <w:rtl w:val="0"/>
-            </w:rPr>
-            <w:t xml:space="preserve">Distribución en las semanas</w:t>
-            <w:tab/>
-            <w:t xml:space="preserve">1</w:t>
-          </w:r>
-          <w:r>
-            <w:fldChar w:fldCharType="end"/>
-          </w:r>
           <w:r>
             <w:rPr>
               <w:rtl w:val="0"/>
@@ -2376,11 +1645,1004 @@
         </w:p>
         <w:p>
           <w:pPr>
-            <w:jc w:val="both"/>
+            <w:widowControl w:val="0"/>
+            <w:tabs>
+              <w:tab w:val="right" w:leader="none" w:pos="12000"/>
+            </w:tabs>
+            <w:spacing w:after="0" w:before="60" w:line="240" w:lineRule="auto"/>
+            <w:ind w:left="720" w:firstLine="0"/>
             <w:rPr>
               <w:rFonts w:ascii="Arial" w:cs="Arial" w:eastAsia="Arial" w:hAnsi="Arial"/>
+              <w:b w:val="0"/>
+              <w:bCs w:val="0"/>
+              <w:i w:val="0"/>
+              <w:iCs w:val="0"/>
+              <w:smallCaps w:val="0"/>
+              <w:strike w:val="0"/>
+              <w:color w:val="000000"/>
+              <w:sz w:val="22"/>
+              <w:szCs w:val="22"/>
+              <w:u w:val="none"/>
+              <w:shd w:fill="auto" w:val="clear"/>
+              <w:vertAlign w:val="baseline"/>
             </w:rPr>
           </w:pPr>
+          <w:hyperlink w:anchor="_heading=">
+            <w:r>
+              <w:rPr>
+                <w:rFonts w:ascii="Arial" w:cs="Arial" w:eastAsia="Arial" w:hAnsi="Arial"/>
+                <w:b w:val="0"/>
+                <w:bCs w:val="0"/>
+                <w:i w:val="0"/>
+                <w:iCs w:val="0"/>
+                <w:smallCaps w:val="0"/>
+                <w:strike w:val="0"/>
+                <w:color w:val="000000"/>
+                <w:sz w:val="22"/>
+                <w:szCs w:val="22"/>
+                <w:u w:val="none"/>
+                <w:shd w:fill="auto" w:val="clear"/>
+                <w:vertAlign w:val="baseline"/>
+                <w:rtl w:val="0"/>
+              </w:rPr>
+              <w:t xml:space="preserve">6.3.2 Criterios de Aceptación</w:t>
+              <w:tab/>
+              <w:t xml:space="preserve">11</w:t>
+            </w:r>
+          </w:hyperlink>
+          <w:r>
+            <w:rPr>
+              <w:rtl w:val="0"/>
+            </w:rPr>
+          </w:r>
+        </w:p>
+        <w:p>
+          <w:pPr>
+            <w:widowControl w:val="0"/>
+            <w:tabs>
+              <w:tab w:val="right" w:leader="none" w:pos="12000"/>
+            </w:tabs>
+            <w:spacing w:after="0" w:before="60" w:line="240" w:lineRule="auto"/>
+            <w:ind w:left="360" w:firstLine="0"/>
+            <w:rPr>
+              <w:rFonts w:ascii="Arial" w:cs="Arial" w:eastAsia="Arial" w:hAnsi="Arial"/>
+              <w:b w:val="0"/>
+              <w:bCs w:val="0"/>
+              <w:i w:val="0"/>
+              <w:iCs w:val="0"/>
+              <w:smallCaps w:val="0"/>
+              <w:strike w:val="0"/>
+              <w:color w:val="000000"/>
+              <w:sz w:val="22"/>
+              <w:szCs w:val="22"/>
+              <w:u w:val="none"/>
+              <w:shd w:fill="auto" w:val="clear"/>
+              <w:vertAlign w:val="baseline"/>
+            </w:rPr>
+          </w:pPr>
+          <w:hyperlink w:anchor="_heading=">
+            <w:r>
+              <w:rPr>
+                <w:rFonts w:ascii="Arial" w:cs="Arial" w:eastAsia="Arial" w:hAnsi="Arial"/>
+                <w:b w:val="0"/>
+                <w:bCs w:val="0"/>
+                <w:i w:val="0"/>
+                <w:iCs w:val="0"/>
+                <w:smallCaps w:val="0"/>
+                <w:strike w:val="0"/>
+                <w:color w:val="000000"/>
+                <w:sz w:val="22"/>
+                <w:szCs w:val="22"/>
+                <w:u w:val="none"/>
+                <w:shd w:fill="auto" w:val="clear"/>
+                <w:vertAlign w:val="baseline"/>
+                <w:rtl w:val="0"/>
+              </w:rPr>
+              <w:t xml:space="preserve">6.4 Épica 004  – Usuarios y roles</w:t>
+              <w:tab/>
+              <w:t xml:space="preserve">11</w:t>
+            </w:r>
+          </w:hyperlink>
+          <w:r>
+            <w:rPr>
+              <w:rtl w:val="0"/>
+            </w:rPr>
+          </w:r>
+        </w:p>
+        <w:p>
+          <w:pPr>
+            <w:widowControl w:val="0"/>
+            <w:tabs>
+              <w:tab w:val="right" w:leader="none" w:pos="12000"/>
+            </w:tabs>
+            <w:spacing w:after="0" w:before="60" w:line="240" w:lineRule="auto"/>
+            <w:ind w:left="720" w:firstLine="0"/>
+            <w:rPr>
+              <w:rFonts w:ascii="Arial" w:cs="Arial" w:eastAsia="Arial" w:hAnsi="Arial"/>
+              <w:b w:val="0"/>
+              <w:bCs w:val="0"/>
+              <w:i w:val="0"/>
+              <w:iCs w:val="0"/>
+              <w:smallCaps w:val="0"/>
+              <w:strike w:val="0"/>
+              <w:color w:val="000000"/>
+              <w:sz w:val="22"/>
+              <w:szCs w:val="22"/>
+              <w:u w:val="none"/>
+              <w:shd w:fill="auto" w:val="clear"/>
+              <w:vertAlign w:val="baseline"/>
+            </w:rPr>
+          </w:pPr>
+          <w:hyperlink w:anchor="_heading=">
+            <w:r>
+              <w:rPr>
+                <w:rFonts w:ascii="Arial" w:cs="Arial" w:eastAsia="Arial" w:hAnsi="Arial"/>
+                <w:b w:val="0"/>
+                <w:bCs w:val="0"/>
+                <w:i w:val="0"/>
+                <w:iCs w:val="0"/>
+                <w:smallCaps w:val="0"/>
+                <w:strike w:val="0"/>
+                <w:color w:val="000000"/>
+                <w:sz w:val="22"/>
+                <w:szCs w:val="22"/>
+                <w:u w:val="none"/>
+                <w:shd w:fill="auto" w:val="clear"/>
+                <w:vertAlign w:val="baseline"/>
+                <w:rtl w:val="0"/>
+              </w:rPr>
+              <w:t xml:space="preserve">6.4.1 Definición</w:t>
+              <w:tab/>
+              <w:t xml:space="preserve">11</w:t>
+            </w:r>
+          </w:hyperlink>
+          <w:r>
+            <w:rPr>
+              <w:rtl w:val="0"/>
+            </w:rPr>
+          </w:r>
+        </w:p>
+        <w:p>
+          <w:pPr>
+            <w:widowControl w:val="0"/>
+            <w:tabs>
+              <w:tab w:val="right" w:leader="none" w:pos="12000"/>
+            </w:tabs>
+            <w:spacing w:after="0" w:before="60" w:line="240" w:lineRule="auto"/>
+            <w:ind w:left="720" w:firstLine="0"/>
+            <w:rPr>
+              <w:rFonts w:ascii="Arial" w:cs="Arial" w:eastAsia="Arial" w:hAnsi="Arial"/>
+              <w:b w:val="0"/>
+              <w:bCs w:val="0"/>
+              <w:i w:val="0"/>
+              <w:iCs w:val="0"/>
+              <w:smallCaps w:val="0"/>
+              <w:strike w:val="0"/>
+              <w:color w:val="000000"/>
+              <w:sz w:val="22"/>
+              <w:szCs w:val="22"/>
+              <w:u w:val="none"/>
+              <w:shd w:fill="auto" w:val="clear"/>
+              <w:vertAlign w:val="baseline"/>
+            </w:rPr>
+          </w:pPr>
+          <w:hyperlink w:anchor="_heading=">
+            <w:r>
+              <w:rPr>
+                <w:rFonts w:ascii="Arial" w:cs="Arial" w:eastAsia="Arial" w:hAnsi="Arial"/>
+                <w:b w:val="0"/>
+                <w:bCs w:val="0"/>
+                <w:i w:val="0"/>
+                <w:iCs w:val="0"/>
+                <w:smallCaps w:val="0"/>
+                <w:strike w:val="0"/>
+                <w:color w:val="000000"/>
+                <w:sz w:val="22"/>
+                <w:szCs w:val="22"/>
+                <w:u w:val="none"/>
+                <w:shd w:fill="auto" w:val="clear"/>
+                <w:vertAlign w:val="baseline"/>
+                <w:rtl w:val="0"/>
+              </w:rPr>
+              <w:t xml:space="preserve">6.4.2 Criterios de Aceptación</w:t>
+              <w:tab/>
+              <w:t xml:space="preserve">11</w:t>
+            </w:r>
+          </w:hyperlink>
+          <w:r>
+            <w:rPr>
+              <w:rtl w:val="0"/>
+            </w:rPr>
+          </w:r>
+        </w:p>
+        <w:p>
+          <w:pPr>
+            <w:widowControl w:val="0"/>
+            <w:tabs>
+              <w:tab w:val="right" w:leader="none" w:pos="12000"/>
+            </w:tabs>
+            <w:spacing w:after="0" w:before="60" w:line="240" w:lineRule="auto"/>
+            <w:ind w:left="360" w:firstLine="0"/>
+            <w:rPr>
+              <w:rFonts w:ascii="Arial" w:cs="Arial" w:eastAsia="Arial" w:hAnsi="Arial"/>
+              <w:b w:val="0"/>
+              <w:bCs w:val="0"/>
+              <w:i w:val="0"/>
+              <w:iCs w:val="0"/>
+              <w:smallCaps w:val="0"/>
+              <w:strike w:val="0"/>
+              <w:color w:val="000000"/>
+              <w:sz w:val="22"/>
+              <w:szCs w:val="22"/>
+              <w:u w:val="none"/>
+              <w:shd w:fill="auto" w:val="clear"/>
+              <w:vertAlign w:val="baseline"/>
+            </w:rPr>
+          </w:pPr>
+          <w:hyperlink w:anchor="_heading=">
+            <w:r>
+              <w:rPr>
+                <w:rFonts w:ascii="Arial" w:cs="Arial" w:eastAsia="Arial" w:hAnsi="Arial"/>
+                <w:b w:val="0"/>
+                <w:bCs w:val="0"/>
+                <w:i w:val="0"/>
+                <w:iCs w:val="0"/>
+                <w:smallCaps w:val="0"/>
+                <w:strike w:val="0"/>
+                <w:color w:val="000000"/>
+                <w:sz w:val="22"/>
+                <w:szCs w:val="22"/>
+                <w:u w:val="none"/>
+                <w:shd w:fill="auto" w:val="clear"/>
+                <w:vertAlign w:val="baseline"/>
+                <w:rtl w:val="0"/>
+              </w:rPr>
+              <w:t xml:space="preserve">6.5 Épica 005 – Reportes y métricas</w:t>
+              <w:tab/>
+              <w:t xml:space="preserve">11</w:t>
+            </w:r>
+          </w:hyperlink>
+          <w:r>
+            <w:rPr>
+              <w:rtl w:val="0"/>
+            </w:rPr>
+          </w:r>
+        </w:p>
+        <w:p>
+          <w:pPr>
+            <w:widowControl w:val="0"/>
+            <w:tabs>
+              <w:tab w:val="right" w:leader="none" w:pos="12000"/>
+            </w:tabs>
+            <w:spacing w:after="0" w:before="60" w:line="240" w:lineRule="auto"/>
+            <w:ind w:left="720" w:firstLine="0"/>
+            <w:rPr>
+              <w:rFonts w:ascii="Arial" w:cs="Arial" w:eastAsia="Arial" w:hAnsi="Arial"/>
+              <w:b w:val="0"/>
+              <w:bCs w:val="0"/>
+              <w:i w:val="0"/>
+              <w:iCs w:val="0"/>
+              <w:smallCaps w:val="0"/>
+              <w:strike w:val="0"/>
+              <w:color w:val="000000"/>
+              <w:sz w:val="22"/>
+              <w:szCs w:val="22"/>
+              <w:u w:val="none"/>
+              <w:shd w:fill="auto" w:val="clear"/>
+              <w:vertAlign w:val="baseline"/>
+            </w:rPr>
+          </w:pPr>
+          <w:hyperlink w:anchor="_heading=">
+            <w:r>
+              <w:rPr>
+                <w:rFonts w:ascii="Arial" w:cs="Arial" w:eastAsia="Arial" w:hAnsi="Arial"/>
+                <w:b w:val="0"/>
+                <w:bCs w:val="0"/>
+                <w:i w:val="0"/>
+                <w:iCs w:val="0"/>
+                <w:smallCaps w:val="0"/>
+                <w:strike w:val="0"/>
+                <w:color w:val="000000"/>
+                <w:sz w:val="22"/>
+                <w:szCs w:val="22"/>
+                <w:u w:val="none"/>
+                <w:shd w:fill="auto" w:val="clear"/>
+                <w:vertAlign w:val="baseline"/>
+                <w:rtl w:val="0"/>
+              </w:rPr>
+              <w:t xml:space="preserve">6.5.1 Definición</w:t>
+              <w:tab/>
+              <w:t xml:space="preserve">11</w:t>
+            </w:r>
+          </w:hyperlink>
+          <w:r>
+            <w:rPr>
+              <w:rtl w:val="0"/>
+            </w:rPr>
+          </w:r>
+        </w:p>
+        <w:p>
+          <w:pPr>
+            <w:widowControl w:val="0"/>
+            <w:tabs>
+              <w:tab w:val="right" w:leader="none" w:pos="12000"/>
+            </w:tabs>
+            <w:spacing w:after="0" w:before="60" w:line="240" w:lineRule="auto"/>
+            <w:ind w:left="720" w:firstLine="0"/>
+            <w:rPr>
+              <w:rFonts w:ascii="Arial" w:cs="Arial" w:eastAsia="Arial" w:hAnsi="Arial"/>
+              <w:b w:val="0"/>
+              <w:bCs w:val="0"/>
+              <w:i w:val="0"/>
+              <w:iCs w:val="0"/>
+              <w:smallCaps w:val="0"/>
+              <w:strike w:val="0"/>
+              <w:color w:val="000000"/>
+              <w:sz w:val="22"/>
+              <w:szCs w:val="22"/>
+              <w:u w:val="none"/>
+              <w:shd w:fill="auto" w:val="clear"/>
+              <w:vertAlign w:val="baseline"/>
+            </w:rPr>
+          </w:pPr>
+          <w:hyperlink w:anchor="_heading=">
+            <w:r>
+              <w:rPr>
+                <w:rFonts w:ascii="Arial" w:cs="Arial" w:eastAsia="Arial" w:hAnsi="Arial"/>
+                <w:b w:val="0"/>
+                <w:bCs w:val="0"/>
+                <w:i w:val="0"/>
+                <w:iCs w:val="0"/>
+                <w:smallCaps w:val="0"/>
+                <w:strike w:val="0"/>
+                <w:color w:val="000000"/>
+                <w:sz w:val="22"/>
+                <w:szCs w:val="22"/>
+                <w:u w:val="none"/>
+                <w:shd w:fill="auto" w:val="clear"/>
+                <w:vertAlign w:val="baseline"/>
+                <w:rtl w:val="0"/>
+              </w:rPr>
+              <w:t xml:space="preserve">6.5.2 Criterios de Aceptación</w:t>
+              <w:tab/>
+              <w:t xml:space="preserve">12</w:t>
+            </w:r>
+          </w:hyperlink>
+          <w:r>
+            <w:rPr>
+              <w:rtl w:val="0"/>
+            </w:rPr>
+          </w:r>
+        </w:p>
+        <w:p>
+          <w:pPr>
+            <w:widowControl w:val="0"/>
+            <w:tabs>
+              <w:tab w:val="right" w:leader="none" w:pos="12000"/>
+            </w:tabs>
+            <w:spacing w:after="0" w:before="60" w:line="240" w:lineRule="auto"/>
+            <w:ind w:left="360" w:firstLine="0"/>
+            <w:rPr>
+              <w:rFonts w:ascii="Arial" w:cs="Arial" w:eastAsia="Arial" w:hAnsi="Arial"/>
+              <w:b w:val="0"/>
+              <w:bCs w:val="0"/>
+              <w:i w:val="0"/>
+              <w:iCs w:val="0"/>
+              <w:smallCaps w:val="0"/>
+              <w:strike w:val="0"/>
+              <w:color w:val="000000"/>
+              <w:sz w:val="22"/>
+              <w:szCs w:val="22"/>
+              <w:u w:val="none"/>
+              <w:shd w:fill="auto" w:val="clear"/>
+              <w:vertAlign w:val="baseline"/>
+            </w:rPr>
+          </w:pPr>
+          <w:hyperlink w:anchor="_heading=">
+            <w:r>
+              <w:rPr>
+                <w:rFonts w:ascii="Arial" w:cs="Arial" w:eastAsia="Arial" w:hAnsi="Arial"/>
+                <w:b w:val="0"/>
+                <w:bCs w:val="0"/>
+                <w:i w:val="0"/>
+                <w:iCs w:val="0"/>
+                <w:smallCaps w:val="0"/>
+                <w:strike w:val="0"/>
+                <w:color w:val="000000"/>
+                <w:sz w:val="22"/>
+                <w:szCs w:val="22"/>
+                <w:u w:val="none"/>
+                <w:shd w:fill="auto" w:val="clear"/>
+                <w:vertAlign w:val="baseline"/>
+                <w:rtl w:val="0"/>
+              </w:rPr>
+              <w:t xml:space="preserve">6.6 Épica 006 – Gestión de actividades</w:t>
+              <w:tab/>
+              <w:t xml:space="preserve">12</w:t>
+            </w:r>
+          </w:hyperlink>
+          <w:r>
+            <w:rPr>
+              <w:rtl w:val="0"/>
+            </w:rPr>
+          </w:r>
+        </w:p>
+        <w:p>
+          <w:pPr>
+            <w:widowControl w:val="0"/>
+            <w:tabs>
+              <w:tab w:val="right" w:leader="none" w:pos="12000"/>
+            </w:tabs>
+            <w:spacing w:after="0" w:before="60" w:line="240" w:lineRule="auto"/>
+            <w:ind w:left="720" w:firstLine="0"/>
+            <w:rPr>
+              <w:rFonts w:ascii="Arial" w:cs="Arial" w:eastAsia="Arial" w:hAnsi="Arial"/>
+              <w:b w:val="0"/>
+              <w:bCs w:val="0"/>
+              <w:i w:val="0"/>
+              <w:iCs w:val="0"/>
+              <w:smallCaps w:val="0"/>
+              <w:strike w:val="0"/>
+              <w:color w:val="000000"/>
+              <w:sz w:val="22"/>
+              <w:szCs w:val="22"/>
+              <w:u w:val="none"/>
+              <w:shd w:fill="auto" w:val="clear"/>
+              <w:vertAlign w:val="baseline"/>
+            </w:rPr>
+          </w:pPr>
+          <w:hyperlink w:anchor="_heading=">
+            <w:r>
+              <w:rPr>
+                <w:rFonts w:ascii="Arial" w:cs="Arial" w:eastAsia="Arial" w:hAnsi="Arial"/>
+                <w:b w:val="0"/>
+                <w:bCs w:val="0"/>
+                <w:i w:val="0"/>
+                <w:iCs w:val="0"/>
+                <w:smallCaps w:val="0"/>
+                <w:strike w:val="0"/>
+                <w:color w:val="000000"/>
+                <w:sz w:val="22"/>
+                <w:szCs w:val="22"/>
+                <w:u w:val="none"/>
+                <w:shd w:fill="auto" w:val="clear"/>
+                <w:vertAlign w:val="baseline"/>
+                <w:rtl w:val="0"/>
+              </w:rPr>
+              <w:t xml:space="preserve">6.6.1 Definición</w:t>
+              <w:tab/>
+              <w:t xml:space="preserve">12</w:t>
+            </w:r>
+          </w:hyperlink>
+          <w:r>
+            <w:rPr>
+              <w:rtl w:val="0"/>
+            </w:rPr>
+          </w:r>
+        </w:p>
+        <w:p>
+          <w:pPr>
+            <w:widowControl w:val="0"/>
+            <w:tabs>
+              <w:tab w:val="right" w:leader="none" w:pos="12000"/>
+            </w:tabs>
+            <w:spacing w:after="0" w:before="60" w:line="240" w:lineRule="auto"/>
+            <w:ind w:left="720" w:firstLine="0"/>
+            <w:rPr>
+              <w:rFonts w:ascii="Arial" w:cs="Arial" w:eastAsia="Arial" w:hAnsi="Arial"/>
+              <w:b w:val="0"/>
+              <w:bCs w:val="0"/>
+              <w:i w:val="0"/>
+              <w:iCs w:val="0"/>
+              <w:smallCaps w:val="0"/>
+              <w:strike w:val="0"/>
+              <w:color w:val="000000"/>
+              <w:sz w:val="22"/>
+              <w:szCs w:val="22"/>
+              <w:u w:val="none"/>
+              <w:shd w:fill="auto" w:val="clear"/>
+              <w:vertAlign w:val="baseline"/>
+            </w:rPr>
+          </w:pPr>
+          <w:hyperlink w:anchor="_heading=">
+            <w:r>
+              <w:rPr>
+                <w:rFonts w:ascii="Arial" w:cs="Arial" w:eastAsia="Arial" w:hAnsi="Arial"/>
+                <w:b w:val="0"/>
+                <w:bCs w:val="0"/>
+                <w:i w:val="0"/>
+                <w:iCs w:val="0"/>
+                <w:smallCaps w:val="0"/>
+                <w:strike w:val="0"/>
+                <w:color w:val="000000"/>
+                <w:sz w:val="22"/>
+                <w:szCs w:val="22"/>
+                <w:u w:val="none"/>
+                <w:shd w:fill="auto" w:val="clear"/>
+                <w:vertAlign w:val="baseline"/>
+                <w:rtl w:val="0"/>
+              </w:rPr>
+              <w:t xml:space="preserve">6.6.2 Criterios de Aceptación</w:t>
+              <w:tab/>
+              <w:t xml:space="preserve">12</w:t>
+            </w:r>
+          </w:hyperlink>
+          <w:r>
+            <w:rPr>
+              <w:rtl w:val="0"/>
+            </w:rPr>
+          </w:r>
+        </w:p>
+        <w:p>
+          <w:pPr>
+            <w:widowControl w:val="0"/>
+            <w:tabs>
+              <w:tab w:val="right" w:leader="none" w:pos="12000"/>
+            </w:tabs>
+            <w:spacing w:after="0" w:before="60" w:line="240" w:lineRule="auto"/>
+            <w:ind w:left="360" w:firstLine="0"/>
+            <w:rPr>
+              <w:rFonts w:ascii="Arial" w:cs="Arial" w:eastAsia="Arial" w:hAnsi="Arial"/>
+              <w:b w:val="0"/>
+              <w:bCs w:val="0"/>
+              <w:i w:val="0"/>
+              <w:iCs w:val="0"/>
+              <w:smallCaps w:val="0"/>
+              <w:strike w:val="0"/>
+              <w:color w:val="000000"/>
+              <w:sz w:val="22"/>
+              <w:szCs w:val="22"/>
+              <w:u w:val="none"/>
+              <w:shd w:fill="auto" w:val="clear"/>
+              <w:vertAlign w:val="baseline"/>
+            </w:rPr>
+          </w:pPr>
+          <w:hyperlink w:anchor="_heading=">
+            <w:r>
+              <w:rPr>
+                <w:rFonts w:ascii="Arial" w:cs="Arial" w:eastAsia="Arial" w:hAnsi="Arial"/>
+                <w:b w:val="0"/>
+                <w:bCs w:val="0"/>
+                <w:i w:val="0"/>
+                <w:iCs w:val="0"/>
+                <w:smallCaps w:val="0"/>
+                <w:strike w:val="0"/>
+                <w:color w:val="000000"/>
+                <w:sz w:val="22"/>
+                <w:szCs w:val="22"/>
+                <w:u w:val="none"/>
+                <w:shd w:fill="auto" w:val="clear"/>
+                <w:vertAlign w:val="baseline"/>
+                <w:rtl w:val="0"/>
+              </w:rPr>
+              <w:t xml:space="preserve">6.7 Épica 007 – Auditoría y trazabilidad</w:t>
+              <w:tab/>
+              <w:t xml:space="preserve">12</w:t>
+            </w:r>
+          </w:hyperlink>
+          <w:r>
+            <w:rPr>
+              <w:rtl w:val="0"/>
+            </w:rPr>
+          </w:r>
+        </w:p>
+        <w:p>
+          <w:pPr>
+            <w:widowControl w:val="0"/>
+            <w:tabs>
+              <w:tab w:val="right" w:leader="none" w:pos="12000"/>
+            </w:tabs>
+            <w:spacing w:after="0" w:before="60" w:line="240" w:lineRule="auto"/>
+            <w:ind w:left="720" w:firstLine="0"/>
+            <w:rPr>
+              <w:rFonts w:ascii="Arial" w:cs="Arial" w:eastAsia="Arial" w:hAnsi="Arial"/>
+              <w:b w:val="0"/>
+              <w:bCs w:val="0"/>
+              <w:i w:val="0"/>
+              <w:iCs w:val="0"/>
+              <w:smallCaps w:val="0"/>
+              <w:strike w:val="0"/>
+              <w:color w:val="000000"/>
+              <w:sz w:val="22"/>
+              <w:szCs w:val="22"/>
+              <w:u w:val="none"/>
+              <w:shd w:fill="auto" w:val="clear"/>
+              <w:vertAlign w:val="baseline"/>
+            </w:rPr>
+          </w:pPr>
+          <w:hyperlink w:anchor="_heading=">
+            <w:r>
+              <w:rPr>
+                <w:rFonts w:ascii="Arial" w:cs="Arial" w:eastAsia="Arial" w:hAnsi="Arial"/>
+                <w:b w:val="0"/>
+                <w:bCs w:val="0"/>
+                <w:i w:val="0"/>
+                <w:iCs w:val="0"/>
+                <w:smallCaps w:val="0"/>
+                <w:strike w:val="0"/>
+                <w:color w:val="000000"/>
+                <w:sz w:val="22"/>
+                <w:szCs w:val="22"/>
+                <w:u w:val="none"/>
+                <w:shd w:fill="auto" w:val="clear"/>
+                <w:vertAlign w:val="baseline"/>
+                <w:rtl w:val="0"/>
+              </w:rPr>
+              <w:t xml:space="preserve">6.7.1 Definición</w:t>
+              <w:tab/>
+              <w:t xml:space="preserve">12</w:t>
+            </w:r>
+          </w:hyperlink>
+          <w:r>
+            <w:rPr>
+              <w:rtl w:val="0"/>
+            </w:rPr>
+          </w:r>
+        </w:p>
+        <w:p>
+          <w:pPr>
+            <w:widowControl w:val="0"/>
+            <w:tabs>
+              <w:tab w:val="right" w:leader="none" w:pos="12000"/>
+            </w:tabs>
+            <w:spacing w:after="0" w:before="60" w:line="240" w:lineRule="auto"/>
+            <w:ind w:left="720" w:firstLine="0"/>
+            <w:rPr>
+              <w:rFonts w:ascii="Arial" w:cs="Arial" w:eastAsia="Arial" w:hAnsi="Arial"/>
+              <w:b w:val="0"/>
+              <w:bCs w:val="0"/>
+              <w:i w:val="0"/>
+              <w:iCs w:val="0"/>
+              <w:smallCaps w:val="0"/>
+              <w:strike w:val="0"/>
+              <w:color w:val="000000"/>
+              <w:sz w:val="22"/>
+              <w:szCs w:val="22"/>
+              <w:u w:val="none"/>
+              <w:shd w:fill="auto" w:val="clear"/>
+              <w:vertAlign w:val="baseline"/>
+            </w:rPr>
+          </w:pPr>
+          <w:hyperlink w:anchor="_heading=">
+            <w:r>
+              <w:rPr>
+                <w:rFonts w:ascii="Arial" w:cs="Arial" w:eastAsia="Arial" w:hAnsi="Arial"/>
+                <w:b w:val="0"/>
+                <w:bCs w:val="0"/>
+                <w:i w:val="0"/>
+                <w:iCs w:val="0"/>
+                <w:smallCaps w:val="0"/>
+                <w:strike w:val="0"/>
+                <w:color w:val="000000"/>
+                <w:sz w:val="22"/>
+                <w:szCs w:val="22"/>
+                <w:u w:val="none"/>
+                <w:shd w:fill="auto" w:val="clear"/>
+                <w:vertAlign w:val="baseline"/>
+                <w:rtl w:val="0"/>
+              </w:rPr>
+              <w:t xml:space="preserve">6.7.2 Criterios de Aceptación</w:t>
+              <w:tab/>
+              <w:t xml:space="preserve">12</w:t>
+            </w:r>
+          </w:hyperlink>
+          <w:r>
+            <w:rPr>
+              <w:rtl w:val="0"/>
+            </w:rPr>
+          </w:r>
+        </w:p>
+        <w:p>
+          <w:pPr>
+            <w:widowControl w:val="0"/>
+            <w:tabs>
+              <w:tab w:val="right" w:leader="none" w:pos="12000"/>
+            </w:tabs>
+            <w:spacing w:after="0" w:before="60" w:line="240" w:lineRule="auto"/>
+            <w:ind w:left="360" w:firstLine="0"/>
+            <w:rPr>
+              <w:rFonts w:ascii="Arial" w:cs="Arial" w:eastAsia="Arial" w:hAnsi="Arial"/>
+              <w:b w:val="0"/>
+              <w:bCs w:val="0"/>
+              <w:i w:val="0"/>
+              <w:iCs w:val="0"/>
+              <w:smallCaps w:val="0"/>
+              <w:strike w:val="0"/>
+              <w:color w:val="000000"/>
+              <w:sz w:val="22"/>
+              <w:szCs w:val="22"/>
+              <w:u w:val="none"/>
+              <w:shd w:fill="auto" w:val="clear"/>
+              <w:vertAlign w:val="baseline"/>
+            </w:rPr>
+          </w:pPr>
+          <w:hyperlink w:anchor="_heading=">
+            <w:r>
+              <w:rPr>
+                <w:rFonts w:ascii="Arial" w:cs="Arial" w:eastAsia="Arial" w:hAnsi="Arial"/>
+                <w:b w:val="0"/>
+                <w:bCs w:val="0"/>
+                <w:i w:val="0"/>
+                <w:iCs w:val="0"/>
+                <w:smallCaps w:val="0"/>
+                <w:strike w:val="0"/>
+                <w:color w:val="000000"/>
+                <w:sz w:val="22"/>
+                <w:szCs w:val="22"/>
+                <w:u w:val="none"/>
+                <w:shd w:fill="auto" w:val="clear"/>
+                <w:vertAlign w:val="baseline"/>
+                <w:rtl w:val="0"/>
+              </w:rPr>
+              <w:t xml:space="preserve">6.8 Épica 008 – Respaldo y continuidad de datos</w:t>
+              <w:tab/>
+              <w:t xml:space="preserve">13</w:t>
+            </w:r>
+          </w:hyperlink>
+          <w:r>
+            <w:rPr>
+              <w:rtl w:val="0"/>
+            </w:rPr>
+          </w:r>
+        </w:p>
+        <w:p>
+          <w:pPr>
+            <w:widowControl w:val="0"/>
+            <w:tabs>
+              <w:tab w:val="right" w:leader="none" w:pos="12000"/>
+            </w:tabs>
+            <w:spacing w:after="0" w:before="60" w:line="240" w:lineRule="auto"/>
+            <w:ind w:left="720" w:firstLine="0"/>
+            <w:rPr>
+              <w:rFonts w:ascii="Arial" w:cs="Arial" w:eastAsia="Arial" w:hAnsi="Arial"/>
+              <w:b w:val="0"/>
+              <w:bCs w:val="0"/>
+              <w:i w:val="0"/>
+              <w:iCs w:val="0"/>
+              <w:smallCaps w:val="0"/>
+              <w:strike w:val="0"/>
+              <w:color w:val="000000"/>
+              <w:sz w:val="22"/>
+              <w:szCs w:val="22"/>
+              <w:u w:val="none"/>
+              <w:shd w:fill="auto" w:val="clear"/>
+              <w:vertAlign w:val="baseline"/>
+            </w:rPr>
+          </w:pPr>
+          <w:hyperlink w:anchor="_heading=">
+            <w:r>
+              <w:rPr>
+                <w:rFonts w:ascii="Arial" w:cs="Arial" w:eastAsia="Arial" w:hAnsi="Arial"/>
+                <w:b w:val="0"/>
+                <w:bCs w:val="0"/>
+                <w:i w:val="0"/>
+                <w:iCs w:val="0"/>
+                <w:smallCaps w:val="0"/>
+                <w:strike w:val="0"/>
+                <w:color w:val="000000"/>
+                <w:sz w:val="22"/>
+                <w:szCs w:val="22"/>
+                <w:u w:val="none"/>
+                <w:shd w:fill="auto" w:val="clear"/>
+                <w:vertAlign w:val="baseline"/>
+                <w:rtl w:val="0"/>
+              </w:rPr>
+              <w:t xml:space="preserve">6.8.1 Definición</w:t>
+              <w:tab/>
+              <w:t xml:space="preserve">13</w:t>
+            </w:r>
+          </w:hyperlink>
+          <w:r>
+            <w:rPr>
+              <w:rtl w:val="0"/>
+            </w:rPr>
+          </w:r>
+        </w:p>
+        <w:p>
+          <w:pPr>
+            <w:widowControl w:val="0"/>
+            <w:tabs>
+              <w:tab w:val="right" w:leader="none" w:pos="12000"/>
+            </w:tabs>
+            <w:spacing w:after="0" w:before="60" w:line="240" w:lineRule="auto"/>
+            <w:ind w:left="720" w:firstLine="0"/>
+            <w:rPr>
+              <w:rFonts w:ascii="Arial" w:cs="Arial" w:eastAsia="Arial" w:hAnsi="Arial"/>
+              <w:b w:val="0"/>
+              <w:bCs w:val="0"/>
+              <w:i w:val="0"/>
+              <w:iCs w:val="0"/>
+              <w:smallCaps w:val="0"/>
+              <w:strike w:val="0"/>
+              <w:color w:val="000000"/>
+              <w:sz w:val="22"/>
+              <w:szCs w:val="22"/>
+              <w:u w:val="none"/>
+              <w:shd w:fill="auto" w:val="clear"/>
+              <w:vertAlign w:val="baseline"/>
+            </w:rPr>
+          </w:pPr>
+          <w:hyperlink w:anchor="_heading=">
+            <w:r>
+              <w:rPr>
+                <w:rFonts w:ascii="Arial" w:cs="Arial" w:eastAsia="Arial" w:hAnsi="Arial"/>
+                <w:b w:val="0"/>
+                <w:bCs w:val="0"/>
+                <w:i w:val="0"/>
+                <w:iCs w:val="0"/>
+                <w:smallCaps w:val="0"/>
+                <w:strike w:val="0"/>
+                <w:color w:val="000000"/>
+                <w:sz w:val="22"/>
+                <w:szCs w:val="22"/>
+                <w:u w:val="none"/>
+                <w:shd w:fill="auto" w:val="clear"/>
+                <w:vertAlign w:val="baseline"/>
+                <w:rtl w:val="0"/>
+              </w:rPr>
+              <w:t xml:space="preserve">6.8.2 Criterios de Aceptación</w:t>
+              <w:tab/>
+              <w:t xml:space="preserve">13</w:t>
+            </w:r>
+          </w:hyperlink>
+          <w:r>
+            <w:rPr>
+              <w:rtl w:val="0"/>
+            </w:rPr>
+          </w:r>
+        </w:p>
+        <w:p>
+          <w:pPr>
+            <w:widowControl w:val="0"/>
+            <w:tabs>
+              <w:tab w:val="right" w:leader="none" w:pos="12000"/>
+            </w:tabs>
+            <w:spacing w:after="0" w:before="60" w:line="240" w:lineRule="auto"/>
+            <w:rPr>
+              <w:rFonts w:ascii="Arial" w:cs="Arial" w:eastAsia="Arial" w:hAnsi="Arial"/>
+              <w:b w:val="1"/>
+              <w:bCs w:val="1"/>
+              <w:i w:val="0"/>
+              <w:iCs w:val="0"/>
+              <w:smallCaps w:val="0"/>
+              <w:strike w:val="0"/>
+              <w:color w:val="000000"/>
+              <w:sz w:val="22"/>
+              <w:szCs w:val="22"/>
+              <w:u w:val="none"/>
+              <w:shd w:fill="auto" w:val="clear"/>
+              <w:vertAlign w:val="baseline"/>
+            </w:rPr>
+          </w:pPr>
+          <w:hyperlink w:anchor="_heading=h.v4db79ksyorm">
+            <w:r>
+              <w:rPr>
+                <w:rFonts w:ascii="Arial" w:cs="Arial" w:eastAsia="Arial" w:hAnsi="Arial"/>
+                <w:b w:val="0"/>
+                <w:bCs w:val="0"/>
+                <w:i w:val="0"/>
+                <w:iCs w:val="0"/>
+                <w:smallCaps w:val="1"/>
+                <w:strike w:val="0"/>
+                <w:color w:val="000000"/>
+                <w:sz w:val="22"/>
+                <w:szCs w:val="22"/>
+                <w:u w:val="none"/>
+                <w:shd w:fill="auto" w:val="clear"/>
+                <w:vertAlign w:val="baseline"/>
+                <w:rtl w:val="0"/>
+              </w:rPr>
+              <w:t xml:space="preserve">7 Plan de Trabajo – Planning Poker</w:t>
+              <w:tab/>
+              <w:t xml:space="preserve">13</w:t>
+            </w:r>
+          </w:hyperlink>
+          <w:r>
+            <w:rPr>
+              <w:rtl w:val="0"/>
+            </w:rPr>
+          </w:r>
+        </w:p>
+        <w:p>
+          <w:pPr>
+            <w:widowControl w:val="0"/>
+            <w:tabs>
+              <w:tab w:val="right" w:leader="none" w:pos="12000"/>
+            </w:tabs>
+            <w:spacing w:after="0" w:before="60" w:line="240" w:lineRule="auto"/>
+            <w:ind w:left="360" w:firstLine="0"/>
+            <w:rPr>
+              <w:rFonts w:ascii="Arial" w:cs="Arial" w:eastAsia="Arial" w:hAnsi="Arial"/>
+              <w:b w:val="0"/>
+              <w:bCs w:val="0"/>
+              <w:i w:val="0"/>
+              <w:iCs w:val="0"/>
+              <w:smallCaps w:val="0"/>
+              <w:strike w:val="0"/>
+              <w:color w:val="000000"/>
+              <w:sz w:val="22"/>
+              <w:szCs w:val="22"/>
+              <w:u w:val="none"/>
+              <w:shd w:fill="auto" w:val="clear"/>
+              <w:vertAlign w:val="baseline"/>
+            </w:rPr>
+          </w:pPr>
+          <w:hyperlink w:anchor="_heading=h.erq4iuoeictw">
+            <w:r>
+              <w:rPr>
+                <w:rFonts w:ascii="Arial" w:cs="Arial" w:eastAsia="Arial" w:hAnsi="Arial"/>
+                <w:b w:val="0"/>
+                <w:bCs w:val="0"/>
+                <w:i w:val="0"/>
+                <w:iCs w:val="0"/>
+                <w:smallCaps w:val="1"/>
+                <w:strike w:val="0"/>
+                <w:color w:val="000000"/>
+                <w:sz w:val="22"/>
+                <w:szCs w:val="22"/>
+                <w:u w:val="none"/>
+                <w:shd w:fill="auto" w:val="clear"/>
+                <w:vertAlign w:val="baseline"/>
+                <w:rtl w:val="0"/>
+              </w:rPr>
+              <w:t xml:space="preserve">7.1 Dimensionamiento Épicas</w:t>
+              <w:tab/>
+              <w:t xml:space="preserve">13</w:t>
+            </w:r>
+          </w:hyperlink>
+          <w:r>
+            <w:rPr>
+              <w:rtl w:val="0"/>
+            </w:rPr>
+          </w:r>
+        </w:p>
+        <w:p>
+          <w:pPr>
+            <w:widowControl w:val="0"/>
+            <w:tabs>
+              <w:tab w:val="right" w:leader="none" w:pos="12000"/>
+            </w:tabs>
+            <w:spacing w:after="0" w:before="60" w:line="240" w:lineRule="auto"/>
+            <w:ind w:left="360" w:firstLine="0"/>
+            <w:rPr>
+              <w:rFonts w:ascii="Arial" w:cs="Arial" w:eastAsia="Arial" w:hAnsi="Arial"/>
+              <w:b w:val="0"/>
+              <w:bCs w:val="0"/>
+              <w:i w:val="0"/>
+              <w:iCs w:val="0"/>
+              <w:smallCaps w:val="0"/>
+              <w:strike w:val="0"/>
+              <w:color w:val="000000"/>
+              <w:sz w:val="22"/>
+              <w:szCs w:val="22"/>
+              <w:u w:val="none"/>
+              <w:shd w:fill="auto" w:val="clear"/>
+              <w:vertAlign w:val="baseline"/>
+            </w:rPr>
+          </w:pPr>
+          <w:hyperlink w:anchor="_heading=h.abj06nbgw3aq">
+            <w:r>
+              <w:rPr>
+                <w:rFonts w:ascii="Arial" w:cs="Arial" w:eastAsia="Arial" w:hAnsi="Arial"/>
+                <w:b w:val="0"/>
+                <w:bCs w:val="0"/>
+                <w:i w:val="0"/>
+                <w:iCs w:val="0"/>
+                <w:smallCaps w:val="0"/>
+                <w:strike w:val="0"/>
+                <w:color w:val="000000"/>
+                <w:sz w:val="22"/>
+                <w:szCs w:val="22"/>
+                <w:u w:val="none"/>
+                <w:shd w:fill="auto" w:val="clear"/>
+                <w:vertAlign w:val="baseline"/>
+                <w:rtl w:val="0"/>
+              </w:rPr>
+              <w:t xml:space="preserve">7.2 Distribución en las semanas</w:t>
+              <w:tab/>
+              <w:t xml:space="preserve">13</w:t>
+            </w:r>
+          </w:hyperlink>
           <w:r>
             <w:rPr>
               <w:rtl w:val="0"/>
@@ -2481,7 +2743,7 @@
     <w:tbl>
       <w:tblPr>
         <w:tblStyle w:val="Table3"/>
-        <w:tblW w:w="8644.0" w:type="dxa"/>
+        <w:tblW w:w="8640.0" w:type="dxa"/>
         <w:jc w:val="left"/>
         <w:tblInd w:w="-108.0" w:type="dxa"/>
         <w:tblBorders>
@@ -2496,16 +2758,16 @@
         <w:tblLook w:val="0000"/>
       </w:tblPr>
       <w:tblGrid>
-        <w:gridCol w:w="1188"/>
-        <w:gridCol w:w="1080"/>
+        <w:gridCol w:w="1275"/>
+        <w:gridCol w:w="990"/>
         <w:gridCol w:w="3060"/>
-        <w:gridCol w:w="3316"/>
+        <w:gridCol w:w="3315"/>
         <w:tblGridChange w:id="0">
           <w:tblGrid>
-            <w:gridCol w:w="1188"/>
-            <w:gridCol w:w="1080"/>
+            <w:gridCol w:w="1275"/>
+            <w:gridCol w:w="990"/>
             <w:gridCol w:w="3060"/>
-            <w:gridCol w:w="3316"/>
+            <w:gridCol w:w="3315"/>
           </w:tblGrid>
         </w:tblGridChange>
       </w:tblGrid>
@@ -3702,8 +3964,25 @@
     </w:p>
     <w:p>
       <w:pPr>
-        <w:spacing w:after="240" w:line="276" w:lineRule="auto"/>
-        <w:ind w:left="0" w:right="600" w:firstLine="0"/>
+        <w:spacing w:after="0" w:line="276" w:lineRule="auto"/>
+        <w:ind w:right="600"/>
+        <w:jc w:val="both"/>
+        <w:rPr>
+          <w:rFonts w:ascii="Arial" w:cs="Arial" w:eastAsia="Arial" w:hAnsi="Arial"/>
+        </w:rPr>
+      </w:pPr>
+      <w:r>
+        <w:rPr>
+          <w:rFonts w:ascii="Arial" w:cs="Arial" w:eastAsia="Arial" w:hAnsi="Arial"/>
+          <w:rtl w:val="0"/>
+        </w:rPr>
+        <w:t xml:space="preserve">Diverson Nonnombre — Encargado de Base de Datos y QA</w:t>
+      </w:r>
+    </w:p>
+    <w:p>
+      <w:pPr>
+        <w:spacing w:after="0" w:line="276" w:lineRule="auto"/>
+        <w:ind w:right="600"/>
         <w:jc w:val="both"/>
         <w:rPr>
           <w:rFonts w:ascii="Arial" w:cs="Arial" w:eastAsia="Arial" w:hAnsi="Arial"/>
@@ -3726,129 +4005,10 @@
       </w:pPr>
       <w:r>
         <w:rPr>
-          <w:rtl w:val="0"/>
-        </w:rPr>
-      </w:r>
-    </w:p>
-    <w:p>
-      <w:pPr>
-        <w:spacing w:after="0" w:line="276" w:lineRule="auto"/>
-        <w:ind w:right="600"/>
-        <w:jc w:val="both"/>
-        <w:rPr>
-          <w:rFonts w:ascii="Arial" w:cs="Arial" w:eastAsia="Arial" w:hAnsi="Arial"/>
-        </w:rPr>
-      </w:pPr>
-      <w:r>
-        <w:rPr>
-          <w:rFonts w:ascii="Arial" w:cs="Arial" w:eastAsia="Arial" w:hAnsi="Arial"/>
-          <w:rtl w:val="0"/>
-        </w:rPr>
-        <w:t xml:space="preserve">Diverson Nonnombre — Encargado de Base de Datos y QA</w:t>
-      </w:r>
-    </w:p>
-    <w:p>
-      <w:pPr>
-        <w:spacing w:after="0" w:line="276" w:lineRule="auto"/>
-        <w:ind w:right="600"/>
-        <w:jc w:val="both"/>
-        <w:rPr>
-          <w:rFonts w:ascii="Arial" w:cs="Arial" w:eastAsia="Arial" w:hAnsi="Arial"/>
-        </w:rPr>
-      </w:pPr>
-      <w:r>
-        <w:rPr>
-          <w:rtl w:val="0"/>
-        </w:rPr>
-      </w:r>
-    </w:p>
-    <w:p>
-      <w:pPr>
-        <w:spacing w:after="240" w:line="276" w:lineRule="auto"/>
-        <w:ind w:right="600"/>
-        <w:jc w:val="both"/>
-        <w:rPr>
-          <w:rFonts w:ascii="Arial" w:cs="Arial" w:eastAsia="Arial" w:hAnsi="Arial"/>
-        </w:rPr>
-      </w:pPr>
-      <w:r>
-        <w:rPr>
           <w:rFonts w:ascii="Arial" w:cs="Arial" w:eastAsia="Arial" w:hAnsi="Arial"/>
           <w:rtl w:val="0"/>
         </w:rPr>
         <w:t xml:space="preserve">Para mí, Punto Participa representa una oportunidad para aplicar los conocimientos que he adquirido durante la carrera, especialmente en el área de Bases de Datos, que es donde quiero seguir desarrollándome profesionalmente. Dentro del proyecto estaré a cargo principalmente del modelamiento, diseño y gestión de la base de datos en PostgreSQL, buscando que la información de estudiantes, actividades, inscripciones y asistencias se almacene de forma organizada, segura y centralizada. También participaré en la creación de consultas y reportes que permitan transformar estos registros en información útil para el Punto Estudiantil. Este proyecto me permitirá fortalecer mis conocimientos en bases de datos trabajando sobre una problemática real y adquirir experiencia que se relaciona directamente con el área en la que me gustaría especializarme.</w:t>
-      </w:r>
-    </w:p>
-    <w:p>
-      <w:pPr>
-        <w:spacing w:after="240" w:line="276" w:lineRule="auto"/>
-        <w:ind w:right="600"/>
-        <w:jc w:val="both"/>
-        <w:rPr>
-          <w:rFonts w:ascii="Arial" w:cs="Arial" w:eastAsia="Arial" w:hAnsi="Arial"/>
-        </w:rPr>
-      </w:pPr>
-      <w:r>
-        <w:rPr>
-          <w:rtl w:val="0"/>
-        </w:rPr>
-      </w:r>
-    </w:p>
-    <w:p>
-      <w:pPr>
-        <w:jc w:val="both"/>
-        <w:rPr>
-          <w:rFonts w:ascii="Arial" w:cs="Arial" w:eastAsia="Arial" w:hAnsi="Arial"/>
-          <w:color w:val="ff0000"/>
-          <w:sz w:val="34"/>
-          <w:szCs w:val="34"/>
-        </w:rPr>
-      </w:pPr>
-      <w:r>
-        <w:rPr>
-          <w:rtl w:val="0"/>
-        </w:rPr>
-      </w:r>
-    </w:p>
-    <w:p>
-      <w:pPr>
-        <w:jc w:val="both"/>
-        <w:rPr>
-          <w:rFonts w:ascii="Arial" w:cs="Arial" w:eastAsia="Arial" w:hAnsi="Arial"/>
-          <w:color w:val="ff0000"/>
-        </w:rPr>
-      </w:pPr>
-      <w:r>
-        <w:rPr>
-          <w:rtl w:val="0"/>
-        </w:rPr>
-      </w:r>
-    </w:p>
-    <w:p>
-      <w:pPr>
-        <w:rPr>
-          <w:rFonts w:ascii="Arial" w:cs="Arial" w:eastAsia="Arial" w:hAnsi="Arial"/>
-        </w:rPr>
-      </w:pPr>
-      <w:r>
-        <w:br w:type="page"/>
-      </w:r>
-      <w:r>
-        <w:rPr>
-          <w:rtl w:val="0"/>
-        </w:rPr>
-      </w:r>
-    </w:p>
-    <w:p>
-      <w:pPr>
-        <w:rPr>
-          <w:rFonts w:ascii="Arial" w:cs="Arial" w:eastAsia="Arial" w:hAnsi="Arial"/>
-        </w:rPr>
-      </w:pPr>
-      <w:r>
-        <w:rPr>
-          <w:rtl w:val="0"/>
-        </w:rPr>
       </w:r>
     </w:p>
     <w:p>
@@ -3943,7 +4103,7 @@
           <w:rFonts w:ascii="Arial" w:cs="Arial" w:eastAsia="Arial" w:hAnsi="Arial"/>
           <w:rtl w:val="0"/>
         </w:rPr>
-        <w:t xml:space="preserve">Si la actividad es masiva, no requiere inscripción previa. El día del evento, en los puntos de acceso presencial, uno o varios usuarios asignados con el rol habilitado abre la pantalla de registro y marcan directamente la asistencia a la fila de estudiantes digitando el RUT, escaneando el código QR del carné o escaneando el código de barras que el estudiante muestra en su aplicación Vivo Duoc.</w:t>
+        <w:t xml:space="preserve">Si la actividad es masiva, no requiere inscripción previa. El día del evento, en los puntos de acceso presencial, uno o varios usuarios asignados con el rol habilitado abre la pantalla de registro y marcan directamente la asistencia a la fila de estudiantes digitando el RUT, escaneando el código QR de la cédula de identidad  o escaneando el código de barras que el estudiante muestra en su aplicación Vivo Duoc.</w:t>
       </w:r>
     </w:p>
     <w:p>
@@ -4032,42 +4192,100 @@
     </w:p>
     <w:p>
       <w:pPr>
-        <w:rPr>
-          <w:rFonts w:ascii="Arial" w:cs="Arial" w:eastAsia="Arial" w:hAnsi="Arial"/>
-        </w:rPr>
-      </w:pPr>
-      <w:r>
-        <w:rPr>
-          <w:rtl w:val="0"/>
-        </w:rPr>
-      </w:r>
-    </w:p>
-    <w:p>
-      <w:pPr>
-        <w:rPr>
-          <w:rFonts w:ascii="Arial" w:cs="Arial" w:eastAsia="Arial" w:hAnsi="Arial"/>
-        </w:rPr>
-      </w:pPr>
-      <w:r>
-        <w:rPr>
-          <w:rtl w:val="0"/>
-        </w:rPr>
-      </w:r>
-    </w:p>
-    <w:p>
-      <w:pPr>
-        <w:rPr>
-          <w:rFonts w:ascii="Arial" w:cs="Arial" w:eastAsia="Arial" w:hAnsi="Arial"/>
-        </w:rPr>
-      </w:pPr>
-      <w:r>
-        <w:rPr>
-          <w:rtl w:val="0"/>
-        </w:rPr>
-      </w:r>
-    </w:p>
-    <w:p>
-      <w:pPr>
+        <w:jc w:val="both"/>
+        <w:rPr>
+          <w:rFonts w:ascii="Arial" w:cs="Arial" w:eastAsia="Arial" w:hAnsi="Arial"/>
+        </w:rPr>
+      </w:pPr>
+      <w:r>
+        <w:rPr>
+          <w:rFonts w:ascii="Arial" w:cs="Arial" w:eastAsia="Arial" w:hAnsi="Arial"/>
+          <w:rtl w:val="0"/>
+        </w:rPr>
+        <w:t xml:space="preserve">El proyecto está pensado para la Sede Alameda, pero el stack elegido (Django y PostgreSQL) sí aguanta crecer a nivel nacional más adelante. Para eso habría que ajustar algunas cosas que hoy quedan fuera del alcance del MVP: separar los datos por sede en el modelo de base de datos, mejorar la infraestructura para soportar más carga simultánea, y mover el envío de correos a un proceso en segundo plano para no afectar el rendimiento con envíos masivos. El equipo tiene manejo básico de AWS y Google Cloud, por lo que un despliegue en la nube sería viable en una etapa posterior; por ahora se optó por no incorporarlo al alcance del MVP, priorizando primero la solidez funcional de la plataforma. Ninguno de estos cambios significa partir de cero: se construyen sobre los mismos controles de concurrencia y duplicados que ya se definieron para el MVP.  </w:t>
+      </w:r>
+    </w:p>
+    <w:p>
+      <w:pPr>
+        <w:jc w:val="both"/>
+        <w:rPr>
+          <w:rFonts w:ascii="Arial" w:cs="Arial" w:eastAsia="Arial" w:hAnsi="Arial"/>
+        </w:rPr>
+      </w:pPr>
+      <w:r>
+        <w:rPr>
+          <w:rtl w:val="0"/>
+        </w:rPr>
+      </w:r>
+    </w:p>
+    <w:p>
+      <w:pPr>
+        <w:jc w:val="both"/>
+        <w:rPr>
+          <w:rFonts w:ascii="Arial" w:cs="Arial" w:eastAsia="Arial" w:hAnsi="Arial"/>
+        </w:rPr>
+      </w:pPr>
+      <w:r>
+        <w:rPr>
+          <w:rtl w:val="0"/>
+        </w:rPr>
+      </w:r>
+    </w:p>
+    <w:p>
+      <w:pPr>
+        <w:jc w:val="both"/>
+        <w:rPr>
+          <w:rFonts w:ascii="Arial" w:cs="Arial" w:eastAsia="Arial" w:hAnsi="Arial"/>
+        </w:rPr>
+      </w:pPr>
+      <w:r>
+        <w:rPr>
+          <w:rtl w:val="0"/>
+        </w:rPr>
+      </w:r>
+    </w:p>
+    <w:p>
+      <w:pPr>
+        <w:jc w:val="both"/>
+        <w:rPr>
+          <w:rFonts w:ascii="Arial" w:cs="Arial" w:eastAsia="Arial" w:hAnsi="Arial"/>
+        </w:rPr>
+      </w:pPr>
+      <w:r>
+        <w:rPr>
+          <w:rtl w:val="0"/>
+        </w:rPr>
+      </w:r>
+    </w:p>
+    <w:p>
+      <w:pPr>
+        <w:jc w:val="both"/>
+        <w:rPr>
+          <w:rFonts w:ascii="Arial" w:cs="Arial" w:eastAsia="Arial" w:hAnsi="Arial"/>
+        </w:rPr>
+      </w:pPr>
+      <w:r>
+        <w:rPr>
+          <w:rtl w:val="0"/>
+        </w:rPr>
+      </w:r>
+    </w:p>
+    <w:p>
+      <w:pPr>
+        <w:jc w:val="both"/>
+        <w:rPr>
+          <w:rFonts w:ascii="Arial" w:cs="Arial" w:eastAsia="Arial" w:hAnsi="Arial"/>
+        </w:rPr>
+      </w:pPr>
+      <w:r>
+        <w:rPr>
+          <w:rtl w:val="0"/>
+        </w:rPr>
+      </w:r>
+    </w:p>
+    <w:p>
+      <w:pPr>
+        <w:jc w:val="both"/>
         <w:rPr>
           <w:rFonts w:ascii="Arial" w:cs="Arial" w:eastAsia="Arial" w:hAnsi="Arial"/>
         </w:rPr>
@@ -4130,12 +4348,12 @@
           <wp:inline distB="0" distT="0" distL="0" distR="0">
             <wp:extent cx="5655291" cy="3156441"/>
             <wp:effectExtent b="0" l="0" r="0" t="0"/>
-            <wp:docPr id="1782133802" name="image2.jpg"/>
+            <wp:docPr id="1782133802" name="image3.jpg"/>
             <a:graphic>
               <a:graphicData uri="http://schemas.openxmlformats.org/drawingml/2006/picture">
                 <pic:pic>
                   <pic:nvPicPr>
-                    <pic:cNvPr id="0" name="image2.jpg"/>
+                    <pic:cNvPr id="0" name="image3.jpg"/>
                     <pic:cNvPicPr preferRelativeResize="0"/>
                   </pic:nvPicPr>
                   <pic:blipFill>
@@ -4335,18 +4553,6 @@
     </w:p>
     <w:p>
       <w:pPr>
-        <w:rPr>
-          <w:rFonts w:ascii="Arial" w:cs="Arial" w:eastAsia="Arial" w:hAnsi="Arial"/>
-        </w:rPr>
-      </w:pPr>
-      <w:r>
-        <w:rPr>
-          <w:rtl w:val="0"/>
-        </w:rPr>
-      </w:r>
-    </w:p>
-    <w:p>
-      <w:pPr>
         <w:pStyle w:val="Heading1"/>
         <w:numPr>
           <w:ilvl w:val="0"/>
@@ -4542,18 +4748,8 @@
       </w:r>
       <w:r>
         <w:rPr>
-          <w:rFonts w:ascii="Arial" w:cs="Arial" w:eastAsia="Arial" w:hAnsi="Arial"/>
-          <w:smallCaps w:val="0"/>
-          <w:strike w:val="0"/>
-          <w:color w:val="000000"/>
-          <w:sz w:val="22"/>
-          <w:szCs w:val="22"/>
-          <w:u w:val="none"/>
-          <w:shd w:fill="auto" w:val="clear"/>
-          <w:vertAlign w:val="baseline"/>
-          <w:rtl w:val="0"/>
-        </w:rPr>
-        <w:t xml:space="preserve">.</w:t>
+          <w:rtl w:val="0"/>
+        </w:rPr>
       </w:r>
     </w:p>
     <w:p>
@@ -9285,12 +9481,12 @@
         <wp:inline distB="0" distT="0" distL="0" distR="0">
           <wp:extent cx="3057756" cy="673742"/>
           <wp:effectExtent b="0" l="0" r="0" t="0"/>
-          <wp:docPr id="1782133803" name="image3.png"/>
+          <wp:docPr id="1782133803" name="image2.png"/>
           <a:graphic>
             <a:graphicData uri="http://schemas.openxmlformats.org/drawingml/2006/picture">
               <pic:pic>
                 <pic:nvPicPr>
-                  <pic:cNvPr id="0" name="image3.png"/>
+                  <pic:cNvPr id="0" name="image2.png"/>
                   <pic:cNvPicPr preferRelativeResize="0"/>
                 </pic:nvPicPr>
                 <pic:blipFill>

--- a/PMV_Punto_Participa.docx
+++ b/PMV_Punto_Participa.docx
@@ -21,8 +21,6 @@
         <w:jc w:val="left"/>
         <w:rPr>
           <w:rFonts w:ascii="Arial" w:cs="Arial" w:eastAsia="Arial" w:hAnsi="Arial"/>
-          <w:b w:val="0"/>
-          <w:bCs w:val="0"/>
           <w:i w:val="0"/>
           <w:iCs w:val="0"/>
           <w:smallCaps w:val="0"/>
@@ -67,10 +65,13 @@
           <w:tcPr/>
           <w:p>
             <w:pPr>
-              <w:rPr/>
-            </w:pPr>
-            <w:r>
-              <w:rPr>
+              <w:rPr>
+                <w:rFonts w:ascii="Arial" w:cs="Arial" w:eastAsia="Arial" w:hAnsi="Arial"/>
+              </w:rPr>
+            </w:pPr>
+            <w:r>
+              <w:rPr>
+                <w:rFonts w:ascii="Arial" w:cs="Arial" w:eastAsia="Arial" w:hAnsi="Arial"/>
                 <w:rtl w:val="0"/>
               </w:rPr>
               <w:t xml:space="preserve">DUOC UC - Escuela de informática y telecomunicaciones</w:t>
@@ -109,9 +110,7 @@
               <w:ind w:left="0" w:right="0" w:firstLine="0"/>
               <w:jc w:val="center"/>
               <w:rPr>
-                <w:rFonts w:ascii="Calibri" w:cs="Calibri" w:eastAsia="Calibri" w:hAnsi="Calibri"/>
-                <w:b w:val="0"/>
-                <w:bCs w:val="0"/>
+                <w:rFonts w:ascii="Arial" w:cs="Arial" w:eastAsia="Arial" w:hAnsi="Arial"/>
                 <w:i w:val="0"/>
                 <w:iCs w:val="0"/>
                 <w:smallCaps w:val="0"/>
@@ -126,6 +125,7 @@
             </w:pPr>
             <w:r>
               <w:rPr>
+                <w:rFonts w:ascii="Arial" w:cs="Arial" w:eastAsia="Arial" w:hAnsi="Arial"/>
                 <w:sz w:val="80"/>
                 <w:szCs w:val="80"/>
                 <w:rtl w:val="0"/>
@@ -171,9 +171,7 @@
               <w:ind w:left="0" w:right="0" w:firstLine="0"/>
               <w:jc w:val="center"/>
               <w:rPr>
-                <w:rFonts w:ascii="Calibri" w:cs="Calibri" w:eastAsia="Calibri" w:hAnsi="Calibri"/>
-                <w:b w:val="0"/>
-                <w:bCs w:val="0"/>
+                <w:rFonts w:ascii="Arial" w:cs="Arial" w:eastAsia="Arial" w:hAnsi="Arial"/>
                 <w:i w:val="0"/>
                 <w:iCs w:val="0"/>
                 <w:smallCaps w:val="0"/>
@@ -188,9 +186,7 @@
             </w:pPr>
             <w:r>
               <w:rPr>
-                <w:rFonts w:ascii="Calibri" w:cs="Calibri" w:eastAsia="Calibri" w:hAnsi="Calibri"/>
-                <w:b w:val="0"/>
-                <w:bCs w:val="0"/>
+                <w:rFonts w:ascii="Arial" w:cs="Arial" w:eastAsia="Arial" w:hAnsi="Arial"/>
                 <w:i w:val="1"/>
                 <w:iCs w:val="1"/>
                 <w:smallCaps w:val="0"/>
@@ -241,9 +237,7 @@
               <w:ind w:left="0" w:right="0" w:firstLine="0"/>
               <w:jc w:val="center"/>
               <w:rPr>
-                <w:rFonts w:ascii="Calibri" w:cs="Calibri" w:eastAsia="Calibri" w:hAnsi="Calibri"/>
-                <w:b w:val="0"/>
-                <w:bCs w:val="0"/>
+                <w:rFonts w:ascii="Arial" w:cs="Arial" w:eastAsia="Arial" w:hAnsi="Arial"/>
                 <w:i w:val="0"/>
                 <w:iCs w:val="0"/>
                 <w:smallCaps w:val="0"/>
@@ -292,7 +286,7 @@
               <w:ind w:left="0" w:right="0" w:firstLine="0"/>
               <w:jc w:val="center"/>
               <w:rPr>
-                <w:rFonts w:ascii="Calibri" w:cs="Calibri" w:eastAsia="Calibri" w:hAnsi="Calibri"/>
+                <w:rFonts w:ascii="Arial" w:cs="Arial" w:eastAsia="Arial" w:hAnsi="Arial"/>
                 <w:b w:val="1"/>
                 <w:bCs w:val="1"/>
                 <w:i w:val="0"/>
@@ -309,7 +303,7 @@
             </w:pPr>
             <w:r>
               <w:rPr>
-                <w:rFonts w:ascii="Calibri" w:cs="Calibri" w:eastAsia="Calibri" w:hAnsi="Calibri"/>
+                <w:rFonts w:ascii="Arial" w:cs="Arial" w:eastAsia="Arial" w:hAnsi="Arial"/>
                 <w:b w:val="1"/>
                 <w:bCs w:val="1"/>
                 <w:i w:val="0"/>
@@ -328,7 +322,7 @@
             </w:r>
             <w:r>
               <w:rPr>
-                <w:rFonts w:ascii="Calibri" w:cs="Calibri" w:eastAsia="Calibri" w:hAnsi="Calibri"/>
+                <w:rFonts w:ascii="Arial" w:cs="Arial" w:eastAsia="Arial" w:hAnsi="Arial"/>
                 <w:b w:val="1"/>
                 <w:bCs w:val="1"/>
                 <w:i w:val="1"/>
@@ -381,7 +375,7 @@
               <w:ind w:left="0" w:right="0" w:firstLine="0"/>
               <w:jc w:val="center"/>
               <w:rPr>
-                <w:rFonts w:ascii="Calibri" w:cs="Calibri" w:eastAsia="Calibri" w:hAnsi="Calibri"/>
+                <w:rFonts w:ascii="Arial" w:cs="Arial" w:eastAsia="Arial" w:hAnsi="Arial"/>
                 <w:b w:val="1"/>
                 <w:bCs w:val="1"/>
                 <w:i w:val="0"/>
@@ -398,7 +392,7 @@
             </w:pPr>
             <w:r>
               <w:rPr>
-                <w:rFonts w:ascii="Calibri" w:cs="Calibri" w:eastAsia="Calibri" w:hAnsi="Calibri"/>
+                <w:rFonts w:ascii="Arial" w:cs="Arial" w:eastAsia="Arial" w:hAnsi="Arial"/>
                 <w:b w:val="1"/>
                 <w:bCs w:val="1"/>
                 <w:i w:val="0"/>
@@ -421,17 +415,21 @@
     </w:tbl>
     <w:p>
       <w:pPr>
-        <w:rPr/>
-      </w:pPr>
-      <w:r>
-        <w:rPr>
-          <w:rtl w:val="0"/>
-        </w:rPr>
-      </w:r>
-    </w:p>
-    <w:p>
-      <w:pPr>
-        <w:rPr/>
+        <w:rPr>
+          <w:rFonts w:ascii="Arial" w:cs="Arial" w:eastAsia="Arial" w:hAnsi="Arial"/>
+        </w:rPr>
+      </w:pPr>
+      <w:r>
+        <w:rPr>
+          <w:rtl w:val="0"/>
+        </w:rPr>
+      </w:r>
+    </w:p>
+    <w:p>
+      <w:pPr>
+        <w:rPr>
+          <w:rFonts w:ascii="Arial" w:cs="Arial" w:eastAsia="Arial" w:hAnsi="Arial"/>
+        </w:rPr>
       </w:pPr>
       <w:r>
         <w:rPr>
@@ -482,9 +480,7 @@
               <w:ind w:left="0" w:right="0" w:firstLine="0"/>
               <w:jc w:val="left"/>
               <w:rPr>
-                <w:rFonts w:ascii="Calibri" w:cs="Calibri" w:eastAsia="Calibri" w:hAnsi="Calibri"/>
-                <w:b w:val="0"/>
-                <w:bCs w:val="0"/>
+                <w:rFonts w:ascii="Arial" w:cs="Arial" w:eastAsia="Arial" w:hAnsi="Arial"/>
                 <w:i w:val="0"/>
                 <w:iCs w:val="0"/>
                 <w:smallCaps w:val="0"/>
@@ -499,9 +495,7 @@
             </w:pPr>
             <w:r>
               <w:rPr>
-                <w:rFonts w:ascii="Calibri" w:cs="Calibri" w:eastAsia="Calibri" w:hAnsi="Calibri"/>
-                <w:b w:val="0"/>
-                <w:bCs w:val="0"/>
+                <w:rFonts w:ascii="Arial" w:cs="Arial" w:eastAsia="Arial" w:hAnsi="Arial"/>
                 <w:i w:val="0"/>
                 <w:iCs w:val="0"/>
                 <w:smallCaps w:val="0"/>
@@ -522,17 +516,20 @@
     </w:tbl>
     <w:p>
       <w:pPr>
-        <w:rPr/>
-      </w:pPr>
-      <w:r>
-        <w:rPr>
-          <w:rtl w:val="0"/>
-        </w:rPr>
-      </w:r>
-    </w:p>
-    <w:p>
-      <w:pPr>
-        <w:rPr>
+        <w:rPr>
+          <w:rFonts w:ascii="Arial" w:cs="Arial" w:eastAsia="Arial" w:hAnsi="Arial"/>
+        </w:rPr>
+      </w:pPr>
+      <w:r>
+        <w:rPr>
+          <w:rtl w:val="0"/>
+        </w:rPr>
+      </w:r>
+    </w:p>
+    <w:p>
+      <w:pPr>
+        <w:rPr>
+          <w:rFonts w:ascii="Arial" w:cs="Arial" w:eastAsia="Arial" w:hAnsi="Arial"/>
           <w:sz w:val="32"/>
           <w:szCs w:val="32"/>
         </w:rPr>
@@ -551,6 +548,7 @@
         <w:spacing w:after="0" w:line="240" w:lineRule="auto"/>
         <w:jc w:val="both"/>
         <w:rPr>
+          <w:rFonts w:ascii="Arial" w:cs="Arial" w:eastAsia="Arial" w:hAnsi="Arial"/>
           <w:sz w:val="32"/>
           <w:szCs w:val="32"/>
         </w:rPr>
@@ -566,6 +564,7 @@
         <w:spacing w:after="0" w:lineRule="auto"/>
         <w:jc w:val="both"/>
         <w:rPr>
+          <w:rFonts w:ascii="Arial" w:cs="Arial" w:eastAsia="Arial" w:hAnsi="Arial"/>
           <w:b w:val="1"/>
           <w:bCs w:val="1"/>
           <w:color w:val="366091"/>
@@ -629,7 +628,7 @@
     </w:p>
     <w:sdt>
       <w:sdtPr>
-        <w:id w:val="-1680347864"/>
+        <w:id w:val="59444280"/>
         <w:docPartObj>
           <w:docPartGallery w:val="Table of Contents"/>
           <w:docPartUnique w:val="1"/>
@@ -668,8 +667,6 @@
             <w:r>
               <w:rPr>
                 <w:rFonts w:ascii="Arial" w:cs="Arial" w:eastAsia="Arial" w:hAnsi="Arial"/>
-                <w:b w:val="0"/>
-                <w:bCs w:val="0"/>
                 <w:i w:val="0"/>
                 <w:iCs w:val="0"/>
                 <w:smallCaps w:val="0"/>
@@ -720,8 +717,6 @@
             <w:r>
               <w:rPr>
                 <w:rFonts w:ascii="Arial" w:cs="Arial" w:eastAsia="Arial" w:hAnsi="Arial"/>
-                <w:b w:val="0"/>
-                <w:bCs w:val="0"/>
                 <w:i w:val="0"/>
                 <w:iCs w:val="0"/>
                 <w:smallCaps w:val="1"/>
@@ -772,8 +767,6 @@
             <w:r>
               <w:rPr>
                 <w:rFonts w:ascii="Arial" w:cs="Arial" w:eastAsia="Arial" w:hAnsi="Arial"/>
-                <w:b w:val="0"/>
-                <w:bCs w:val="0"/>
                 <w:i w:val="0"/>
                 <w:iCs w:val="0"/>
                 <w:smallCaps w:val="1"/>
@@ -807,8 +800,6 @@
             <w:ind w:left="360" w:firstLine="0"/>
             <w:rPr>
               <w:rFonts w:ascii="Arial" w:cs="Arial" w:eastAsia="Arial" w:hAnsi="Arial"/>
-              <w:b w:val="0"/>
-              <w:bCs w:val="0"/>
               <w:i w:val="0"/>
               <w:iCs w:val="0"/>
               <w:smallCaps w:val="0"/>
@@ -825,8 +816,6 @@
             <w:r>
               <w:rPr>
                 <w:rFonts w:ascii="Arial" w:cs="Arial" w:eastAsia="Arial" w:hAnsi="Arial"/>
-                <w:b w:val="0"/>
-                <w:bCs w:val="0"/>
                 <w:i w:val="0"/>
                 <w:iCs w:val="0"/>
                 <w:smallCaps w:val="1"/>
@@ -860,8 +849,6 @@
             <w:ind w:left="360" w:firstLine="0"/>
             <w:rPr>
               <w:rFonts w:ascii="Arial" w:cs="Arial" w:eastAsia="Arial" w:hAnsi="Arial"/>
-              <w:b w:val="0"/>
-              <w:bCs w:val="0"/>
               <w:i w:val="0"/>
               <w:iCs w:val="0"/>
               <w:smallCaps w:val="0"/>
@@ -878,8 +865,6 @@
             <w:r>
               <w:rPr>
                 <w:rFonts w:ascii="Arial" w:cs="Arial" w:eastAsia="Arial" w:hAnsi="Arial"/>
-                <w:b w:val="0"/>
-                <w:bCs w:val="0"/>
                 <w:i w:val="0"/>
                 <w:iCs w:val="0"/>
                 <w:smallCaps w:val="1"/>
@@ -913,8 +898,6 @@
             <w:ind w:left="360" w:firstLine="0"/>
             <w:rPr>
               <w:rFonts w:ascii="Arial" w:cs="Arial" w:eastAsia="Arial" w:hAnsi="Arial"/>
-              <w:b w:val="0"/>
-              <w:bCs w:val="0"/>
               <w:i w:val="0"/>
               <w:iCs w:val="0"/>
               <w:smallCaps w:val="0"/>
@@ -931,8 +914,6 @@
             <w:r>
               <w:rPr>
                 <w:rFonts w:ascii="Arial" w:cs="Arial" w:eastAsia="Arial" w:hAnsi="Arial"/>
-                <w:b w:val="0"/>
-                <w:bCs w:val="0"/>
                 <w:i w:val="0"/>
                 <w:iCs w:val="0"/>
                 <w:smallCaps w:val="1"/>
@@ -983,8 +964,6 @@
             <w:r>
               <w:rPr>
                 <w:rFonts w:ascii="Arial" w:cs="Arial" w:eastAsia="Arial" w:hAnsi="Arial"/>
-                <w:b w:val="0"/>
-                <w:bCs w:val="0"/>
                 <w:i w:val="0"/>
                 <w:iCs w:val="0"/>
                 <w:smallCaps w:val="1"/>
@@ -1018,8 +997,6 @@
             <w:ind w:left="360" w:firstLine="0"/>
             <w:rPr>
               <w:rFonts w:ascii="Arial" w:cs="Arial" w:eastAsia="Arial" w:hAnsi="Arial"/>
-              <w:b w:val="0"/>
-              <w:bCs w:val="0"/>
               <w:i w:val="0"/>
               <w:iCs w:val="0"/>
               <w:smallCaps w:val="0"/>
@@ -1036,8 +1013,6 @@
             <w:r>
               <w:rPr>
                 <w:rFonts w:ascii="Arial" w:cs="Arial" w:eastAsia="Arial" w:hAnsi="Arial"/>
-                <w:b w:val="0"/>
-                <w:bCs w:val="0"/>
                 <w:i w:val="0"/>
                 <w:iCs w:val="0"/>
                 <w:smallCaps w:val="1"/>
@@ -1071,8 +1046,6 @@
             <w:ind w:left="360" w:firstLine="0"/>
             <w:rPr>
               <w:rFonts w:ascii="Arial" w:cs="Arial" w:eastAsia="Arial" w:hAnsi="Arial"/>
-              <w:b w:val="0"/>
-              <w:bCs w:val="0"/>
               <w:i w:val="0"/>
               <w:iCs w:val="0"/>
               <w:smallCaps w:val="0"/>
@@ -1089,8 +1062,6 @@
             <w:r>
               <w:rPr>
                 <w:rFonts w:ascii="Arial" w:cs="Arial" w:eastAsia="Arial" w:hAnsi="Arial"/>
-                <w:b w:val="0"/>
-                <w:bCs w:val="0"/>
                 <w:i w:val="0"/>
                 <w:iCs w:val="0"/>
                 <w:smallCaps w:val="0"/>
@@ -1124,8 +1095,6 @@
             <w:ind w:left="360" w:firstLine="0"/>
             <w:rPr>
               <w:rFonts w:ascii="Arial" w:cs="Arial" w:eastAsia="Arial" w:hAnsi="Arial"/>
-              <w:b w:val="0"/>
-              <w:bCs w:val="0"/>
               <w:i w:val="0"/>
               <w:iCs w:val="0"/>
               <w:smallCaps w:val="0"/>
@@ -1142,8 +1111,6 @@
             <w:r>
               <w:rPr>
                 <w:rFonts w:ascii="Arial" w:cs="Arial" w:eastAsia="Arial" w:hAnsi="Arial"/>
-                <w:b w:val="0"/>
-                <w:bCs w:val="0"/>
                 <w:i w:val="0"/>
                 <w:iCs w:val="0"/>
                 <w:smallCaps w:val="1"/>
@@ -1194,8 +1161,6 @@
             <w:r>
               <w:rPr>
                 <w:rFonts w:ascii="Arial" w:cs="Arial" w:eastAsia="Arial" w:hAnsi="Arial"/>
-                <w:b w:val="0"/>
-                <w:bCs w:val="0"/>
                 <w:i w:val="0"/>
                 <w:iCs w:val="0"/>
                 <w:smallCaps w:val="1"/>
@@ -1229,8 +1194,6 @@
             <w:ind w:left="360" w:firstLine="0"/>
             <w:rPr>
               <w:rFonts w:ascii="Arial" w:cs="Arial" w:eastAsia="Arial" w:hAnsi="Arial"/>
-              <w:b w:val="0"/>
-              <w:bCs w:val="0"/>
               <w:i w:val="0"/>
               <w:iCs w:val="0"/>
               <w:smallCaps w:val="0"/>
@@ -1247,8 +1210,6 @@
             <w:r>
               <w:rPr>
                 <w:rFonts w:ascii="Arial" w:cs="Arial" w:eastAsia="Arial" w:hAnsi="Arial"/>
-                <w:b w:val="0"/>
-                <w:bCs w:val="0"/>
                 <w:i w:val="0"/>
                 <w:iCs w:val="0"/>
                 <w:smallCaps w:val="1"/>
@@ -1282,8 +1243,6 @@
             <w:ind w:left="720" w:firstLine="0"/>
             <w:rPr>
               <w:rFonts w:ascii="Arial" w:cs="Arial" w:eastAsia="Arial" w:hAnsi="Arial"/>
-              <w:b w:val="0"/>
-              <w:bCs w:val="0"/>
               <w:i w:val="0"/>
               <w:iCs w:val="0"/>
               <w:smallCaps w:val="0"/>
@@ -1300,8 +1259,6 @@
             <w:r>
               <w:rPr>
                 <w:rFonts w:ascii="Arial" w:cs="Arial" w:eastAsia="Arial" w:hAnsi="Arial"/>
-                <w:b w:val="0"/>
-                <w:bCs w:val="0"/>
                 <w:i w:val="0"/>
                 <w:iCs w:val="0"/>
                 <w:smallCaps w:val="0"/>
@@ -1335,8 +1292,6 @@
             <w:ind w:left="720" w:firstLine="0"/>
             <w:rPr>
               <w:rFonts w:ascii="Arial" w:cs="Arial" w:eastAsia="Arial" w:hAnsi="Arial"/>
-              <w:b w:val="0"/>
-              <w:bCs w:val="0"/>
               <w:i w:val="0"/>
               <w:iCs w:val="0"/>
               <w:smallCaps w:val="0"/>
@@ -1353,8 +1308,6 @@
             <w:r>
               <w:rPr>
                 <w:rFonts w:ascii="Arial" w:cs="Arial" w:eastAsia="Arial" w:hAnsi="Arial"/>
-                <w:b w:val="0"/>
-                <w:bCs w:val="0"/>
                 <w:i w:val="0"/>
                 <w:iCs w:val="0"/>
                 <w:smallCaps w:val="0"/>
@@ -1388,8 +1341,6 @@
             <w:ind w:left="360" w:firstLine="0"/>
             <w:rPr>
               <w:rFonts w:ascii="Arial" w:cs="Arial" w:eastAsia="Arial" w:hAnsi="Arial"/>
-              <w:b w:val="0"/>
-              <w:bCs w:val="0"/>
               <w:i w:val="0"/>
               <w:iCs w:val="0"/>
               <w:smallCaps w:val="0"/>
@@ -1406,8 +1357,6 @@
             <w:r>
               <w:rPr>
                 <w:rFonts w:ascii="Arial" w:cs="Arial" w:eastAsia="Arial" w:hAnsi="Arial"/>
-                <w:b w:val="0"/>
-                <w:bCs w:val="0"/>
                 <w:i w:val="0"/>
                 <w:iCs w:val="0"/>
                 <w:smallCaps w:val="1"/>
@@ -1441,8 +1390,6 @@
             <w:ind w:left="720" w:firstLine="0"/>
             <w:rPr>
               <w:rFonts w:ascii="Arial" w:cs="Arial" w:eastAsia="Arial" w:hAnsi="Arial"/>
-              <w:b w:val="0"/>
-              <w:bCs w:val="0"/>
               <w:i w:val="0"/>
               <w:iCs w:val="0"/>
               <w:smallCaps w:val="0"/>
@@ -1459,8 +1406,6 @@
             <w:r>
               <w:rPr>
                 <w:rFonts w:ascii="Arial" w:cs="Arial" w:eastAsia="Arial" w:hAnsi="Arial"/>
-                <w:b w:val="0"/>
-                <w:bCs w:val="0"/>
                 <w:i w:val="0"/>
                 <w:iCs w:val="0"/>
                 <w:smallCaps w:val="0"/>
@@ -1494,8 +1439,6 @@
             <w:ind w:left="720" w:firstLine="0"/>
             <w:rPr>
               <w:rFonts w:ascii="Arial" w:cs="Arial" w:eastAsia="Arial" w:hAnsi="Arial"/>
-              <w:b w:val="0"/>
-              <w:bCs w:val="0"/>
               <w:i w:val="0"/>
               <w:iCs w:val="0"/>
               <w:smallCaps w:val="0"/>
@@ -1512,8 +1455,6 @@
             <w:r>
               <w:rPr>
                 <w:rFonts w:ascii="Arial" w:cs="Arial" w:eastAsia="Arial" w:hAnsi="Arial"/>
-                <w:b w:val="0"/>
-                <w:bCs w:val="0"/>
                 <w:i w:val="0"/>
                 <w:iCs w:val="0"/>
                 <w:smallCaps w:val="0"/>
@@ -1547,8 +1488,6 @@
             <w:ind w:left="360" w:firstLine="0"/>
             <w:rPr>
               <w:rFonts w:ascii="Arial" w:cs="Arial" w:eastAsia="Arial" w:hAnsi="Arial"/>
-              <w:b w:val="0"/>
-              <w:bCs w:val="0"/>
               <w:i w:val="0"/>
               <w:iCs w:val="0"/>
               <w:smallCaps w:val="0"/>
@@ -1565,8 +1504,6 @@
             <w:r>
               <w:rPr>
                 <w:rFonts w:ascii="Arial" w:cs="Arial" w:eastAsia="Arial" w:hAnsi="Arial"/>
-                <w:b w:val="0"/>
-                <w:bCs w:val="0"/>
                 <w:i w:val="0"/>
                 <w:iCs w:val="0"/>
                 <w:smallCaps w:val="0"/>
@@ -1600,8 +1537,6 @@
             <w:ind w:left="720" w:firstLine="0"/>
             <w:rPr>
               <w:rFonts w:ascii="Arial" w:cs="Arial" w:eastAsia="Arial" w:hAnsi="Arial"/>
-              <w:b w:val="0"/>
-              <w:bCs w:val="0"/>
               <w:i w:val="0"/>
               <w:iCs w:val="0"/>
               <w:smallCaps w:val="0"/>
@@ -1618,8 +1553,6 @@
             <w:r>
               <w:rPr>
                 <w:rFonts w:ascii="Arial" w:cs="Arial" w:eastAsia="Arial" w:hAnsi="Arial"/>
-                <w:b w:val="0"/>
-                <w:bCs w:val="0"/>
                 <w:i w:val="0"/>
                 <w:iCs w:val="0"/>
                 <w:smallCaps w:val="0"/>
@@ -1653,8 +1586,6 @@
             <w:ind w:left="720" w:firstLine="0"/>
             <w:rPr>
               <w:rFonts w:ascii="Arial" w:cs="Arial" w:eastAsia="Arial" w:hAnsi="Arial"/>
-              <w:b w:val="0"/>
-              <w:bCs w:val="0"/>
               <w:i w:val="0"/>
               <w:iCs w:val="0"/>
               <w:smallCaps w:val="0"/>
@@ -1671,8 +1602,6 @@
             <w:r>
               <w:rPr>
                 <w:rFonts w:ascii="Arial" w:cs="Arial" w:eastAsia="Arial" w:hAnsi="Arial"/>
-                <w:b w:val="0"/>
-                <w:bCs w:val="0"/>
                 <w:i w:val="0"/>
                 <w:iCs w:val="0"/>
                 <w:smallCaps w:val="0"/>
@@ -1706,8 +1635,6 @@
             <w:ind w:left="360" w:firstLine="0"/>
             <w:rPr>
               <w:rFonts w:ascii="Arial" w:cs="Arial" w:eastAsia="Arial" w:hAnsi="Arial"/>
-              <w:b w:val="0"/>
-              <w:bCs w:val="0"/>
               <w:i w:val="0"/>
               <w:iCs w:val="0"/>
               <w:smallCaps w:val="0"/>
@@ -1724,8 +1651,6 @@
             <w:r>
               <w:rPr>
                 <w:rFonts w:ascii="Arial" w:cs="Arial" w:eastAsia="Arial" w:hAnsi="Arial"/>
-                <w:b w:val="0"/>
-                <w:bCs w:val="0"/>
                 <w:i w:val="0"/>
                 <w:iCs w:val="0"/>
                 <w:smallCaps w:val="0"/>
@@ -1759,8 +1684,6 @@
             <w:ind w:left="720" w:firstLine="0"/>
             <w:rPr>
               <w:rFonts w:ascii="Arial" w:cs="Arial" w:eastAsia="Arial" w:hAnsi="Arial"/>
-              <w:b w:val="0"/>
-              <w:bCs w:val="0"/>
               <w:i w:val="0"/>
               <w:iCs w:val="0"/>
               <w:smallCaps w:val="0"/>
@@ -1777,8 +1700,6 @@
             <w:r>
               <w:rPr>
                 <w:rFonts w:ascii="Arial" w:cs="Arial" w:eastAsia="Arial" w:hAnsi="Arial"/>
-                <w:b w:val="0"/>
-                <w:bCs w:val="0"/>
                 <w:i w:val="0"/>
                 <w:iCs w:val="0"/>
                 <w:smallCaps w:val="0"/>
@@ -1812,8 +1733,6 @@
             <w:ind w:left="720" w:firstLine="0"/>
             <w:rPr>
               <w:rFonts w:ascii="Arial" w:cs="Arial" w:eastAsia="Arial" w:hAnsi="Arial"/>
-              <w:b w:val="0"/>
-              <w:bCs w:val="0"/>
               <w:i w:val="0"/>
               <w:iCs w:val="0"/>
               <w:smallCaps w:val="0"/>
@@ -1830,8 +1749,6 @@
             <w:r>
               <w:rPr>
                 <w:rFonts w:ascii="Arial" w:cs="Arial" w:eastAsia="Arial" w:hAnsi="Arial"/>
-                <w:b w:val="0"/>
-                <w:bCs w:val="0"/>
                 <w:i w:val="0"/>
                 <w:iCs w:val="0"/>
                 <w:smallCaps w:val="0"/>
@@ -1865,8 +1782,6 @@
             <w:ind w:left="360" w:firstLine="0"/>
             <w:rPr>
               <w:rFonts w:ascii="Arial" w:cs="Arial" w:eastAsia="Arial" w:hAnsi="Arial"/>
-              <w:b w:val="0"/>
-              <w:bCs w:val="0"/>
               <w:i w:val="0"/>
               <w:iCs w:val="0"/>
               <w:smallCaps w:val="0"/>
@@ -1883,8 +1798,6 @@
             <w:r>
               <w:rPr>
                 <w:rFonts w:ascii="Arial" w:cs="Arial" w:eastAsia="Arial" w:hAnsi="Arial"/>
-                <w:b w:val="0"/>
-                <w:bCs w:val="0"/>
                 <w:i w:val="0"/>
                 <w:iCs w:val="0"/>
                 <w:smallCaps w:val="0"/>
@@ -1918,8 +1831,6 @@
             <w:ind w:left="720" w:firstLine="0"/>
             <w:rPr>
               <w:rFonts w:ascii="Arial" w:cs="Arial" w:eastAsia="Arial" w:hAnsi="Arial"/>
-              <w:b w:val="0"/>
-              <w:bCs w:val="0"/>
               <w:i w:val="0"/>
               <w:iCs w:val="0"/>
               <w:smallCaps w:val="0"/>
@@ -1936,8 +1847,6 @@
             <w:r>
               <w:rPr>
                 <w:rFonts w:ascii="Arial" w:cs="Arial" w:eastAsia="Arial" w:hAnsi="Arial"/>
-                <w:b w:val="0"/>
-                <w:bCs w:val="0"/>
                 <w:i w:val="0"/>
                 <w:iCs w:val="0"/>
                 <w:smallCaps w:val="0"/>
@@ -1971,8 +1880,6 @@
             <w:ind w:left="720" w:firstLine="0"/>
             <w:rPr>
               <w:rFonts w:ascii="Arial" w:cs="Arial" w:eastAsia="Arial" w:hAnsi="Arial"/>
-              <w:b w:val="0"/>
-              <w:bCs w:val="0"/>
               <w:i w:val="0"/>
               <w:iCs w:val="0"/>
               <w:smallCaps w:val="0"/>
@@ -1989,8 +1896,6 @@
             <w:r>
               <w:rPr>
                 <w:rFonts w:ascii="Arial" w:cs="Arial" w:eastAsia="Arial" w:hAnsi="Arial"/>
-                <w:b w:val="0"/>
-                <w:bCs w:val="0"/>
                 <w:i w:val="0"/>
                 <w:iCs w:val="0"/>
                 <w:smallCaps w:val="0"/>
@@ -2024,8 +1929,6 @@
             <w:ind w:left="360" w:firstLine="0"/>
             <w:rPr>
               <w:rFonts w:ascii="Arial" w:cs="Arial" w:eastAsia="Arial" w:hAnsi="Arial"/>
-              <w:b w:val="0"/>
-              <w:bCs w:val="0"/>
               <w:i w:val="0"/>
               <w:iCs w:val="0"/>
               <w:smallCaps w:val="0"/>
@@ -2042,8 +1945,6 @@
             <w:r>
               <w:rPr>
                 <w:rFonts w:ascii="Arial" w:cs="Arial" w:eastAsia="Arial" w:hAnsi="Arial"/>
-                <w:b w:val="0"/>
-                <w:bCs w:val="0"/>
                 <w:i w:val="0"/>
                 <w:iCs w:val="0"/>
                 <w:smallCaps w:val="0"/>
@@ -2077,8 +1978,6 @@
             <w:ind w:left="720" w:firstLine="0"/>
             <w:rPr>
               <w:rFonts w:ascii="Arial" w:cs="Arial" w:eastAsia="Arial" w:hAnsi="Arial"/>
-              <w:b w:val="0"/>
-              <w:bCs w:val="0"/>
               <w:i w:val="0"/>
               <w:iCs w:val="0"/>
               <w:smallCaps w:val="0"/>
@@ -2095,8 +1994,6 @@
             <w:r>
               <w:rPr>
                 <w:rFonts w:ascii="Arial" w:cs="Arial" w:eastAsia="Arial" w:hAnsi="Arial"/>
-                <w:b w:val="0"/>
-                <w:bCs w:val="0"/>
                 <w:i w:val="0"/>
                 <w:iCs w:val="0"/>
                 <w:smallCaps w:val="0"/>
@@ -2130,8 +2027,6 @@
             <w:ind w:left="720" w:firstLine="0"/>
             <w:rPr>
               <w:rFonts w:ascii="Arial" w:cs="Arial" w:eastAsia="Arial" w:hAnsi="Arial"/>
-              <w:b w:val="0"/>
-              <w:bCs w:val="0"/>
               <w:i w:val="0"/>
               <w:iCs w:val="0"/>
               <w:smallCaps w:val="0"/>
@@ -2148,8 +2043,6 @@
             <w:r>
               <w:rPr>
                 <w:rFonts w:ascii="Arial" w:cs="Arial" w:eastAsia="Arial" w:hAnsi="Arial"/>
-                <w:b w:val="0"/>
-                <w:bCs w:val="0"/>
                 <w:i w:val="0"/>
                 <w:iCs w:val="0"/>
                 <w:smallCaps w:val="0"/>
@@ -2183,8 +2076,6 @@
             <w:ind w:left="360" w:firstLine="0"/>
             <w:rPr>
               <w:rFonts w:ascii="Arial" w:cs="Arial" w:eastAsia="Arial" w:hAnsi="Arial"/>
-              <w:b w:val="0"/>
-              <w:bCs w:val="0"/>
               <w:i w:val="0"/>
               <w:iCs w:val="0"/>
               <w:smallCaps w:val="0"/>
@@ -2201,8 +2092,6 @@
             <w:r>
               <w:rPr>
                 <w:rFonts w:ascii="Arial" w:cs="Arial" w:eastAsia="Arial" w:hAnsi="Arial"/>
-                <w:b w:val="0"/>
-                <w:bCs w:val="0"/>
                 <w:i w:val="0"/>
                 <w:iCs w:val="0"/>
                 <w:smallCaps w:val="0"/>
@@ -2236,8 +2125,6 @@
             <w:ind w:left="720" w:firstLine="0"/>
             <w:rPr>
               <w:rFonts w:ascii="Arial" w:cs="Arial" w:eastAsia="Arial" w:hAnsi="Arial"/>
-              <w:b w:val="0"/>
-              <w:bCs w:val="0"/>
               <w:i w:val="0"/>
               <w:iCs w:val="0"/>
               <w:smallCaps w:val="0"/>
@@ -2254,8 +2141,6 @@
             <w:r>
               <w:rPr>
                 <w:rFonts w:ascii="Arial" w:cs="Arial" w:eastAsia="Arial" w:hAnsi="Arial"/>
-                <w:b w:val="0"/>
-                <w:bCs w:val="0"/>
                 <w:i w:val="0"/>
                 <w:iCs w:val="0"/>
                 <w:smallCaps w:val="0"/>
@@ -2289,8 +2174,6 @@
             <w:ind w:left="720" w:firstLine="0"/>
             <w:rPr>
               <w:rFonts w:ascii="Arial" w:cs="Arial" w:eastAsia="Arial" w:hAnsi="Arial"/>
-              <w:b w:val="0"/>
-              <w:bCs w:val="0"/>
               <w:i w:val="0"/>
               <w:iCs w:val="0"/>
               <w:smallCaps w:val="0"/>
@@ -2307,8 +2190,6 @@
             <w:r>
               <w:rPr>
                 <w:rFonts w:ascii="Arial" w:cs="Arial" w:eastAsia="Arial" w:hAnsi="Arial"/>
-                <w:b w:val="0"/>
-                <w:bCs w:val="0"/>
                 <w:i w:val="0"/>
                 <w:iCs w:val="0"/>
                 <w:smallCaps w:val="0"/>
@@ -2342,8 +2223,6 @@
             <w:ind w:left="360" w:firstLine="0"/>
             <w:rPr>
               <w:rFonts w:ascii="Arial" w:cs="Arial" w:eastAsia="Arial" w:hAnsi="Arial"/>
-              <w:b w:val="0"/>
-              <w:bCs w:val="0"/>
               <w:i w:val="0"/>
               <w:iCs w:val="0"/>
               <w:smallCaps w:val="0"/>
@@ -2360,8 +2239,6 @@
             <w:r>
               <w:rPr>
                 <w:rFonts w:ascii="Arial" w:cs="Arial" w:eastAsia="Arial" w:hAnsi="Arial"/>
-                <w:b w:val="0"/>
-                <w:bCs w:val="0"/>
                 <w:i w:val="0"/>
                 <w:iCs w:val="0"/>
                 <w:smallCaps w:val="0"/>
@@ -2395,8 +2272,6 @@
             <w:ind w:left="720" w:firstLine="0"/>
             <w:rPr>
               <w:rFonts w:ascii="Arial" w:cs="Arial" w:eastAsia="Arial" w:hAnsi="Arial"/>
-              <w:b w:val="0"/>
-              <w:bCs w:val="0"/>
               <w:i w:val="0"/>
               <w:iCs w:val="0"/>
               <w:smallCaps w:val="0"/>
@@ -2413,8 +2288,6 @@
             <w:r>
               <w:rPr>
                 <w:rFonts w:ascii="Arial" w:cs="Arial" w:eastAsia="Arial" w:hAnsi="Arial"/>
-                <w:b w:val="0"/>
-                <w:bCs w:val="0"/>
                 <w:i w:val="0"/>
                 <w:iCs w:val="0"/>
                 <w:smallCaps w:val="0"/>
@@ -2448,8 +2321,6 @@
             <w:ind w:left="720" w:firstLine="0"/>
             <w:rPr>
               <w:rFonts w:ascii="Arial" w:cs="Arial" w:eastAsia="Arial" w:hAnsi="Arial"/>
-              <w:b w:val="0"/>
-              <w:bCs w:val="0"/>
               <w:i w:val="0"/>
               <w:iCs w:val="0"/>
               <w:smallCaps w:val="0"/>
@@ -2466,8 +2337,6 @@
             <w:r>
               <w:rPr>
                 <w:rFonts w:ascii="Arial" w:cs="Arial" w:eastAsia="Arial" w:hAnsi="Arial"/>
-                <w:b w:val="0"/>
-                <w:bCs w:val="0"/>
                 <w:i w:val="0"/>
                 <w:iCs w:val="0"/>
                 <w:smallCaps w:val="0"/>
@@ -2518,8 +2387,6 @@
             <w:r>
               <w:rPr>
                 <w:rFonts w:ascii="Arial" w:cs="Arial" w:eastAsia="Arial" w:hAnsi="Arial"/>
-                <w:b w:val="0"/>
-                <w:bCs w:val="0"/>
                 <w:i w:val="0"/>
                 <w:iCs w:val="0"/>
                 <w:smallCaps w:val="1"/>
@@ -2553,8 +2420,6 @@
             <w:ind w:left="360" w:firstLine="0"/>
             <w:rPr>
               <w:rFonts w:ascii="Arial" w:cs="Arial" w:eastAsia="Arial" w:hAnsi="Arial"/>
-              <w:b w:val="0"/>
-              <w:bCs w:val="0"/>
               <w:i w:val="0"/>
               <w:iCs w:val="0"/>
               <w:smallCaps w:val="0"/>
@@ -2571,8 +2436,6 @@
             <w:r>
               <w:rPr>
                 <w:rFonts w:ascii="Arial" w:cs="Arial" w:eastAsia="Arial" w:hAnsi="Arial"/>
-                <w:b w:val="0"/>
-                <w:bCs w:val="0"/>
                 <w:i w:val="0"/>
                 <w:iCs w:val="0"/>
                 <w:smallCaps w:val="1"/>
@@ -2606,8 +2469,6 @@
             <w:ind w:left="360" w:firstLine="0"/>
             <w:rPr>
               <w:rFonts w:ascii="Arial" w:cs="Arial" w:eastAsia="Arial" w:hAnsi="Arial"/>
-              <w:b w:val="0"/>
-              <w:bCs w:val="0"/>
               <w:i w:val="0"/>
               <w:iCs w:val="0"/>
               <w:smallCaps w:val="0"/>
@@ -2624,8 +2485,6 @@
             <w:r>
               <w:rPr>
                 <w:rFonts w:ascii="Arial" w:cs="Arial" w:eastAsia="Arial" w:hAnsi="Arial"/>
-                <w:b w:val="0"/>
-                <w:bCs w:val="0"/>
                 <w:i w:val="0"/>
                 <w:iCs w:val="0"/>
                 <w:smallCaps w:val="0"/>
@@ -3792,6 +3651,21 @@
     <w:p>
       <w:pPr>
         <w:spacing w:after="240" w:before="240" w:lineRule="auto"/>
+        <w:rPr>
+          <w:rFonts w:ascii="Arial" w:cs="Arial" w:eastAsia="Arial" w:hAnsi="Arial"/>
+        </w:rPr>
+      </w:pPr>
+      <w:r>
+        <w:rPr>
+          <w:rFonts w:ascii="Arial" w:cs="Arial" w:eastAsia="Arial" w:hAnsi="Arial"/>
+          <w:rtl w:val="0"/>
+        </w:rPr>
+        <w:t xml:space="preserve">La solución se organiza bajo una arquitectura de tres capas: presentación (HTML, CSS, JavaScript), negocio (Python/Django) y datos (PostgreSQL), gestionando el código fuente mediante Git y GitHub para el trabajo colaborativo del equipo. </w:t>
+      </w:r>
+    </w:p>
+    <w:p>
+      <w:pPr>
+        <w:spacing w:after="240" w:before="240" w:lineRule="auto"/>
         <w:ind w:left="720" w:firstLine="0"/>
         <w:rPr>
           <w:rFonts w:ascii="Arial" w:cs="Arial" w:eastAsia="Arial" w:hAnsi="Arial"/>
@@ -3873,7 +3747,9 @@
     </w:p>
     <w:p>
       <w:pPr>
-        <w:rPr/>
+        <w:rPr>
+          <w:rFonts w:ascii="Arial" w:cs="Arial" w:eastAsia="Arial" w:hAnsi="Arial"/>
+        </w:rPr>
       </w:pPr>
       <w:r>
         <w:rPr>
@@ -4202,7 +4078,21 @@
           <w:rFonts w:ascii="Arial" w:cs="Arial" w:eastAsia="Arial" w:hAnsi="Arial"/>
           <w:rtl w:val="0"/>
         </w:rPr>
-        <w:t xml:space="preserve">El proyecto está pensado para la Sede Alameda, pero el stack elegido (Django y PostgreSQL) sí aguanta crecer a nivel nacional más adelante. Para eso habría que ajustar algunas cosas que hoy quedan fuera del alcance del MVP: separar los datos por sede en el modelo de base de datos, mejorar la infraestructura para soportar más carga simultánea, y mover el envío de correos a un proceso en segundo plano para no afectar el rendimiento con envíos masivos. El equipo tiene manejo básico de AWS y Google Cloud, por lo que un despliegue en la nube sería viable en una etapa posterior; por ahora se optó por no incorporarlo al alcance del MVP, priorizando primero la solidez funcional de la plataforma. Ninguno de estos cambios significa partir de cero: se construyen sobre los mismos controles de concurrencia y duplicados que ya se definieron para el MVP.  </w:t>
+        <w:t xml:space="preserve">El proyecto está pensado para la Sede Alameda, pero el stack elegido (Django y PostgreSQL) sí aguanta crecer a nivel nacional más adelante. Para eso habría que ajustar algunas cosas que hoy quedan fuera del alcance del MVP: separar los datos por sede en el modelo de base de datos, mejorar la infraestructura para soportar más carga simultánea, y mover el envío de correos a un proceso en segundo plano para no afectar el rendimiento con envíos masivos. El equipo tiene manejo básico de AWS y Google Cloud, por lo que un despliegue en la nube sería viable en una etapa posterior; por ahora se optó por no incorporarlo al alcance del MVP, priorizando primero la solidez funcional de la plataforma. Ninguno de estos cambios </w:t>
+      </w:r>
+      <w:r>
+        <w:rPr>
+          <w:rFonts w:ascii="Arial" w:cs="Arial" w:eastAsia="Arial" w:hAnsi="Arial"/>
+          <w:rtl w:val="0"/>
+        </w:rPr>
+        <w:t xml:space="preserve">significa</w:t>
+      </w:r>
+      <w:r>
+        <w:rPr>
+          <w:rFonts w:ascii="Arial" w:cs="Arial" w:eastAsia="Arial" w:hAnsi="Arial"/>
+          <w:rtl w:val="0"/>
+        </w:rPr>
+        <w:t xml:space="preserve"> partir de cero: se construyen sobre los mismos controles de concurrencia y duplicados que ya se definieron para el MVP.  </w:t>
       </w:r>
     </w:p>
     <w:p>
@@ -6418,17 +6308,14 @@
       <w:r>
         <w:rPr>
           <w:rFonts w:ascii="Arial" w:cs="Arial" w:eastAsia="Arial" w:hAnsi="Arial"/>
-          <w:smallCaps w:val="0"/>
-          <w:strike w:val="0"/>
-          <w:color w:val="000000"/>
-          <w:sz w:val="22"/>
-          <w:szCs w:val="22"/>
-          <w:u w:val="none"/>
-          <w:shd w:fill="auto" w:val="clear"/>
-          <w:vertAlign w:val="baseline"/>
-          <w:rtl w:val="0"/>
-        </w:rPr>
-        <w:t xml:space="preserve">Los intentos de registro duplicado detectados en el caso de uso CU-02 quedan en este mismo historial, sin mezclarse con la asistencia real.</w:t>
+          <w:rtl w:val="0"/>
+        </w:rPr>
+        <w:t xml:space="preserve">Los intentos de registro de asistencia duplicada quedan en este mismo historial, sin mezclarse con la asistencia real. </w:t>
+      </w:r>
+      <w:r>
+        <w:rPr>
+          <w:rtl w:val="0"/>
+        </w:rPr>
       </w:r>
     </w:p>
     <w:p>
@@ -6502,7 +6389,21 @@
           <w:rFonts w:ascii="Arial" w:cs="Arial" w:eastAsia="Arial" w:hAnsi="Arial"/>
           <w:rtl w:val="0"/>
         </w:rPr>
-        <w:t xml:space="preserve">Como administrador quiero que el sistema respalde automáticamente la información para no depender de un solo dispositivo si algo falla.</w:t>
+        <w:t xml:space="preserve">Como administrador quiero que el sistema </w:t>
+      </w:r>
+      <w:r>
+        <w:rPr>
+          <w:rFonts w:ascii="Arial" w:cs="Arial" w:eastAsia="Arial" w:hAnsi="Arial"/>
+          <w:rtl w:val="0"/>
+        </w:rPr>
+        <w:t xml:space="preserve">respalde</w:t>
+      </w:r>
+      <w:r>
+        <w:rPr>
+          <w:rFonts w:ascii="Arial" w:cs="Arial" w:eastAsia="Arial" w:hAnsi="Arial"/>
+          <w:rtl w:val="0"/>
+        </w:rPr>
+        <w:t xml:space="preserve"> automáticamente la información para no depender de un solo dispositivo si algo falla.</w:t>
       </w:r>
     </w:p>
     <w:p>
@@ -6755,22 +6656,12 @@
           <w:rFonts w:ascii="Arial" w:cs="Arial" w:eastAsia="Arial" w:hAnsi="Arial"/>
           <w:rtl w:val="0"/>
         </w:rPr>
-        <w:t xml:space="preserve">La plataforma debe ser accesible mediante navegador web desde los equipos utilizados por el Punto Estudiantil, sin requerir la instalación de una aplicación cliente adicional. </w:t>
-      </w:r>
-      <w:r>
-        <w:rPr>
-          <w:rFonts w:ascii="Arial" w:cs="Arial" w:eastAsia="Arial" w:hAnsi="Arial"/>
-          <w:smallCaps w:val="0"/>
-          <w:strike w:val="0"/>
-          <w:color w:val="000000"/>
-          <w:sz w:val="22"/>
-          <w:szCs w:val="22"/>
-          <w:u w:val="none"/>
-          <w:shd w:fill="auto" w:val="clear"/>
-          <w:vertAlign w:val="baseline"/>
-          <w:rtl w:val="0"/>
-        </w:rPr>
-        <w:t xml:space="preserve">.</w:t>
+        <w:t xml:space="preserve">La plataforma debe ser accesible mediante navegador web desde los equipos utilizados por el Punto Estudiantil, sin requerir la instalación de una aplicación cliente adicional.</w:t>
+      </w:r>
+      <w:r>
+        <w:rPr>
+          <w:rtl w:val="0"/>
+        </w:rPr>
       </w:r>
     </w:p>
     <w:p>
@@ -7193,6 +7084,46 @@
                 <w:rtl w:val="0"/>
               </w:rPr>
               <w:t xml:space="preserve">Épica 008 – Respaldo y continuidad de datos </w:t>
+            </w:r>
+          </w:p>
+        </w:tc>
+        <w:tc>
+          <w:tcPr/>
+          <w:p>
+            <w:pPr>
+              <w:rPr>
+                <w:rFonts w:ascii="Arial" w:cs="Arial" w:eastAsia="Arial" w:hAnsi="Arial"/>
+              </w:rPr>
+            </w:pPr>
+            <w:r>
+              <w:rPr>
+                <w:rFonts w:ascii="Arial" w:cs="Arial" w:eastAsia="Arial" w:hAnsi="Arial"/>
+                <w:rtl w:val="0"/>
+              </w:rPr>
+              <w:t xml:space="preserve">3</w:t>
+            </w:r>
+          </w:p>
+        </w:tc>
+      </w:tr>
+      <w:tr>
+        <w:trPr>
+          <w:cantSplit w:val="0"/>
+          <w:tblHeader w:val="0"/>
+        </w:trPr>
+        <w:tc>
+          <w:tcPr/>
+          <w:p>
+            <w:pPr>
+              <w:rPr>
+                <w:rFonts w:ascii="Arial" w:cs="Arial" w:eastAsia="Arial" w:hAnsi="Arial"/>
+              </w:rPr>
+            </w:pPr>
+            <w:r>
+              <w:rPr>
+                <w:rFonts w:ascii="Arial" w:cs="Arial" w:eastAsia="Arial" w:hAnsi="Arial"/>
+                <w:rtl w:val="0"/>
+              </w:rPr>
+              <w:t xml:space="preserve">integración y pruebas finales </w:t>
             </w:r>
           </w:p>
         </w:tc>
@@ -9099,8 +9030,84 @@
           <w:szCs w:val="22"/>
         </w:rPr>
       </w:pPr>
-      <w:bookmarkStart w:colFirst="0" w:colLast="0" w:name="_heading=h.rzeyq58l22hl" w:id="20"/>
+      <w:bookmarkStart w:colFirst="0" w:colLast="0" w:name="_heading=h.q5tera5q4dky" w:id="20"/>
       <w:bookmarkEnd w:id="20"/>
+      <w:r>
+        <w:rPr>
+          <w:rtl w:val="0"/>
+        </w:rPr>
+      </w:r>
+    </w:p>
+    <w:p>
+      <w:pPr>
+        <w:rPr>
+          <w:rFonts w:ascii="Arial" w:cs="Arial" w:eastAsia="Arial" w:hAnsi="Arial"/>
+        </w:rPr>
+      </w:pPr>
+      <w:r>
+        <w:rPr>
+          <w:rtl w:val="0"/>
+        </w:rPr>
+      </w:r>
+    </w:p>
+    <w:p>
+      <w:pPr>
+        <w:rPr>
+          <w:rFonts w:ascii="Arial" w:cs="Arial" w:eastAsia="Arial" w:hAnsi="Arial"/>
+        </w:rPr>
+      </w:pPr>
+      <w:r>
+        <w:rPr>
+          <w:rtl w:val="0"/>
+        </w:rPr>
+      </w:r>
+    </w:p>
+    <w:p>
+      <w:pPr>
+        <w:rPr>
+          <w:rFonts w:ascii="Arial" w:cs="Arial" w:eastAsia="Arial" w:hAnsi="Arial"/>
+        </w:rPr>
+      </w:pPr>
+      <w:r>
+        <w:rPr>
+          <w:rtl w:val="0"/>
+        </w:rPr>
+      </w:r>
+    </w:p>
+    <w:p>
+      <w:pPr>
+        <w:rPr>
+          <w:rFonts w:ascii="Arial" w:cs="Arial" w:eastAsia="Arial" w:hAnsi="Arial"/>
+        </w:rPr>
+      </w:pPr>
+      <w:r>
+        <w:rPr>
+          <w:rtl w:val="0"/>
+        </w:rPr>
+      </w:r>
+    </w:p>
+    <w:p>
+      <w:pPr>
+        <w:rPr>
+          <w:rFonts w:ascii="Arial" w:cs="Arial" w:eastAsia="Arial" w:hAnsi="Arial"/>
+        </w:rPr>
+      </w:pPr>
+      <w:r>
+        <w:rPr>
+          <w:rFonts w:ascii="Arial" w:cs="Arial" w:eastAsia="Arial" w:hAnsi="Arial"/>
+          <w:i w:val="1"/>
+          <w:iCs w:val="1"/>
+          <w:rtl w:val="0"/>
+        </w:rPr>
+        <w:t xml:space="preserve">La semana 14 se reserva para integración y pruebas finales del conjunto de épicas.</w:t>
+      </w:r>
+      <w:r>
+        <w:rPr>
+          <w:rFonts w:ascii="Arial" w:cs="Arial" w:eastAsia="Arial" w:hAnsi="Arial"/>
+          <w:rtl w:val="0"/>
+        </w:rPr>
+        <w:t xml:space="preserve"> </w:t>
+      </w:r>
       <w:r>
         <w:rPr>
           <w:rtl w:val="0"/>
@@ -11280,7 +11287,7 @@
 
 <file path=customXML/item1.xml><?xml version="1.0" encoding="utf-8"?>
 <go:gDocsCustomXmlDataStorage xmlns:go="http://customooxmlschemas.google.com/" xmlns:r="http://schemas.openxmlformats.org/officeDocument/2006/relationships" uri="GoogleDocsCustomDataVersion2">
-  <go:docsCustomData xmlns:go="http://customooxmlschemas.google.com/" roundtripDataSignature="AMtx7mjowHyF1mqL0GvjejWCs9hCrfLM5A==">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</go:docsCustomData>
+  <go:docsCustomData xmlns:go="http://customooxmlschemas.google.com/" roundtripDataSignature="AMtx7mj3ee0yLJNDA1SHeGsmr323yX3lXQ==">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</go:docsCustomData>
 </go:gDocsCustomXmlDataStorage>
 </file>
 
